--- a/docs/tables/whole/sec4_grade_3_aes.docx
+++ b/docs/tables/whole/sec4_grade_3_aes.docx
@@ -838,7 +838,7 @@
                 <w:szCs w:val="22"/>
                 <w:color w:val="000000"/>
               </w:rPr>
-              <w:t xml:space="preserve">323</w:t>
+              <w:t xml:space="preserve">322</w:t>
             </w:r>
           </w:p>
         </w:tc>
@@ -891,7 +891,7 @@
                 <w:szCs w:val="22"/>
                 <w:color w:val="000000"/>
               </w:rPr>
-              <w:t xml:space="preserve">1.36</w:t>
+              <w:t xml:space="preserve">1.37</w:t>
             </w:r>
           </w:p>
         </w:tc>
@@ -944,7 +944,7 @@
                 <w:szCs w:val="22"/>
                 <w:color w:val="000000"/>
               </w:rPr>
-              <w:t xml:space="preserve">1.17, 1.58</w:t>
+              <w:t xml:space="preserve">1.17, 1.59</w:t>
             </w:r>
           </w:p>
         </w:tc>
@@ -1050,7 +1050,7 @@
                 <w:szCs w:val="22"/>
                 <w:color w:val="000000"/>
               </w:rPr>
-              <w:t xml:space="preserve">323</w:t>
+              <w:t xml:space="preserve">322</w:t>
             </w:r>
           </w:p>
         </w:tc>
@@ -1156,7 +1156,7 @@
                 <w:szCs w:val="22"/>
                 <w:color w:val="000000"/>
               </w:rPr>
-              <w:t xml:space="preserve">1.44, 2.55</w:t>
+              <w:t xml:space="preserve">1.44, 2.56</w:t>
             </w:r>
           </w:p>
         </w:tc>
@@ -1321,7 +1321,7 @@
                 <w:szCs w:val="22"/>
                 <w:color w:val="000000"/>
               </w:rPr>
-              <w:t xml:space="preserve">323</w:t>
+              <w:t xml:space="preserve">322</w:t>
             </w:r>
           </w:p>
         </w:tc>
@@ -1480,60 +1480,60 @@
                 <w:szCs w:val="22"/>
                 <w:color w:val="000000"/>
               </w:rPr>
-              <w:t xml:space="preserve">0.160</w:t>
-            </w:r>
-          </w:p>
-        </w:tc>
-        <w:tc>
-          <w:tcPr>
-            <w:tcBorders>
-              <w:bottom w:val="none" w:sz="0" w:space="0" w:color="000000"/>
-              <w:top w:val="none" w:sz="0" w:space="0" w:color="000000"/>
-              <w:left w:val="none" w:sz="0" w:space="0" w:color="000000"/>
-              <w:right w:val="none" w:sz="0" w:space="0" w:color="000000"/>
-            </w:tcBorders>
-            <w:shd w:val="clear" w:color="auto" w:fill="FFFFFF"/>
-            <w:tcMar>
-              <w:top w:w="0" w:type="dxa"/>
-              <w:bottom w:w="0" w:type="dxa"/>
-              <w:left w:w="0" w:type="dxa"/>
-              <w:right w:w="0" w:type="dxa"/>
-            </w:tcMar>
-            <w:vAlign w:val="top"/>
-          </w:tcPr>
-          <w:p>
-            <w:pPr>
-              <w:pStyle w:val="Normal"/>
-              <w:jc w:val="center"/>
-              <w:pBdr>
-                <w:bottom w:val="none" w:sz="0" w:space="0" w:color="000000"/>
-                <w:top w:val="none" w:sz="0" w:space="0" w:color="000000"/>
-                <w:left w:val="none" w:sz="0" w:space="0" w:color="000000"/>
-                <w:right w:val="none" w:sz="0" w:space="0" w:color="000000"/>
-              </w:pBdr>
-              <w:spacing w:after="100" w:before="100" w:line="240"/>
-              <w:ind w:left="100" w:right="100" w:firstLine="0" w:firstLineChars="0"/>
-              <w:rPr>
-                <w:rFonts w:ascii="Helvetica" w:hAnsi="Helvetica" w:eastAsia="Helvetica" w:cs="Helvetica"/>
-                <w:i w:val="false"/>
-                <w:b w:val="false"/>
-                <w:u w:val="none"/>
-                <w:sz w:val="22"/>
-                <w:szCs w:val="22"/>
-                <w:color w:val="000000"/>
-              </w:rPr>
-            </w:pPr>
-            <w:r>
-              <w:rPr>
-                <w:rFonts w:ascii="Helvetica" w:hAnsi="Helvetica" w:eastAsia="Helvetica" w:cs="Helvetica"/>
-                <w:i w:val="false"/>
-                <w:b w:val="false"/>
-                <w:u w:val="none"/>
-                <w:sz w:val="22"/>
-                <w:szCs w:val="22"/>
-                <w:color w:val="000000"/>
-              </w:rPr>
-              <w:t xml:space="preserve">323</w:t>
+              <w:t xml:space="preserve">0.180</w:t>
+            </w:r>
+          </w:p>
+        </w:tc>
+        <w:tc>
+          <w:tcPr>
+            <w:tcBorders>
+              <w:bottom w:val="none" w:sz="0" w:space="0" w:color="000000"/>
+              <w:top w:val="none" w:sz="0" w:space="0" w:color="000000"/>
+              <w:left w:val="none" w:sz="0" w:space="0" w:color="000000"/>
+              <w:right w:val="none" w:sz="0" w:space="0" w:color="000000"/>
+            </w:tcBorders>
+            <w:shd w:val="clear" w:color="auto" w:fill="FFFFFF"/>
+            <w:tcMar>
+              <w:top w:w="0" w:type="dxa"/>
+              <w:bottom w:w="0" w:type="dxa"/>
+              <w:left w:w="0" w:type="dxa"/>
+              <w:right w:w="0" w:type="dxa"/>
+            </w:tcMar>
+            <w:vAlign w:val="top"/>
+          </w:tcPr>
+          <w:p>
+            <w:pPr>
+              <w:pStyle w:val="Normal"/>
+              <w:jc w:val="center"/>
+              <w:pBdr>
+                <w:bottom w:val="none" w:sz="0" w:space="0" w:color="000000"/>
+                <w:top w:val="none" w:sz="0" w:space="0" w:color="000000"/>
+                <w:left w:val="none" w:sz="0" w:space="0" w:color="000000"/>
+                <w:right w:val="none" w:sz="0" w:space="0" w:color="000000"/>
+              </w:pBdr>
+              <w:spacing w:after="100" w:before="100" w:line="240"/>
+              <w:ind w:left="100" w:right="100" w:firstLine="0" w:firstLineChars="0"/>
+              <w:rPr>
+                <w:rFonts w:ascii="Helvetica" w:hAnsi="Helvetica" w:eastAsia="Helvetica" w:cs="Helvetica"/>
+                <w:i w:val="false"/>
+                <w:b w:val="false"/>
+                <w:u w:val="none"/>
+                <w:sz w:val="22"/>
+                <w:szCs w:val="22"/>
+                <w:color w:val="000000"/>
+              </w:rPr>
+            </w:pPr>
+            <w:r>
+              <w:rPr>
+                <w:rFonts w:ascii="Helvetica" w:hAnsi="Helvetica" w:eastAsia="Helvetica" w:cs="Helvetica"/>
+                <w:i w:val="false"/>
+                <w:b w:val="false"/>
+                <w:u w:val="none"/>
+                <w:sz w:val="22"/>
+                <w:szCs w:val="22"/>
+                <w:color w:val="000000"/>
+              </w:rPr>
+              <w:t xml:space="preserve">322</w:t>
             </w:r>
           </w:p>
         </w:tc>
@@ -1692,7 +1692,7 @@
                 <w:szCs w:val="22"/>
                 <w:color w:val="000000"/>
               </w:rPr>
-              <w:t xml:space="preserve">0.780</w:t>
+              <w:t xml:space="preserve">0.840</w:t>
             </w:r>
           </w:p>
         </w:tc>
@@ -1804,7 +1804,7 @@
                 <w:szCs w:val="22"/>
                 <w:color w:val="000000"/>
               </w:rPr>
-              <w:t xml:space="preserve">323</w:t>
+              <w:t xml:space="preserve">322</w:t>
             </w:r>
           </w:p>
         </w:tc>
@@ -2016,7 +2016,7 @@
                 <w:szCs w:val="22"/>
                 <w:color w:val="000000"/>
               </w:rPr>
-              <w:t xml:space="preserve">323</w:t>
+              <w:t xml:space="preserve">322</w:t>
             </w:r>
           </w:p>
         </w:tc>
@@ -2823,113 +2823,113 @@
                 <w:szCs w:val="22"/>
                 <w:color w:val="000000"/>
               </w:rPr>
-              <w:t xml:space="preserve">1.53</w:t>
-            </w:r>
-          </w:p>
-        </w:tc>
-        <w:tc>
-          <w:tcPr>
-            <w:tcBorders>
-              <w:bottom w:val="none" w:sz="0" w:space="0" w:color="000000"/>
-              <w:top w:val="none" w:sz="0" w:space="0" w:color="000000"/>
-              <w:left w:val="none" w:sz="0" w:space="0" w:color="000000"/>
-              <w:right w:val="none" w:sz="0" w:space="0" w:color="000000"/>
-            </w:tcBorders>
-            <w:shd w:val="clear" w:color="auto" w:fill="FFFFFF"/>
-            <w:tcMar>
-              <w:top w:w="0" w:type="dxa"/>
-              <w:bottom w:w="0" w:type="dxa"/>
-              <w:left w:w="0" w:type="dxa"/>
-              <w:right w:w="0" w:type="dxa"/>
-            </w:tcMar>
-            <w:vAlign w:val="top"/>
-          </w:tcPr>
-          <w:p>
-            <w:pPr>
-              <w:pStyle w:val="Normal"/>
-              <w:jc w:val="center"/>
-              <w:pBdr>
-                <w:bottom w:val="none" w:sz="0" w:space="0" w:color="000000"/>
-                <w:top w:val="none" w:sz="0" w:space="0" w:color="000000"/>
-                <w:left w:val="none" w:sz="0" w:space="0" w:color="000000"/>
-                <w:right w:val="none" w:sz="0" w:space="0" w:color="000000"/>
-              </w:pBdr>
-              <w:spacing w:after="100" w:before="100" w:line="240"/>
-              <w:ind w:left="100" w:right="100" w:firstLine="0" w:firstLineChars="0"/>
-              <w:rPr>
-                <w:rFonts w:ascii="Helvetica" w:hAnsi="Helvetica" w:eastAsia="Helvetica" w:cs="Helvetica"/>
-                <w:i w:val="false"/>
-                <w:b w:val="false"/>
-                <w:u w:val="none"/>
-                <w:sz w:val="22"/>
-                <w:szCs w:val="22"/>
-                <w:color w:val="000000"/>
-              </w:rPr>
-            </w:pPr>
-            <w:r>
-              <w:rPr>
-                <w:rFonts w:ascii="Helvetica" w:hAnsi="Helvetica" w:eastAsia="Helvetica" w:cs="Helvetica"/>
-                <w:i w:val="false"/>
-                <w:b w:val="false"/>
-                <w:u w:val="none"/>
-                <w:sz w:val="22"/>
-                <w:szCs w:val="22"/>
-                <w:color w:val="000000"/>
-              </w:rPr>
-              <w:t xml:space="preserve">0.84, 2.77</w:t>
-            </w:r>
-          </w:p>
-        </w:tc>
-        <w:tc>
-          <w:tcPr>
-            <w:tcBorders>
-              <w:bottom w:val="none" w:sz="0" w:space="0" w:color="000000"/>
-              <w:top w:val="none" w:sz="0" w:space="0" w:color="000000"/>
-              <w:left w:val="none" w:sz="0" w:space="0" w:color="000000"/>
-              <w:right w:val="none" w:sz="0" w:space="0" w:color="000000"/>
-            </w:tcBorders>
-            <w:shd w:val="clear" w:color="auto" w:fill="FFFFFF"/>
-            <w:tcMar>
-              <w:top w:w="0" w:type="dxa"/>
-              <w:bottom w:w="0" w:type="dxa"/>
-              <w:left w:w="0" w:type="dxa"/>
-              <w:right w:w="0" w:type="dxa"/>
-            </w:tcMar>
-            <w:vAlign w:val="top"/>
-          </w:tcPr>
-          <w:p>
-            <w:pPr>
-              <w:pStyle w:val="Normal"/>
-              <w:jc w:val="center"/>
-              <w:pBdr>
-                <w:bottom w:val="none" w:sz="0" w:space="0" w:color="000000"/>
-                <w:top w:val="none" w:sz="0" w:space="0" w:color="000000"/>
-                <w:left w:val="none" w:sz="0" w:space="0" w:color="000000"/>
-                <w:right w:val="none" w:sz="0" w:space="0" w:color="000000"/>
-              </w:pBdr>
-              <w:spacing w:after="100" w:before="100" w:line="240"/>
-              <w:ind w:left="100" w:right="100" w:firstLine="0" w:firstLineChars="0"/>
-              <w:rPr>
-                <w:rFonts w:ascii="Helvetica" w:hAnsi="Helvetica" w:eastAsia="Helvetica" w:cs="Helvetica"/>
-                <w:i w:val="false"/>
-                <w:b w:val="false"/>
-                <w:u w:val="none"/>
-                <w:sz w:val="22"/>
-                <w:szCs w:val="22"/>
-                <w:color w:val="000000"/>
-              </w:rPr>
-            </w:pPr>
-            <w:r>
-              <w:rPr>
-                <w:rFonts w:ascii="Helvetica" w:hAnsi="Helvetica" w:eastAsia="Helvetica" w:cs="Helvetica"/>
-                <w:i w:val="false"/>
-                <w:b w:val="false"/>
-                <w:u w:val="none"/>
-                <w:sz w:val="22"/>
-                <w:szCs w:val="22"/>
-                <w:color w:val="000000"/>
-              </w:rPr>
-              <w:t xml:space="preserve">0.160</w:t>
+              <w:t xml:space="preserve">1.50</w:t>
+            </w:r>
+          </w:p>
+        </w:tc>
+        <w:tc>
+          <w:tcPr>
+            <w:tcBorders>
+              <w:bottom w:val="none" w:sz="0" w:space="0" w:color="000000"/>
+              <w:top w:val="none" w:sz="0" w:space="0" w:color="000000"/>
+              <w:left w:val="none" w:sz="0" w:space="0" w:color="000000"/>
+              <w:right w:val="none" w:sz="0" w:space="0" w:color="000000"/>
+            </w:tcBorders>
+            <w:shd w:val="clear" w:color="auto" w:fill="FFFFFF"/>
+            <w:tcMar>
+              <w:top w:w="0" w:type="dxa"/>
+              <w:bottom w:w="0" w:type="dxa"/>
+              <w:left w:w="0" w:type="dxa"/>
+              <w:right w:w="0" w:type="dxa"/>
+            </w:tcMar>
+            <w:vAlign w:val="top"/>
+          </w:tcPr>
+          <w:p>
+            <w:pPr>
+              <w:pStyle w:val="Normal"/>
+              <w:jc w:val="center"/>
+              <w:pBdr>
+                <w:bottom w:val="none" w:sz="0" w:space="0" w:color="000000"/>
+                <w:top w:val="none" w:sz="0" w:space="0" w:color="000000"/>
+                <w:left w:val="none" w:sz="0" w:space="0" w:color="000000"/>
+                <w:right w:val="none" w:sz="0" w:space="0" w:color="000000"/>
+              </w:pBdr>
+              <w:spacing w:after="100" w:before="100" w:line="240"/>
+              <w:ind w:left="100" w:right="100" w:firstLine="0" w:firstLineChars="0"/>
+              <w:rPr>
+                <w:rFonts w:ascii="Helvetica" w:hAnsi="Helvetica" w:eastAsia="Helvetica" w:cs="Helvetica"/>
+                <w:i w:val="false"/>
+                <w:b w:val="false"/>
+                <w:u w:val="none"/>
+                <w:sz w:val="22"/>
+                <w:szCs w:val="22"/>
+                <w:color w:val="000000"/>
+              </w:rPr>
+            </w:pPr>
+            <w:r>
+              <w:rPr>
+                <w:rFonts w:ascii="Helvetica" w:hAnsi="Helvetica" w:eastAsia="Helvetica" w:cs="Helvetica"/>
+                <w:i w:val="false"/>
+                <w:b w:val="false"/>
+                <w:u w:val="none"/>
+                <w:sz w:val="22"/>
+                <w:szCs w:val="22"/>
+                <w:color w:val="000000"/>
+              </w:rPr>
+              <w:t xml:space="preserve">0.83, 2.71</w:t>
+            </w:r>
+          </w:p>
+        </w:tc>
+        <w:tc>
+          <w:tcPr>
+            <w:tcBorders>
+              <w:bottom w:val="none" w:sz="0" w:space="0" w:color="000000"/>
+              <w:top w:val="none" w:sz="0" w:space="0" w:color="000000"/>
+              <w:left w:val="none" w:sz="0" w:space="0" w:color="000000"/>
+              <w:right w:val="none" w:sz="0" w:space="0" w:color="000000"/>
+            </w:tcBorders>
+            <w:shd w:val="clear" w:color="auto" w:fill="FFFFFF"/>
+            <w:tcMar>
+              <w:top w:w="0" w:type="dxa"/>
+              <w:bottom w:w="0" w:type="dxa"/>
+              <w:left w:w="0" w:type="dxa"/>
+              <w:right w:w="0" w:type="dxa"/>
+            </w:tcMar>
+            <w:vAlign w:val="top"/>
+          </w:tcPr>
+          <w:p>
+            <w:pPr>
+              <w:pStyle w:val="Normal"/>
+              <w:jc w:val="center"/>
+              <w:pBdr>
+                <w:bottom w:val="none" w:sz="0" w:space="0" w:color="000000"/>
+                <w:top w:val="none" w:sz="0" w:space="0" w:color="000000"/>
+                <w:left w:val="none" w:sz="0" w:space="0" w:color="000000"/>
+                <w:right w:val="none" w:sz="0" w:space="0" w:color="000000"/>
+              </w:pBdr>
+              <w:spacing w:after="100" w:before="100" w:line="240"/>
+              <w:ind w:left="100" w:right="100" w:firstLine="0" w:firstLineChars="0"/>
+              <w:rPr>
+                <w:rFonts w:ascii="Helvetica" w:hAnsi="Helvetica" w:eastAsia="Helvetica" w:cs="Helvetica"/>
+                <w:i w:val="false"/>
+                <w:b w:val="false"/>
+                <w:u w:val="none"/>
+                <w:sz w:val="22"/>
+                <w:szCs w:val="22"/>
+                <w:color w:val="000000"/>
+              </w:rPr>
+            </w:pPr>
+            <w:r>
+              <w:rPr>
+                <w:rFonts w:ascii="Helvetica" w:hAnsi="Helvetica" w:eastAsia="Helvetica" w:cs="Helvetica"/>
+                <w:i w:val="false"/>
+                <w:b w:val="false"/>
+                <w:u w:val="none"/>
+                <w:sz w:val="22"/>
+                <w:szCs w:val="22"/>
+                <w:color w:val="000000"/>
+              </w:rPr>
+              <w:t xml:space="preserve">0.180</w:t>
             </w:r>
           </w:p>
         </w:tc>
@@ -3035,113 +3035,113 @@
                 <w:szCs w:val="22"/>
                 <w:color w:val="000000"/>
               </w:rPr>
-              <w:t xml:space="preserve">2.11</w:t>
-            </w:r>
-          </w:p>
-        </w:tc>
-        <w:tc>
-          <w:tcPr>
-            <w:tcBorders>
-              <w:bottom w:val="none" w:sz="0" w:space="0" w:color="000000"/>
-              <w:top w:val="none" w:sz="0" w:space="0" w:color="000000"/>
-              <w:left w:val="none" w:sz="0" w:space="0" w:color="000000"/>
-              <w:right w:val="none" w:sz="0" w:space="0" w:color="000000"/>
-            </w:tcBorders>
-            <w:shd w:val="clear" w:color="auto" w:fill="FFFFFF"/>
-            <w:tcMar>
-              <w:top w:w="0" w:type="dxa"/>
-              <w:bottom w:w="0" w:type="dxa"/>
-              <w:left w:w="0" w:type="dxa"/>
-              <w:right w:w="0" w:type="dxa"/>
-            </w:tcMar>
-            <w:vAlign w:val="top"/>
-          </w:tcPr>
-          <w:p>
-            <w:pPr>
-              <w:pStyle w:val="Normal"/>
-              <w:jc w:val="center"/>
-              <w:pBdr>
-                <w:bottom w:val="none" w:sz="0" w:space="0" w:color="000000"/>
-                <w:top w:val="none" w:sz="0" w:space="0" w:color="000000"/>
-                <w:left w:val="none" w:sz="0" w:space="0" w:color="000000"/>
-                <w:right w:val="none" w:sz="0" w:space="0" w:color="000000"/>
-              </w:pBdr>
-              <w:spacing w:after="100" w:before="100" w:line="240"/>
-              <w:ind w:left="100" w:right="100" w:firstLine="0" w:firstLineChars="0"/>
-              <w:rPr>
-                <w:rFonts w:ascii="Helvetica" w:hAnsi="Helvetica" w:eastAsia="Helvetica" w:cs="Helvetica"/>
-                <w:i w:val="false"/>
-                <w:b w:val="false"/>
-                <w:u w:val="none"/>
-                <w:sz w:val="22"/>
-                <w:szCs w:val="22"/>
-                <w:color w:val="000000"/>
-              </w:rPr>
-            </w:pPr>
-            <w:r>
-              <w:rPr>
-                <w:rFonts w:ascii="Helvetica" w:hAnsi="Helvetica" w:eastAsia="Helvetica" w:cs="Helvetica"/>
-                <w:i w:val="false"/>
-                <w:b w:val="false"/>
-                <w:u w:val="none"/>
-                <w:sz w:val="22"/>
-                <w:szCs w:val="22"/>
-                <w:color w:val="000000"/>
-              </w:rPr>
-              <w:t xml:space="preserve">0.59, 7.55</w:t>
-            </w:r>
-          </w:p>
-        </w:tc>
-        <w:tc>
-          <w:tcPr>
-            <w:tcBorders>
-              <w:bottom w:val="none" w:sz="0" w:space="0" w:color="000000"/>
-              <w:top w:val="none" w:sz="0" w:space="0" w:color="000000"/>
-              <w:left w:val="none" w:sz="0" w:space="0" w:color="000000"/>
-              <w:right w:val="none" w:sz="0" w:space="0" w:color="000000"/>
-            </w:tcBorders>
-            <w:shd w:val="clear" w:color="auto" w:fill="FFFFFF"/>
-            <w:tcMar>
-              <w:top w:w="0" w:type="dxa"/>
-              <w:bottom w:w="0" w:type="dxa"/>
-              <w:left w:w="0" w:type="dxa"/>
-              <w:right w:w="0" w:type="dxa"/>
-            </w:tcMar>
-            <w:vAlign w:val="top"/>
-          </w:tcPr>
-          <w:p>
-            <w:pPr>
-              <w:pStyle w:val="Normal"/>
-              <w:jc w:val="center"/>
-              <w:pBdr>
-                <w:bottom w:val="none" w:sz="0" w:space="0" w:color="000000"/>
-                <w:top w:val="none" w:sz="0" w:space="0" w:color="000000"/>
-                <w:left w:val="none" w:sz="0" w:space="0" w:color="000000"/>
-                <w:right w:val="none" w:sz="0" w:space="0" w:color="000000"/>
-              </w:pBdr>
-              <w:spacing w:after="100" w:before="100" w:line="240"/>
-              <w:ind w:left="100" w:right="100" w:firstLine="0" w:firstLineChars="0"/>
-              <w:rPr>
-                <w:rFonts w:ascii="Helvetica" w:hAnsi="Helvetica" w:eastAsia="Helvetica" w:cs="Helvetica"/>
-                <w:i w:val="false"/>
-                <w:b w:val="false"/>
-                <w:u w:val="none"/>
-                <w:sz w:val="22"/>
-                <w:szCs w:val="22"/>
-                <w:color w:val="000000"/>
-              </w:rPr>
-            </w:pPr>
-            <w:r>
-              <w:rPr>
-                <w:rFonts w:ascii="Helvetica" w:hAnsi="Helvetica" w:eastAsia="Helvetica" w:cs="Helvetica"/>
-                <w:i w:val="false"/>
-                <w:b w:val="false"/>
-                <w:u w:val="none"/>
-                <w:sz w:val="22"/>
-                <w:szCs w:val="22"/>
-                <w:color w:val="000000"/>
-              </w:rPr>
-              <w:t xml:space="preserve">0.250</w:t>
+              <w:t xml:space="preserve">1.94</w:t>
+            </w:r>
+          </w:p>
+        </w:tc>
+        <w:tc>
+          <w:tcPr>
+            <w:tcBorders>
+              <w:bottom w:val="none" w:sz="0" w:space="0" w:color="000000"/>
+              <w:top w:val="none" w:sz="0" w:space="0" w:color="000000"/>
+              <w:left w:val="none" w:sz="0" w:space="0" w:color="000000"/>
+              <w:right w:val="none" w:sz="0" w:space="0" w:color="000000"/>
+            </w:tcBorders>
+            <w:shd w:val="clear" w:color="auto" w:fill="FFFFFF"/>
+            <w:tcMar>
+              <w:top w:w="0" w:type="dxa"/>
+              <w:bottom w:w="0" w:type="dxa"/>
+              <w:left w:w="0" w:type="dxa"/>
+              <w:right w:w="0" w:type="dxa"/>
+            </w:tcMar>
+            <w:vAlign w:val="top"/>
+          </w:tcPr>
+          <w:p>
+            <w:pPr>
+              <w:pStyle w:val="Normal"/>
+              <w:jc w:val="center"/>
+              <w:pBdr>
+                <w:bottom w:val="none" w:sz="0" w:space="0" w:color="000000"/>
+                <w:top w:val="none" w:sz="0" w:space="0" w:color="000000"/>
+                <w:left w:val="none" w:sz="0" w:space="0" w:color="000000"/>
+                <w:right w:val="none" w:sz="0" w:space="0" w:color="000000"/>
+              </w:pBdr>
+              <w:spacing w:after="100" w:before="100" w:line="240"/>
+              <w:ind w:left="100" w:right="100" w:firstLine="0" w:firstLineChars="0"/>
+              <w:rPr>
+                <w:rFonts w:ascii="Helvetica" w:hAnsi="Helvetica" w:eastAsia="Helvetica" w:cs="Helvetica"/>
+                <w:i w:val="false"/>
+                <w:b w:val="false"/>
+                <w:u w:val="none"/>
+                <w:sz w:val="22"/>
+                <w:szCs w:val="22"/>
+                <w:color w:val="000000"/>
+              </w:rPr>
+            </w:pPr>
+            <w:r>
+              <w:rPr>
+                <w:rFonts w:ascii="Helvetica" w:hAnsi="Helvetica" w:eastAsia="Helvetica" w:cs="Helvetica"/>
+                <w:i w:val="false"/>
+                <w:b w:val="false"/>
+                <w:u w:val="none"/>
+                <w:sz w:val="22"/>
+                <w:szCs w:val="22"/>
+                <w:color w:val="000000"/>
+              </w:rPr>
+              <w:t xml:space="preserve">0.55, 6.81</w:t>
+            </w:r>
+          </w:p>
+        </w:tc>
+        <w:tc>
+          <w:tcPr>
+            <w:tcBorders>
+              <w:bottom w:val="none" w:sz="0" w:space="0" w:color="000000"/>
+              <w:top w:val="none" w:sz="0" w:space="0" w:color="000000"/>
+              <w:left w:val="none" w:sz="0" w:space="0" w:color="000000"/>
+              <w:right w:val="none" w:sz="0" w:space="0" w:color="000000"/>
+            </w:tcBorders>
+            <w:shd w:val="clear" w:color="auto" w:fill="FFFFFF"/>
+            <w:tcMar>
+              <w:top w:w="0" w:type="dxa"/>
+              <w:bottom w:w="0" w:type="dxa"/>
+              <w:left w:w="0" w:type="dxa"/>
+              <w:right w:w="0" w:type="dxa"/>
+            </w:tcMar>
+            <w:vAlign w:val="top"/>
+          </w:tcPr>
+          <w:p>
+            <w:pPr>
+              <w:pStyle w:val="Normal"/>
+              <w:jc w:val="center"/>
+              <w:pBdr>
+                <w:bottom w:val="none" w:sz="0" w:space="0" w:color="000000"/>
+                <w:top w:val="none" w:sz="0" w:space="0" w:color="000000"/>
+                <w:left w:val="none" w:sz="0" w:space="0" w:color="000000"/>
+                <w:right w:val="none" w:sz="0" w:space="0" w:color="000000"/>
+              </w:pBdr>
+              <w:spacing w:after="100" w:before="100" w:line="240"/>
+              <w:ind w:left="100" w:right="100" w:firstLine="0" w:firstLineChars="0"/>
+              <w:rPr>
+                <w:rFonts w:ascii="Helvetica" w:hAnsi="Helvetica" w:eastAsia="Helvetica" w:cs="Helvetica"/>
+                <w:i w:val="false"/>
+                <w:b w:val="false"/>
+                <w:u w:val="none"/>
+                <w:sz w:val="22"/>
+                <w:szCs w:val="22"/>
+                <w:color w:val="000000"/>
+              </w:rPr>
+            </w:pPr>
+            <w:r>
+              <w:rPr>
+                <w:rFonts w:ascii="Helvetica" w:hAnsi="Helvetica" w:eastAsia="Helvetica" w:cs="Helvetica"/>
+                <w:i w:val="false"/>
+                <w:b w:val="false"/>
+                <w:u w:val="none"/>
+                <w:sz w:val="22"/>
+                <w:szCs w:val="22"/>
+                <w:color w:val="000000"/>
+              </w:rPr>
+              <w:t xml:space="preserve">0.300</w:t>
             </w:r>
           </w:p>
         </w:tc>
@@ -3253,7 +3253,7 @@
                 <w:szCs w:val="22"/>
                 <w:color w:val="000000"/>
               </w:rPr>
-              <w:t xml:space="preserve">323</w:t>
+              <w:t xml:space="preserve">322</w:t>
             </w:r>
           </w:p>
         </w:tc>
@@ -3412,113 +3412,113 @@
                 <w:szCs w:val="22"/>
                 <w:color w:val="000000"/>
               </w:rPr>
-              <w:t xml:space="preserve">0.270</w:t>
-            </w:r>
-          </w:p>
-        </w:tc>
-        <w:tc>
-          <w:tcPr>
-            <w:tcBorders>
-              <w:bottom w:val="none" w:sz="0" w:space="0" w:color="000000"/>
-              <w:top w:val="none" w:sz="0" w:space="0" w:color="000000"/>
-              <w:left w:val="none" w:sz="0" w:space="0" w:color="000000"/>
-              <w:right w:val="none" w:sz="0" w:space="0" w:color="000000"/>
-            </w:tcBorders>
-            <w:shd w:val="clear" w:color="auto" w:fill="FFFFFF"/>
-            <w:tcMar>
-              <w:top w:w="0" w:type="dxa"/>
-              <w:bottom w:w="0" w:type="dxa"/>
-              <w:left w:w="0" w:type="dxa"/>
-              <w:right w:w="0" w:type="dxa"/>
-            </w:tcMar>
-            <w:vAlign w:val="top"/>
-          </w:tcPr>
-          <w:p>
-            <w:pPr>
-              <w:pStyle w:val="Normal"/>
-              <w:jc w:val="center"/>
-              <w:pBdr>
-                <w:bottom w:val="none" w:sz="0" w:space="0" w:color="000000"/>
-                <w:top w:val="none" w:sz="0" w:space="0" w:color="000000"/>
-                <w:left w:val="none" w:sz="0" w:space="0" w:color="000000"/>
-                <w:right w:val="none" w:sz="0" w:space="0" w:color="000000"/>
-              </w:pBdr>
-              <w:spacing w:after="100" w:before="100" w:line="240"/>
-              <w:ind w:left="100" w:right="100" w:firstLine="0" w:firstLineChars="0"/>
-              <w:rPr>
-                <w:rFonts w:ascii="Helvetica" w:hAnsi="Helvetica" w:eastAsia="Helvetica" w:cs="Helvetica"/>
-                <w:i w:val="false"/>
-                <w:b w:val="false"/>
-                <w:u w:val="none"/>
-                <w:sz w:val="22"/>
-                <w:szCs w:val="22"/>
-                <w:color w:val="000000"/>
-              </w:rPr>
-            </w:pPr>
-            <w:r>
-              <w:rPr>
-                <w:rFonts w:ascii="Helvetica" w:hAnsi="Helvetica" w:eastAsia="Helvetica" w:cs="Helvetica"/>
-                <w:i w:val="false"/>
-                <w:b w:val="false"/>
-                <w:u w:val="none"/>
-                <w:sz w:val="22"/>
-                <w:szCs w:val="22"/>
-                <w:color w:val="000000"/>
-              </w:rPr>
-              <w:t xml:space="preserve">323</w:t>
-            </w:r>
-          </w:p>
-        </w:tc>
-        <w:tc>
-          <w:tcPr>
-            <w:tcBorders>
-              <w:bottom w:val="none" w:sz="0" w:space="0" w:color="000000"/>
-              <w:top w:val="none" w:sz="0" w:space="0" w:color="000000"/>
-              <w:left w:val="none" w:sz="0" w:space="0" w:color="000000"/>
-              <w:right w:val="none" w:sz="0" w:space="0" w:color="000000"/>
-            </w:tcBorders>
-            <w:shd w:val="clear" w:color="auto" w:fill="FFFFFF"/>
-            <w:tcMar>
-              <w:top w:w="0" w:type="dxa"/>
-              <w:bottom w:w="0" w:type="dxa"/>
-              <w:left w:w="0" w:type="dxa"/>
-              <w:right w:w="0" w:type="dxa"/>
-            </w:tcMar>
-            <w:vAlign w:val="top"/>
-          </w:tcPr>
-          <w:p>
-            <w:pPr>
-              <w:pStyle w:val="Normal"/>
-              <w:jc w:val="center"/>
-              <w:pBdr>
-                <w:bottom w:val="none" w:sz="0" w:space="0" w:color="000000"/>
-                <w:top w:val="none" w:sz="0" w:space="0" w:color="000000"/>
-                <w:left w:val="none" w:sz="0" w:space="0" w:color="000000"/>
-                <w:right w:val="none" w:sz="0" w:space="0" w:color="000000"/>
-              </w:pBdr>
-              <w:spacing w:after="100" w:before="100" w:line="240"/>
-              <w:ind w:left="100" w:right="100" w:firstLine="0" w:firstLineChars="0"/>
-              <w:rPr>
-                <w:rFonts w:ascii="Helvetica" w:hAnsi="Helvetica" w:eastAsia="Helvetica" w:cs="Helvetica"/>
-                <w:i w:val="false"/>
-                <w:b w:val="false"/>
-                <w:u w:val="none"/>
-                <w:sz w:val="22"/>
-                <w:szCs w:val="22"/>
-                <w:color w:val="000000"/>
-              </w:rPr>
-            </w:pPr>
-            <w:r>
-              <w:rPr>
-                <w:rFonts w:ascii="Helvetica" w:hAnsi="Helvetica" w:eastAsia="Helvetica" w:cs="Helvetica"/>
-                <w:i w:val="false"/>
-                <w:b w:val="false"/>
-                <w:u w:val="none"/>
-                <w:sz w:val="22"/>
-                <w:szCs w:val="22"/>
-                <w:color w:val="000000"/>
-              </w:rPr>
-              <w:t xml:space="preserve">1.08</w:t>
+              <w:t xml:space="preserve">0.240</w:t>
+            </w:r>
+          </w:p>
+        </w:tc>
+        <w:tc>
+          <w:tcPr>
+            <w:tcBorders>
+              <w:bottom w:val="none" w:sz="0" w:space="0" w:color="000000"/>
+              <w:top w:val="none" w:sz="0" w:space="0" w:color="000000"/>
+              <w:left w:val="none" w:sz="0" w:space="0" w:color="000000"/>
+              <w:right w:val="none" w:sz="0" w:space="0" w:color="000000"/>
+            </w:tcBorders>
+            <w:shd w:val="clear" w:color="auto" w:fill="FFFFFF"/>
+            <w:tcMar>
+              <w:top w:w="0" w:type="dxa"/>
+              <w:bottom w:w="0" w:type="dxa"/>
+              <w:left w:w="0" w:type="dxa"/>
+              <w:right w:w="0" w:type="dxa"/>
+            </w:tcMar>
+            <w:vAlign w:val="top"/>
+          </w:tcPr>
+          <w:p>
+            <w:pPr>
+              <w:pStyle w:val="Normal"/>
+              <w:jc w:val="center"/>
+              <w:pBdr>
+                <w:bottom w:val="none" w:sz="0" w:space="0" w:color="000000"/>
+                <w:top w:val="none" w:sz="0" w:space="0" w:color="000000"/>
+                <w:left w:val="none" w:sz="0" w:space="0" w:color="000000"/>
+                <w:right w:val="none" w:sz="0" w:space="0" w:color="000000"/>
+              </w:pBdr>
+              <w:spacing w:after="100" w:before="100" w:line="240"/>
+              <w:ind w:left="100" w:right="100" w:firstLine="0" w:firstLineChars="0"/>
+              <w:rPr>
+                <w:rFonts w:ascii="Helvetica" w:hAnsi="Helvetica" w:eastAsia="Helvetica" w:cs="Helvetica"/>
+                <w:i w:val="false"/>
+                <w:b w:val="false"/>
+                <w:u w:val="none"/>
+                <w:sz w:val="22"/>
+                <w:szCs w:val="22"/>
+                <w:color w:val="000000"/>
+              </w:rPr>
+            </w:pPr>
+            <w:r>
+              <w:rPr>
+                <w:rFonts w:ascii="Helvetica" w:hAnsi="Helvetica" w:eastAsia="Helvetica" w:cs="Helvetica"/>
+                <w:i w:val="false"/>
+                <w:b w:val="false"/>
+                <w:u w:val="none"/>
+                <w:sz w:val="22"/>
+                <w:szCs w:val="22"/>
+                <w:color w:val="000000"/>
+              </w:rPr>
+              <w:t xml:space="preserve">322</w:t>
+            </w:r>
+          </w:p>
+        </w:tc>
+        <w:tc>
+          <w:tcPr>
+            <w:tcBorders>
+              <w:bottom w:val="none" w:sz="0" w:space="0" w:color="000000"/>
+              <w:top w:val="none" w:sz="0" w:space="0" w:color="000000"/>
+              <w:left w:val="none" w:sz="0" w:space="0" w:color="000000"/>
+              <w:right w:val="none" w:sz="0" w:space="0" w:color="000000"/>
+            </w:tcBorders>
+            <w:shd w:val="clear" w:color="auto" w:fill="FFFFFF"/>
+            <w:tcMar>
+              <w:top w:w="0" w:type="dxa"/>
+              <w:bottom w:w="0" w:type="dxa"/>
+              <w:left w:w="0" w:type="dxa"/>
+              <w:right w:w="0" w:type="dxa"/>
+            </w:tcMar>
+            <w:vAlign w:val="top"/>
+          </w:tcPr>
+          <w:p>
+            <w:pPr>
+              <w:pStyle w:val="Normal"/>
+              <w:jc w:val="center"/>
+              <w:pBdr>
+                <w:bottom w:val="none" w:sz="0" w:space="0" w:color="000000"/>
+                <w:top w:val="none" w:sz="0" w:space="0" w:color="000000"/>
+                <w:left w:val="none" w:sz="0" w:space="0" w:color="000000"/>
+                <w:right w:val="none" w:sz="0" w:space="0" w:color="000000"/>
+              </w:pBdr>
+              <w:spacing w:after="100" w:before="100" w:line="240"/>
+              <w:ind w:left="100" w:right="100" w:firstLine="0" w:firstLineChars="0"/>
+              <w:rPr>
+                <w:rFonts w:ascii="Helvetica" w:hAnsi="Helvetica" w:eastAsia="Helvetica" w:cs="Helvetica"/>
+                <w:i w:val="false"/>
+                <w:b w:val="false"/>
+                <w:u w:val="none"/>
+                <w:sz w:val="22"/>
+                <w:szCs w:val="22"/>
+                <w:color w:val="000000"/>
+              </w:rPr>
+            </w:pPr>
+            <w:r>
+              <w:rPr>
+                <w:rFonts w:ascii="Helvetica" w:hAnsi="Helvetica" w:eastAsia="Helvetica" w:cs="Helvetica"/>
+                <w:i w:val="false"/>
+                <w:b w:val="false"/>
+                <w:u w:val="none"/>
+                <w:sz w:val="22"/>
+                <w:szCs w:val="22"/>
+                <w:color w:val="000000"/>
+              </w:rPr>
+              <w:t xml:space="preserve">1.09</w:t>
             </w:r>
           </w:p>
         </w:tc>
@@ -3624,7 +3624,7 @@
                 <w:szCs w:val="22"/>
                 <w:color w:val="000000"/>
               </w:rPr>
-              <w:t xml:space="preserve">0.150</w:t>
+              <w:t xml:space="preserve">0.130</w:t>
             </w:r>
           </w:p>
         </w:tc>
@@ -3736,7 +3736,7 @@
                 <w:szCs w:val="22"/>
                 <w:color w:val="000000"/>
               </w:rPr>
-              <w:t xml:space="preserve">323</w:t>
+              <w:t xml:space="preserve">322</w:t>
             </w:r>
           </w:p>
         </w:tc>
@@ -3948,7 +3948,7 @@
                 <w:szCs w:val="22"/>
                 <w:color w:val="000000"/>
               </w:rPr>
-              <w:t xml:space="preserve">323</w:t>
+              <w:t xml:space="preserve">322</w:t>
             </w:r>
           </w:p>
         </w:tc>
@@ -4755,113 +4755,113 @@
                 <w:szCs w:val="22"/>
                 <w:color w:val="000000"/>
               </w:rPr>
-              <w:t xml:space="preserve">1.57</w:t>
-            </w:r>
-          </w:p>
-        </w:tc>
-        <w:tc>
-          <w:tcPr>
-            <w:tcBorders>
-              <w:bottom w:val="none" w:sz="0" w:space="0" w:color="000000"/>
-              <w:top w:val="none" w:sz="0" w:space="0" w:color="000000"/>
-              <w:left w:val="none" w:sz="0" w:space="0" w:color="000000"/>
-              <w:right w:val="none" w:sz="0" w:space="0" w:color="000000"/>
-            </w:tcBorders>
-            <w:shd w:val="clear" w:color="auto" w:fill="FFFFFF"/>
-            <w:tcMar>
-              <w:top w:w="0" w:type="dxa"/>
-              <w:bottom w:w="0" w:type="dxa"/>
-              <w:left w:w="0" w:type="dxa"/>
-              <w:right w:w="0" w:type="dxa"/>
-            </w:tcMar>
-            <w:vAlign w:val="top"/>
-          </w:tcPr>
-          <w:p>
-            <w:pPr>
-              <w:pStyle w:val="Normal"/>
-              <w:jc w:val="center"/>
-              <w:pBdr>
-                <w:bottom w:val="none" w:sz="0" w:space="0" w:color="000000"/>
-                <w:top w:val="none" w:sz="0" w:space="0" w:color="000000"/>
-                <w:left w:val="none" w:sz="0" w:space="0" w:color="000000"/>
-                <w:right w:val="none" w:sz="0" w:space="0" w:color="000000"/>
-              </w:pBdr>
-              <w:spacing w:after="100" w:before="100" w:line="240"/>
-              <w:ind w:left="100" w:right="100" w:firstLine="0" w:firstLineChars="0"/>
-              <w:rPr>
-                <w:rFonts w:ascii="Helvetica" w:hAnsi="Helvetica" w:eastAsia="Helvetica" w:cs="Helvetica"/>
-                <w:i w:val="false"/>
-                <w:b w:val="false"/>
-                <w:u w:val="none"/>
-                <w:sz w:val="22"/>
-                <w:szCs w:val="22"/>
-                <w:color w:val="000000"/>
-              </w:rPr>
-            </w:pPr>
-            <w:r>
-              <w:rPr>
-                <w:rFonts w:ascii="Helvetica" w:hAnsi="Helvetica" w:eastAsia="Helvetica" w:cs="Helvetica"/>
-                <w:i w:val="false"/>
-                <w:b w:val="false"/>
-                <w:u w:val="none"/>
-                <w:sz w:val="22"/>
-                <w:szCs w:val="22"/>
-                <w:color w:val="000000"/>
-              </w:rPr>
-              <w:t xml:space="preserve">0.86, 2.88</w:t>
-            </w:r>
-          </w:p>
-        </w:tc>
-        <w:tc>
-          <w:tcPr>
-            <w:tcBorders>
-              <w:bottom w:val="none" w:sz="0" w:space="0" w:color="000000"/>
-              <w:top w:val="none" w:sz="0" w:space="0" w:color="000000"/>
-              <w:left w:val="none" w:sz="0" w:space="0" w:color="000000"/>
-              <w:right w:val="none" w:sz="0" w:space="0" w:color="000000"/>
-            </w:tcBorders>
-            <w:shd w:val="clear" w:color="auto" w:fill="FFFFFF"/>
-            <w:tcMar>
-              <w:top w:w="0" w:type="dxa"/>
-              <w:bottom w:w="0" w:type="dxa"/>
-              <w:left w:w="0" w:type="dxa"/>
-              <w:right w:w="0" w:type="dxa"/>
-            </w:tcMar>
-            <w:vAlign w:val="top"/>
-          </w:tcPr>
-          <w:p>
-            <w:pPr>
-              <w:pStyle w:val="Normal"/>
-              <w:jc w:val="center"/>
-              <w:pBdr>
-                <w:bottom w:val="none" w:sz="0" w:space="0" w:color="000000"/>
-                <w:top w:val="none" w:sz="0" w:space="0" w:color="000000"/>
-                <w:left w:val="none" w:sz="0" w:space="0" w:color="000000"/>
-                <w:right w:val="none" w:sz="0" w:space="0" w:color="000000"/>
-              </w:pBdr>
-              <w:spacing w:after="100" w:before="100" w:line="240"/>
-              <w:ind w:left="100" w:right="100" w:firstLine="0" w:firstLineChars="0"/>
-              <w:rPr>
-                <w:rFonts w:ascii="Helvetica" w:hAnsi="Helvetica" w:eastAsia="Helvetica" w:cs="Helvetica"/>
-                <w:i w:val="false"/>
-                <w:b w:val="false"/>
-                <w:u w:val="none"/>
-                <w:sz w:val="22"/>
-                <w:szCs w:val="22"/>
-                <w:color w:val="000000"/>
-              </w:rPr>
-            </w:pPr>
-            <w:r>
-              <w:rPr>
-                <w:rFonts w:ascii="Helvetica" w:hAnsi="Helvetica" w:eastAsia="Helvetica" w:cs="Helvetica"/>
-                <w:i w:val="false"/>
-                <w:b w:val="false"/>
-                <w:u w:val="none"/>
-                <w:sz w:val="22"/>
-                <w:szCs w:val="22"/>
-                <w:color w:val="000000"/>
-              </w:rPr>
-              <w:t xml:space="preserve">0.140</w:t>
+              <w:t xml:space="preserve">1.60</w:t>
+            </w:r>
+          </w:p>
+        </w:tc>
+        <w:tc>
+          <w:tcPr>
+            <w:tcBorders>
+              <w:bottom w:val="none" w:sz="0" w:space="0" w:color="000000"/>
+              <w:top w:val="none" w:sz="0" w:space="0" w:color="000000"/>
+              <w:left w:val="none" w:sz="0" w:space="0" w:color="000000"/>
+              <w:right w:val="none" w:sz="0" w:space="0" w:color="000000"/>
+            </w:tcBorders>
+            <w:shd w:val="clear" w:color="auto" w:fill="FFFFFF"/>
+            <w:tcMar>
+              <w:top w:w="0" w:type="dxa"/>
+              <w:bottom w:w="0" w:type="dxa"/>
+              <w:left w:w="0" w:type="dxa"/>
+              <w:right w:w="0" w:type="dxa"/>
+            </w:tcMar>
+            <w:vAlign w:val="top"/>
+          </w:tcPr>
+          <w:p>
+            <w:pPr>
+              <w:pStyle w:val="Normal"/>
+              <w:jc w:val="center"/>
+              <w:pBdr>
+                <w:bottom w:val="none" w:sz="0" w:space="0" w:color="000000"/>
+                <w:top w:val="none" w:sz="0" w:space="0" w:color="000000"/>
+                <w:left w:val="none" w:sz="0" w:space="0" w:color="000000"/>
+                <w:right w:val="none" w:sz="0" w:space="0" w:color="000000"/>
+              </w:pBdr>
+              <w:spacing w:after="100" w:before="100" w:line="240"/>
+              <w:ind w:left="100" w:right="100" w:firstLine="0" w:firstLineChars="0"/>
+              <w:rPr>
+                <w:rFonts w:ascii="Helvetica" w:hAnsi="Helvetica" w:eastAsia="Helvetica" w:cs="Helvetica"/>
+                <w:i w:val="false"/>
+                <w:b w:val="false"/>
+                <w:u w:val="none"/>
+                <w:sz w:val="22"/>
+                <w:szCs w:val="22"/>
+                <w:color w:val="000000"/>
+              </w:rPr>
+            </w:pPr>
+            <w:r>
+              <w:rPr>
+                <w:rFonts w:ascii="Helvetica" w:hAnsi="Helvetica" w:eastAsia="Helvetica" w:cs="Helvetica"/>
+                <w:i w:val="false"/>
+                <w:b w:val="false"/>
+                <w:u w:val="none"/>
+                <w:sz w:val="22"/>
+                <w:szCs w:val="22"/>
+                <w:color w:val="000000"/>
+              </w:rPr>
+              <w:t xml:space="preserve">0.87, 2.94</w:t>
+            </w:r>
+          </w:p>
+        </w:tc>
+        <w:tc>
+          <w:tcPr>
+            <w:tcBorders>
+              <w:bottom w:val="none" w:sz="0" w:space="0" w:color="000000"/>
+              <w:top w:val="none" w:sz="0" w:space="0" w:color="000000"/>
+              <w:left w:val="none" w:sz="0" w:space="0" w:color="000000"/>
+              <w:right w:val="none" w:sz="0" w:space="0" w:color="000000"/>
+            </w:tcBorders>
+            <w:shd w:val="clear" w:color="auto" w:fill="FFFFFF"/>
+            <w:tcMar>
+              <w:top w:w="0" w:type="dxa"/>
+              <w:bottom w:w="0" w:type="dxa"/>
+              <w:left w:w="0" w:type="dxa"/>
+              <w:right w:w="0" w:type="dxa"/>
+            </w:tcMar>
+            <w:vAlign w:val="top"/>
+          </w:tcPr>
+          <w:p>
+            <w:pPr>
+              <w:pStyle w:val="Normal"/>
+              <w:jc w:val="center"/>
+              <w:pBdr>
+                <w:bottom w:val="none" w:sz="0" w:space="0" w:color="000000"/>
+                <w:top w:val="none" w:sz="0" w:space="0" w:color="000000"/>
+                <w:left w:val="none" w:sz="0" w:space="0" w:color="000000"/>
+                <w:right w:val="none" w:sz="0" w:space="0" w:color="000000"/>
+              </w:pBdr>
+              <w:spacing w:after="100" w:before="100" w:line="240"/>
+              <w:ind w:left="100" w:right="100" w:firstLine="0" w:firstLineChars="0"/>
+              <w:rPr>
+                <w:rFonts w:ascii="Helvetica" w:hAnsi="Helvetica" w:eastAsia="Helvetica" w:cs="Helvetica"/>
+                <w:i w:val="false"/>
+                <w:b w:val="false"/>
+                <w:u w:val="none"/>
+                <w:sz w:val="22"/>
+                <w:szCs w:val="22"/>
+                <w:color w:val="000000"/>
+              </w:rPr>
+            </w:pPr>
+            <w:r>
+              <w:rPr>
+                <w:rFonts w:ascii="Helvetica" w:hAnsi="Helvetica" w:eastAsia="Helvetica" w:cs="Helvetica"/>
+                <w:i w:val="false"/>
+                <w:b w:val="false"/>
+                <w:u w:val="none"/>
+                <w:sz w:val="22"/>
+                <w:szCs w:val="22"/>
+                <w:color w:val="000000"/>
+              </w:rPr>
+              <w:t xml:space="preserve">0.130</w:t>
             </w:r>
           </w:p>
         </w:tc>
@@ -4967,113 +4967,113 @@
                 <w:szCs w:val="22"/>
                 <w:color w:val="000000"/>
               </w:rPr>
-              <w:t xml:space="preserve">0.98</w:t>
-            </w:r>
-          </w:p>
-        </w:tc>
-        <w:tc>
-          <w:tcPr>
-            <w:tcBorders>
-              <w:bottom w:val="none" w:sz="0" w:space="0" w:color="000000"/>
-              <w:top w:val="none" w:sz="0" w:space="0" w:color="000000"/>
-              <w:left w:val="none" w:sz="0" w:space="0" w:color="000000"/>
-              <w:right w:val="none" w:sz="0" w:space="0" w:color="000000"/>
-            </w:tcBorders>
-            <w:shd w:val="clear" w:color="auto" w:fill="FFFFFF"/>
-            <w:tcMar>
-              <w:top w:w="0" w:type="dxa"/>
-              <w:bottom w:w="0" w:type="dxa"/>
-              <w:left w:w="0" w:type="dxa"/>
-              <w:right w:w="0" w:type="dxa"/>
-            </w:tcMar>
-            <w:vAlign w:val="top"/>
-          </w:tcPr>
-          <w:p>
-            <w:pPr>
-              <w:pStyle w:val="Normal"/>
-              <w:jc w:val="center"/>
-              <w:pBdr>
-                <w:bottom w:val="none" w:sz="0" w:space="0" w:color="000000"/>
-                <w:top w:val="none" w:sz="0" w:space="0" w:color="000000"/>
-                <w:left w:val="none" w:sz="0" w:space="0" w:color="000000"/>
-                <w:right w:val="none" w:sz="0" w:space="0" w:color="000000"/>
-              </w:pBdr>
-              <w:spacing w:after="100" w:before="100" w:line="240"/>
-              <w:ind w:left="100" w:right="100" w:firstLine="0" w:firstLineChars="0"/>
-              <w:rPr>
-                <w:rFonts w:ascii="Helvetica" w:hAnsi="Helvetica" w:eastAsia="Helvetica" w:cs="Helvetica"/>
-                <w:i w:val="false"/>
-                <w:b w:val="false"/>
-                <w:u w:val="none"/>
-                <w:sz w:val="22"/>
-                <w:szCs w:val="22"/>
-                <w:color w:val="000000"/>
-              </w:rPr>
-            </w:pPr>
-            <w:r>
-              <w:rPr>
-                <w:rFonts w:ascii="Helvetica" w:hAnsi="Helvetica" w:eastAsia="Helvetica" w:cs="Helvetica"/>
-                <w:i w:val="false"/>
-                <w:b w:val="false"/>
-                <w:u w:val="none"/>
-                <w:sz w:val="22"/>
-                <w:szCs w:val="22"/>
-                <w:color w:val="000000"/>
-              </w:rPr>
-              <w:t xml:space="preserve">0.44, 2.15</w:t>
-            </w:r>
-          </w:p>
-        </w:tc>
-        <w:tc>
-          <w:tcPr>
-            <w:tcBorders>
-              <w:bottom w:val="none" w:sz="0" w:space="0" w:color="000000"/>
-              <w:top w:val="none" w:sz="0" w:space="0" w:color="000000"/>
-              <w:left w:val="none" w:sz="0" w:space="0" w:color="000000"/>
-              <w:right w:val="none" w:sz="0" w:space="0" w:color="000000"/>
-            </w:tcBorders>
-            <w:shd w:val="clear" w:color="auto" w:fill="FFFFFF"/>
-            <w:tcMar>
-              <w:top w:w="0" w:type="dxa"/>
-              <w:bottom w:w="0" w:type="dxa"/>
-              <w:left w:w="0" w:type="dxa"/>
-              <w:right w:w="0" w:type="dxa"/>
-            </w:tcMar>
-            <w:vAlign w:val="top"/>
-          </w:tcPr>
-          <w:p>
-            <w:pPr>
-              <w:pStyle w:val="Normal"/>
-              <w:jc w:val="center"/>
-              <w:pBdr>
-                <w:bottom w:val="none" w:sz="0" w:space="0" w:color="000000"/>
-                <w:top w:val="none" w:sz="0" w:space="0" w:color="000000"/>
-                <w:left w:val="none" w:sz="0" w:space="0" w:color="000000"/>
-                <w:right w:val="none" w:sz="0" w:space="0" w:color="000000"/>
-              </w:pBdr>
-              <w:spacing w:after="100" w:before="100" w:line="240"/>
-              <w:ind w:left="100" w:right="100" w:firstLine="0" w:firstLineChars="0"/>
-              <w:rPr>
-                <w:rFonts w:ascii="Helvetica" w:hAnsi="Helvetica" w:eastAsia="Helvetica" w:cs="Helvetica"/>
-                <w:i w:val="false"/>
-                <w:b w:val="false"/>
-                <w:u w:val="none"/>
-                <w:sz w:val="22"/>
-                <w:szCs w:val="22"/>
-                <w:color w:val="000000"/>
-              </w:rPr>
-            </w:pPr>
-            <w:r>
-              <w:rPr>
-                <w:rFonts w:ascii="Helvetica" w:hAnsi="Helvetica" w:eastAsia="Helvetica" w:cs="Helvetica"/>
-                <w:i w:val="false"/>
-                <w:b w:val="false"/>
-                <w:u w:val="none"/>
-                <w:sz w:val="22"/>
-                <w:szCs w:val="22"/>
-                <w:color w:val="000000"/>
-              </w:rPr>
-              <w:t xml:space="preserve">0.950</w:t>
+              <w:t xml:space="preserve">1.00</w:t>
+            </w:r>
+          </w:p>
+        </w:tc>
+        <w:tc>
+          <w:tcPr>
+            <w:tcBorders>
+              <w:bottom w:val="none" w:sz="0" w:space="0" w:color="000000"/>
+              <w:top w:val="none" w:sz="0" w:space="0" w:color="000000"/>
+              <w:left w:val="none" w:sz="0" w:space="0" w:color="000000"/>
+              <w:right w:val="none" w:sz="0" w:space="0" w:color="000000"/>
+            </w:tcBorders>
+            <w:shd w:val="clear" w:color="auto" w:fill="FFFFFF"/>
+            <w:tcMar>
+              <w:top w:w="0" w:type="dxa"/>
+              <w:bottom w:w="0" w:type="dxa"/>
+              <w:left w:w="0" w:type="dxa"/>
+              <w:right w:w="0" w:type="dxa"/>
+            </w:tcMar>
+            <w:vAlign w:val="top"/>
+          </w:tcPr>
+          <w:p>
+            <w:pPr>
+              <w:pStyle w:val="Normal"/>
+              <w:jc w:val="center"/>
+              <w:pBdr>
+                <w:bottom w:val="none" w:sz="0" w:space="0" w:color="000000"/>
+                <w:top w:val="none" w:sz="0" w:space="0" w:color="000000"/>
+                <w:left w:val="none" w:sz="0" w:space="0" w:color="000000"/>
+                <w:right w:val="none" w:sz="0" w:space="0" w:color="000000"/>
+              </w:pBdr>
+              <w:spacing w:after="100" w:before="100" w:line="240"/>
+              <w:ind w:left="100" w:right="100" w:firstLine="0" w:firstLineChars="0"/>
+              <w:rPr>
+                <w:rFonts w:ascii="Helvetica" w:hAnsi="Helvetica" w:eastAsia="Helvetica" w:cs="Helvetica"/>
+                <w:i w:val="false"/>
+                <w:b w:val="false"/>
+                <w:u w:val="none"/>
+                <w:sz w:val="22"/>
+                <w:szCs w:val="22"/>
+                <w:color w:val="000000"/>
+              </w:rPr>
+            </w:pPr>
+            <w:r>
+              <w:rPr>
+                <w:rFonts w:ascii="Helvetica" w:hAnsi="Helvetica" w:eastAsia="Helvetica" w:cs="Helvetica"/>
+                <w:i w:val="false"/>
+                <w:b w:val="false"/>
+                <w:u w:val="none"/>
+                <w:sz w:val="22"/>
+                <w:szCs w:val="22"/>
+                <w:color w:val="000000"/>
+              </w:rPr>
+              <w:t xml:space="preserve">0.46, 2.21</w:t>
+            </w:r>
+          </w:p>
+        </w:tc>
+        <w:tc>
+          <w:tcPr>
+            <w:tcBorders>
+              <w:bottom w:val="none" w:sz="0" w:space="0" w:color="000000"/>
+              <w:top w:val="none" w:sz="0" w:space="0" w:color="000000"/>
+              <w:left w:val="none" w:sz="0" w:space="0" w:color="000000"/>
+              <w:right w:val="none" w:sz="0" w:space="0" w:color="000000"/>
+            </w:tcBorders>
+            <w:shd w:val="clear" w:color="auto" w:fill="FFFFFF"/>
+            <w:tcMar>
+              <w:top w:w="0" w:type="dxa"/>
+              <w:bottom w:w="0" w:type="dxa"/>
+              <w:left w:w="0" w:type="dxa"/>
+              <w:right w:w="0" w:type="dxa"/>
+            </w:tcMar>
+            <w:vAlign w:val="top"/>
+          </w:tcPr>
+          <w:p>
+            <w:pPr>
+              <w:pStyle w:val="Normal"/>
+              <w:jc w:val="center"/>
+              <w:pBdr>
+                <w:bottom w:val="none" w:sz="0" w:space="0" w:color="000000"/>
+                <w:top w:val="none" w:sz="0" w:space="0" w:color="000000"/>
+                <w:left w:val="none" w:sz="0" w:space="0" w:color="000000"/>
+                <w:right w:val="none" w:sz="0" w:space="0" w:color="000000"/>
+              </w:pBdr>
+              <w:spacing w:after="100" w:before="100" w:line="240"/>
+              <w:ind w:left="100" w:right="100" w:firstLine="0" w:firstLineChars="0"/>
+              <w:rPr>
+                <w:rFonts w:ascii="Helvetica" w:hAnsi="Helvetica" w:eastAsia="Helvetica" w:cs="Helvetica"/>
+                <w:i w:val="false"/>
+                <w:b w:val="false"/>
+                <w:u w:val="none"/>
+                <w:sz w:val="22"/>
+                <w:szCs w:val="22"/>
+                <w:color w:val="000000"/>
+              </w:rPr>
+            </w:pPr>
+            <w:r>
+              <w:rPr>
+                <w:rFonts w:ascii="Helvetica" w:hAnsi="Helvetica" w:eastAsia="Helvetica" w:cs="Helvetica"/>
+                <w:i w:val="false"/>
+                <w:b w:val="false"/>
+                <w:u w:val="none"/>
+                <w:sz w:val="22"/>
+                <w:szCs w:val="22"/>
+                <w:color w:val="000000"/>
+              </w:rPr>
+              <w:t xml:space="preserve">0.990</w:t>
             </w:r>
           </w:p>
         </w:tc>
@@ -5185,7 +5185,7 @@
                 <w:szCs w:val="22"/>
                 <w:color w:val="000000"/>
               </w:rPr>
-              <w:t xml:space="preserve">323</w:t>
+              <w:t xml:space="preserve">322</w:t>
             </w:r>
           </w:p>
         </w:tc>
@@ -5397,7 +5397,7 @@
                 <w:szCs w:val="22"/>
                 <w:color w:val="000000"/>
               </w:rPr>
-              <w:t xml:space="preserve">323</w:t>
+              <w:t xml:space="preserve">322</w:t>
             </w:r>
           </w:p>
         </w:tc>
@@ -6204,113 +6204,113 @@
                 <w:szCs w:val="22"/>
                 <w:color w:val="000000"/>
               </w:rPr>
-              <w:t xml:space="preserve">1.12</w:t>
-            </w:r>
-          </w:p>
-        </w:tc>
-        <w:tc>
-          <w:tcPr>
-            <w:tcBorders>
-              <w:bottom w:val="none" w:sz="0" w:space="0" w:color="000000"/>
-              <w:top w:val="none" w:sz="0" w:space="0" w:color="000000"/>
-              <w:left w:val="none" w:sz="0" w:space="0" w:color="000000"/>
-              <w:right w:val="none" w:sz="0" w:space="0" w:color="000000"/>
-            </w:tcBorders>
-            <w:shd w:val="clear" w:color="auto" w:fill="FFFFFF"/>
-            <w:tcMar>
-              <w:top w:w="0" w:type="dxa"/>
-              <w:bottom w:w="0" w:type="dxa"/>
-              <w:left w:w="0" w:type="dxa"/>
-              <w:right w:w="0" w:type="dxa"/>
-            </w:tcMar>
-            <w:vAlign w:val="top"/>
-          </w:tcPr>
-          <w:p>
-            <w:pPr>
-              <w:pStyle w:val="Normal"/>
-              <w:jc w:val="center"/>
-              <w:pBdr>
-                <w:bottom w:val="none" w:sz="0" w:space="0" w:color="000000"/>
-                <w:top w:val="none" w:sz="0" w:space="0" w:color="000000"/>
-                <w:left w:val="none" w:sz="0" w:space="0" w:color="000000"/>
-                <w:right w:val="none" w:sz="0" w:space="0" w:color="000000"/>
-              </w:pBdr>
-              <w:spacing w:after="100" w:before="100" w:line="240"/>
-              <w:ind w:left="100" w:right="100" w:firstLine="0" w:firstLineChars="0"/>
-              <w:rPr>
-                <w:rFonts w:ascii="Helvetica" w:hAnsi="Helvetica" w:eastAsia="Helvetica" w:cs="Helvetica"/>
-                <w:i w:val="false"/>
-                <w:b w:val="false"/>
-                <w:u w:val="none"/>
-                <w:sz w:val="22"/>
-                <w:szCs w:val="22"/>
-                <w:color w:val="000000"/>
-              </w:rPr>
-            </w:pPr>
-            <w:r>
-              <w:rPr>
-                <w:rFonts w:ascii="Helvetica" w:hAnsi="Helvetica" w:eastAsia="Helvetica" w:cs="Helvetica"/>
-                <w:i w:val="false"/>
-                <w:b w:val="false"/>
-                <w:u w:val="none"/>
-                <w:sz w:val="22"/>
-                <w:szCs w:val="22"/>
-                <w:color w:val="000000"/>
-              </w:rPr>
-              <w:t xml:space="preserve">0.36, 3.46</w:t>
-            </w:r>
-          </w:p>
-        </w:tc>
-        <w:tc>
-          <w:tcPr>
-            <w:tcBorders>
-              <w:bottom w:val="none" w:sz="0" w:space="0" w:color="000000"/>
-              <w:top w:val="none" w:sz="0" w:space="0" w:color="000000"/>
-              <w:left w:val="none" w:sz="0" w:space="0" w:color="000000"/>
-              <w:right w:val="none" w:sz="0" w:space="0" w:color="000000"/>
-            </w:tcBorders>
-            <w:shd w:val="clear" w:color="auto" w:fill="FFFFFF"/>
-            <w:tcMar>
-              <w:top w:w="0" w:type="dxa"/>
-              <w:bottom w:w="0" w:type="dxa"/>
-              <w:left w:w="0" w:type="dxa"/>
-              <w:right w:w="0" w:type="dxa"/>
-            </w:tcMar>
-            <w:vAlign w:val="top"/>
-          </w:tcPr>
-          <w:p>
-            <w:pPr>
-              <w:pStyle w:val="Normal"/>
-              <w:jc w:val="center"/>
-              <w:pBdr>
-                <w:bottom w:val="none" w:sz="0" w:space="0" w:color="000000"/>
-                <w:top w:val="none" w:sz="0" w:space="0" w:color="000000"/>
-                <w:left w:val="none" w:sz="0" w:space="0" w:color="000000"/>
-                <w:right w:val="none" w:sz="0" w:space="0" w:color="000000"/>
-              </w:pBdr>
-              <w:spacing w:after="100" w:before="100" w:line="240"/>
-              <w:ind w:left="100" w:right="100" w:firstLine="0" w:firstLineChars="0"/>
-              <w:rPr>
-                <w:rFonts w:ascii="Helvetica" w:hAnsi="Helvetica" w:eastAsia="Helvetica" w:cs="Helvetica"/>
-                <w:i w:val="false"/>
-                <w:b w:val="false"/>
-                <w:u w:val="none"/>
-                <w:sz w:val="22"/>
-                <w:szCs w:val="22"/>
-                <w:color w:val="000000"/>
-              </w:rPr>
-            </w:pPr>
-            <w:r>
-              <w:rPr>
-                <w:rFonts w:ascii="Helvetica" w:hAnsi="Helvetica" w:eastAsia="Helvetica" w:cs="Helvetica"/>
-                <w:i w:val="false"/>
-                <w:b w:val="false"/>
-                <w:u w:val="none"/>
-                <w:sz w:val="22"/>
-                <w:szCs w:val="22"/>
-                <w:color w:val="000000"/>
-              </w:rPr>
-              <w:t xml:space="preserve">0.850</w:t>
+              <w:t xml:space="preserve">1.09</w:t>
+            </w:r>
+          </w:p>
+        </w:tc>
+        <w:tc>
+          <w:tcPr>
+            <w:tcBorders>
+              <w:bottom w:val="none" w:sz="0" w:space="0" w:color="000000"/>
+              <w:top w:val="none" w:sz="0" w:space="0" w:color="000000"/>
+              <w:left w:val="none" w:sz="0" w:space="0" w:color="000000"/>
+              <w:right w:val="none" w:sz="0" w:space="0" w:color="000000"/>
+            </w:tcBorders>
+            <w:shd w:val="clear" w:color="auto" w:fill="FFFFFF"/>
+            <w:tcMar>
+              <w:top w:w="0" w:type="dxa"/>
+              <w:bottom w:w="0" w:type="dxa"/>
+              <w:left w:w="0" w:type="dxa"/>
+              <w:right w:w="0" w:type="dxa"/>
+            </w:tcMar>
+            <w:vAlign w:val="top"/>
+          </w:tcPr>
+          <w:p>
+            <w:pPr>
+              <w:pStyle w:val="Normal"/>
+              <w:jc w:val="center"/>
+              <w:pBdr>
+                <w:bottom w:val="none" w:sz="0" w:space="0" w:color="000000"/>
+                <w:top w:val="none" w:sz="0" w:space="0" w:color="000000"/>
+                <w:left w:val="none" w:sz="0" w:space="0" w:color="000000"/>
+                <w:right w:val="none" w:sz="0" w:space="0" w:color="000000"/>
+              </w:pBdr>
+              <w:spacing w:after="100" w:before="100" w:line="240"/>
+              <w:ind w:left="100" w:right="100" w:firstLine="0" w:firstLineChars="0"/>
+              <w:rPr>
+                <w:rFonts w:ascii="Helvetica" w:hAnsi="Helvetica" w:eastAsia="Helvetica" w:cs="Helvetica"/>
+                <w:i w:val="false"/>
+                <w:b w:val="false"/>
+                <w:u w:val="none"/>
+                <w:sz w:val="22"/>
+                <w:szCs w:val="22"/>
+                <w:color w:val="000000"/>
+              </w:rPr>
+            </w:pPr>
+            <w:r>
+              <w:rPr>
+                <w:rFonts w:ascii="Helvetica" w:hAnsi="Helvetica" w:eastAsia="Helvetica" w:cs="Helvetica"/>
+                <w:i w:val="false"/>
+                <w:b w:val="false"/>
+                <w:u w:val="none"/>
+                <w:sz w:val="22"/>
+                <w:szCs w:val="22"/>
+                <w:color w:val="000000"/>
+              </w:rPr>
+              <w:t xml:space="preserve">0.35, 3.39</w:t>
+            </w:r>
+          </w:p>
+        </w:tc>
+        <w:tc>
+          <w:tcPr>
+            <w:tcBorders>
+              <w:bottom w:val="none" w:sz="0" w:space="0" w:color="000000"/>
+              <w:top w:val="none" w:sz="0" w:space="0" w:color="000000"/>
+              <w:left w:val="none" w:sz="0" w:space="0" w:color="000000"/>
+              <w:right w:val="none" w:sz="0" w:space="0" w:color="000000"/>
+            </w:tcBorders>
+            <w:shd w:val="clear" w:color="auto" w:fill="FFFFFF"/>
+            <w:tcMar>
+              <w:top w:w="0" w:type="dxa"/>
+              <w:bottom w:w="0" w:type="dxa"/>
+              <w:left w:w="0" w:type="dxa"/>
+              <w:right w:w="0" w:type="dxa"/>
+            </w:tcMar>
+            <w:vAlign w:val="top"/>
+          </w:tcPr>
+          <w:p>
+            <w:pPr>
+              <w:pStyle w:val="Normal"/>
+              <w:jc w:val="center"/>
+              <w:pBdr>
+                <w:bottom w:val="none" w:sz="0" w:space="0" w:color="000000"/>
+                <w:top w:val="none" w:sz="0" w:space="0" w:color="000000"/>
+                <w:left w:val="none" w:sz="0" w:space="0" w:color="000000"/>
+                <w:right w:val="none" w:sz="0" w:space="0" w:color="000000"/>
+              </w:pBdr>
+              <w:spacing w:after="100" w:before="100" w:line="240"/>
+              <w:ind w:left="100" w:right="100" w:firstLine="0" w:firstLineChars="0"/>
+              <w:rPr>
+                <w:rFonts w:ascii="Helvetica" w:hAnsi="Helvetica" w:eastAsia="Helvetica" w:cs="Helvetica"/>
+                <w:i w:val="false"/>
+                <w:b w:val="false"/>
+                <w:u w:val="none"/>
+                <w:sz w:val="22"/>
+                <w:szCs w:val="22"/>
+                <w:color w:val="000000"/>
+              </w:rPr>
+            </w:pPr>
+            <w:r>
+              <w:rPr>
+                <w:rFonts w:ascii="Helvetica" w:hAnsi="Helvetica" w:eastAsia="Helvetica" w:cs="Helvetica"/>
+                <w:i w:val="false"/>
+                <w:b w:val="false"/>
+                <w:u w:val="none"/>
+                <w:sz w:val="22"/>
+                <w:szCs w:val="22"/>
+                <w:color w:val="000000"/>
+              </w:rPr>
+              <w:t xml:space="preserve">0.880</w:t>
             </w:r>
           </w:p>
         </w:tc>
@@ -6416,113 +6416,113 @@
                 <w:szCs w:val="22"/>
                 <w:color w:val="000000"/>
               </w:rPr>
-              <w:t xml:space="preserve">1.57</w:t>
-            </w:r>
-          </w:p>
-        </w:tc>
-        <w:tc>
-          <w:tcPr>
-            <w:tcBorders>
-              <w:bottom w:val="none" w:sz="0" w:space="0" w:color="000000"/>
-              <w:top w:val="none" w:sz="0" w:space="0" w:color="000000"/>
-              <w:left w:val="none" w:sz="0" w:space="0" w:color="000000"/>
-              <w:right w:val="none" w:sz="0" w:space="0" w:color="000000"/>
-            </w:tcBorders>
-            <w:shd w:val="clear" w:color="auto" w:fill="FFFFFF"/>
-            <w:tcMar>
-              <w:top w:w="0" w:type="dxa"/>
-              <w:bottom w:w="0" w:type="dxa"/>
-              <w:left w:w="0" w:type="dxa"/>
-              <w:right w:w="0" w:type="dxa"/>
-            </w:tcMar>
-            <w:vAlign w:val="top"/>
-          </w:tcPr>
-          <w:p>
-            <w:pPr>
-              <w:pStyle w:val="Normal"/>
-              <w:jc w:val="center"/>
-              <w:pBdr>
-                <w:bottom w:val="none" w:sz="0" w:space="0" w:color="000000"/>
-                <w:top w:val="none" w:sz="0" w:space="0" w:color="000000"/>
-                <w:left w:val="none" w:sz="0" w:space="0" w:color="000000"/>
-                <w:right w:val="none" w:sz="0" w:space="0" w:color="000000"/>
-              </w:pBdr>
-              <w:spacing w:after="100" w:before="100" w:line="240"/>
-              <w:ind w:left="100" w:right="100" w:firstLine="0" w:firstLineChars="0"/>
-              <w:rPr>
-                <w:rFonts w:ascii="Helvetica" w:hAnsi="Helvetica" w:eastAsia="Helvetica" w:cs="Helvetica"/>
-                <w:i w:val="false"/>
-                <w:b w:val="false"/>
-                <w:u w:val="none"/>
-                <w:sz w:val="22"/>
-                <w:szCs w:val="22"/>
-                <w:color w:val="000000"/>
-              </w:rPr>
-            </w:pPr>
-            <w:r>
-              <w:rPr>
-                <w:rFonts w:ascii="Helvetica" w:hAnsi="Helvetica" w:eastAsia="Helvetica" w:cs="Helvetica"/>
-                <w:i w:val="false"/>
-                <w:b w:val="false"/>
-                <w:u w:val="none"/>
-                <w:sz w:val="22"/>
-                <w:szCs w:val="22"/>
-                <w:color w:val="000000"/>
-              </w:rPr>
-              <w:t xml:space="preserve">0.23, 10.8</w:t>
-            </w:r>
-          </w:p>
-        </w:tc>
-        <w:tc>
-          <w:tcPr>
-            <w:tcBorders>
-              <w:bottom w:val="none" w:sz="0" w:space="0" w:color="000000"/>
-              <w:top w:val="none" w:sz="0" w:space="0" w:color="000000"/>
-              <w:left w:val="none" w:sz="0" w:space="0" w:color="000000"/>
-              <w:right w:val="none" w:sz="0" w:space="0" w:color="000000"/>
-            </w:tcBorders>
-            <w:shd w:val="clear" w:color="auto" w:fill="FFFFFF"/>
-            <w:tcMar>
-              <w:top w:w="0" w:type="dxa"/>
-              <w:bottom w:w="0" w:type="dxa"/>
-              <w:left w:w="0" w:type="dxa"/>
-              <w:right w:w="0" w:type="dxa"/>
-            </w:tcMar>
-            <w:vAlign w:val="top"/>
-          </w:tcPr>
-          <w:p>
-            <w:pPr>
-              <w:pStyle w:val="Normal"/>
-              <w:jc w:val="center"/>
-              <w:pBdr>
-                <w:bottom w:val="none" w:sz="0" w:space="0" w:color="000000"/>
-                <w:top w:val="none" w:sz="0" w:space="0" w:color="000000"/>
-                <w:left w:val="none" w:sz="0" w:space="0" w:color="000000"/>
-                <w:right w:val="none" w:sz="0" w:space="0" w:color="000000"/>
-              </w:pBdr>
-              <w:spacing w:after="100" w:before="100" w:line="240"/>
-              <w:ind w:left="100" w:right="100" w:firstLine="0" w:firstLineChars="0"/>
-              <w:rPr>
-                <w:rFonts w:ascii="Helvetica" w:hAnsi="Helvetica" w:eastAsia="Helvetica" w:cs="Helvetica"/>
-                <w:i w:val="false"/>
-                <w:b w:val="false"/>
-                <w:u w:val="none"/>
-                <w:sz w:val="22"/>
-                <w:szCs w:val="22"/>
-                <w:color w:val="000000"/>
-              </w:rPr>
-            </w:pPr>
-            <w:r>
-              <w:rPr>
-                <w:rFonts w:ascii="Helvetica" w:hAnsi="Helvetica" w:eastAsia="Helvetica" w:cs="Helvetica"/>
-                <w:i w:val="false"/>
-                <w:b w:val="false"/>
-                <w:u w:val="none"/>
-                <w:sz w:val="22"/>
-                <w:szCs w:val="22"/>
-                <w:color w:val="000000"/>
-              </w:rPr>
-              <w:t xml:space="preserve">0.640</w:t>
+              <w:t xml:space="preserve">1.56</w:t>
+            </w:r>
+          </w:p>
+        </w:tc>
+        <w:tc>
+          <w:tcPr>
+            <w:tcBorders>
+              <w:bottom w:val="none" w:sz="0" w:space="0" w:color="000000"/>
+              <w:top w:val="none" w:sz="0" w:space="0" w:color="000000"/>
+              <w:left w:val="none" w:sz="0" w:space="0" w:color="000000"/>
+              <w:right w:val="none" w:sz="0" w:space="0" w:color="000000"/>
+            </w:tcBorders>
+            <w:shd w:val="clear" w:color="auto" w:fill="FFFFFF"/>
+            <w:tcMar>
+              <w:top w:w="0" w:type="dxa"/>
+              <w:bottom w:w="0" w:type="dxa"/>
+              <w:left w:w="0" w:type="dxa"/>
+              <w:right w:w="0" w:type="dxa"/>
+            </w:tcMar>
+            <w:vAlign w:val="top"/>
+          </w:tcPr>
+          <w:p>
+            <w:pPr>
+              <w:pStyle w:val="Normal"/>
+              <w:jc w:val="center"/>
+              <w:pBdr>
+                <w:bottom w:val="none" w:sz="0" w:space="0" w:color="000000"/>
+                <w:top w:val="none" w:sz="0" w:space="0" w:color="000000"/>
+                <w:left w:val="none" w:sz="0" w:space="0" w:color="000000"/>
+                <w:right w:val="none" w:sz="0" w:space="0" w:color="000000"/>
+              </w:pBdr>
+              <w:spacing w:after="100" w:before="100" w:line="240"/>
+              <w:ind w:left="100" w:right="100" w:firstLine="0" w:firstLineChars="0"/>
+              <w:rPr>
+                <w:rFonts w:ascii="Helvetica" w:hAnsi="Helvetica" w:eastAsia="Helvetica" w:cs="Helvetica"/>
+                <w:i w:val="false"/>
+                <w:b w:val="false"/>
+                <w:u w:val="none"/>
+                <w:sz w:val="22"/>
+                <w:szCs w:val="22"/>
+                <w:color w:val="000000"/>
+              </w:rPr>
+            </w:pPr>
+            <w:r>
+              <w:rPr>
+                <w:rFonts w:ascii="Helvetica" w:hAnsi="Helvetica" w:eastAsia="Helvetica" w:cs="Helvetica"/>
+                <w:i w:val="false"/>
+                <w:b w:val="false"/>
+                <w:u w:val="none"/>
+                <w:sz w:val="22"/>
+                <w:szCs w:val="22"/>
+                <w:color w:val="000000"/>
+              </w:rPr>
+              <w:t xml:space="preserve">0.23, 10.6</w:t>
+            </w:r>
+          </w:p>
+        </w:tc>
+        <w:tc>
+          <w:tcPr>
+            <w:tcBorders>
+              <w:bottom w:val="none" w:sz="0" w:space="0" w:color="000000"/>
+              <w:top w:val="none" w:sz="0" w:space="0" w:color="000000"/>
+              <w:left w:val="none" w:sz="0" w:space="0" w:color="000000"/>
+              <w:right w:val="none" w:sz="0" w:space="0" w:color="000000"/>
+            </w:tcBorders>
+            <w:shd w:val="clear" w:color="auto" w:fill="FFFFFF"/>
+            <w:tcMar>
+              <w:top w:w="0" w:type="dxa"/>
+              <w:bottom w:w="0" w:type="dxa"/>
+              <w:left w:w="0" w:type="dxa"/>
+              <w:right w:w="0" w:type="dxa"/>
+            </w:tcMar>
+            <w:vAlign w:val="top"/>
+          </w:tcPr>
+          <w:p>
+            <w:pPr>
+              <w:pStyle w:val="Normal"/>
+              <w:jc w:val="center"/>
+              <w:pBdr>
+                <w:bottom w:val="none" w:sz="0" w:space="0" w:color="000000"/>
+                <w:top w:val="none" w:sz="0" w:space="0" w:color="000000"/>
+                <w:left w:val="none" w:sz="0" w:space="0" w:color="000000"/>
+                <w:right w:val="none" w:sz="0" w:space="0" w:color="000000"/>
+              </w:pBdr>
+              <w:spacing w:after="100" w:before="100" w:line="240"/>
+              <w:ind w:left="100" w:right="100" w:firstLine="0" w:firstLineChars="0"/>
+              <w:rPr>
+                <w:rFonts w:ascii="Helvetica" w:hAnsi="Helvetica" w:eastAsia="Helvetica" w:cs="Helvetica"/>
+                <w:i w:val="false"/>
+                <w:b w:val="false"/>
+                <w:u w:val="none"/>
+                <w:sz w:val="22"/>
+                <w:szCs w:val="22"/>
+                <w:color w:val="000000"/>
+              </w:rPr>
+            </w:pPr>
+            <w:r>
+              <w:rPr>
+                <w:rFonts w:ascii="Helvetica" w:hAnsi="Helvetica" w:eastAsia="Helvetica" w:cs="Helvetica"/>
+                <w:i w:val="false"/>
+                <w:b w:val="false"/>
+                <w:u w:val="none"/>
+                <w:sz w:val="22"/>
+                <w:szCs w:val="22"/>
+                <w:color w:val="000000"/>
+              </w:rPr>
+              <w:t xml:space="preserve">0.650</w:t>
             </w:r>
           </w:p>
         </w:tc>
@@ -6687,113 +6687,113 @@
                 <w:szCs w:val="22"/>
                 <w:color w:val="000000"/>
               </w:rPr>
-              <w:t xml:space="preserve">1.41</w:t>
-            </w:r>
-          </w:p>
-        </w:tc>
-        <w:tc>
-          <w:tcPr>
-            <w:tcBorders>
-              <w:bottom w:val="none" w:sz="0" w:space="0" w:color="000000"/>
-              <w:top w:val="none" w:sz="0" w:space="0" w:color="000000"/>
-              <w:left w:val="none" w:sz="0" w:space="0" w:color="000000"/>
-              <w:right w:val="none" w:sz="0" w:space="0" w:color="000000"/>
-            </w:tcBorders>
-            <w:shd w:val="clear" w:color="auto" w:fill="FFFFFF"/>
-            <w:tcMar>
-              <w:top w:w="0" w:type="dxa"/>
-              <w:bottom w:w="0" w:type="dxa"/>
-              <w:left w:w="0" w:type="dxa"/>
-              <w:right w:w="0" w:type="dxa"/>
-            </w:tcMar>
-            <w:vAlign w:val="top"/>
-          </w:tcPr>
-          <w:p>
-            <w:pPr>
-              <w:pStyle w:val="Normal"/>
-              <w:jc w:val="center"/>
-              <w:pBdr>
-                <w:bottom w:val="none" w:sz="0" w:space="0" w:color="000000"/>
-                <w:top w:val="none" w:sz="0" w:space="0" w:color="000000"/>
-                <w:left w:val="none" w:sz="0" w:space="0" w:color="000000"/>
-                <w:right w:val="none" w:sz="0" w:space="0" w:color="000000"/>
-              </w:pBdr>
-              <w:spacing w:after="100" w:before="100" w:line="240"/>
-              <w:ind w:left="100" w:right="100" w:firstLine="0" w:firstLineChars="0"/>
-              <w:rPr>
-                <w:rFonts w:ascii="Helvetica" w:hAnsi="Helvetica" w:eastAsia="Helvetica" w:cs="Helvetica"/>
-                <w:i w:val="false"/>
-                <w:b w:val="false"/>
-                <w:u w:val="none"/>
-                <w:sz w:val="22"/>
-                <w:szCs w:val="22"/>
-                <w:color w:val="000000"/>
-              </w:rPr>
-            </w:pPr>
-            <w:r>
-              <w:rPr>
-                <w:rFonts w:ascii="Helvetica" w:hAnsi="Helvetica" w:eastAsia="Helvetica" w:cs="Helvetica"/>
-                <w:i w:val="false"/>
-                <w:b w:val="false"/>
-                <w:u w:val="none"/>
-                <w:sz w:val="22"/>
-                <w:szCs w:val="22"/>
-                <w:color w:val="000000"/>
-              </w:rPr>
-              <w:t xml:space="preserve">0.39, 5.08</w:t>
-            </w:r>
-          </w:p>
-        </w:tc>
-        <w:tc>
-          <w:tcPr>
-            <w:tcBorders>
-              <w:bottom w:val="none" w:sz="0" w:space="0" w:color="000000"/>
-              <w:top w:val="none" w:sz="0" w:space="0" w:color="000000"/>
-              <w:left w:val="none" w:sz="0" w:space="0" w:color="000000"/>
-              <w:right w:val="none" w:sz="0" w:space="0" w:color="000000"/>
-            </w:tcBorders>
-            <w:shd w:val="clear" w:color="auto" w:fill="FFFFFF"/>
-            <w:tcMar>
-              <w:top w:w="0" w:type="dxa"/>
-              <w:bottom w:w="0" w:type="dxa"/>
-              <w:left w:w="0" w:type="dxa"/>
-              <w:right w:w="0" w:type="dxa"/>
-            </w:tcMar>
-            <w:vAlign w:val="top"/>
-          </w:tcPr>
-          <w:p>
-            <w:pPr>
-              <w:pStyle w:val="Normal"/>
-              <w:jc w:val="center"/>
-              <w:pBdr>
-                <w:bottom w:val="none" w:sz="0" w:space="0" w:color="000000"/>
-                <w:top w:val="none" w:sz="0" w:space="0" w:color="000000"/>
-                <w:left w:val="none" w:sz="0" w:space="0" w:color="000000"/>
-                <w:right w:val="none" w:sz="0" w:space="0" w:color="000000"/>
-              </w:pBdr>
-              <w:spacing w:after="100" w:before="100" w:line="240"/>
-              <w:ind w:left="100" w:right="100" w:firstLine="0" w:firstLineChars="0"/>
-              <w:rPr>
-                <w:rFonts w:ascii="Helvetica" w:hAnsi="Helvetica" w:eastAsia="Helvetica" w:cs="Helvetica"/>
-                <w:i w:val="false"/>
-                <w:b w:val="false"/>
-                <w:u w:val="none"/>
-                <w:sz w:val="22"/>
-                <w:szCs w:val="22"/>
-                <w:color w:val="000000"/>
-              </w:rPr>
-            </w:pPr>
-            <w:r>
-              <w:rPr>
-                <w:rFonts w:ascii="Helvetica" w:hAnsi="Helvetica" w:eastAsia="Helvetica" w:cs="Helvetica"/>
-                <w:i w:val="false"/>
-                <w:b w:val="false"/>
-                <w:u w:val="none"/>
-                <w:sz w:val="22"/>
-                <w:szCs w:val="22"/>
-                <w:color w:val="000000"/>
-              </w:rPr>
-              <w:t xml:space="preserve">0.600</w:t>
+              <w:t xml:space="preserve">1.38</w:t>
+            </w:r>
+          </w:p>
+        </w:tc>
+        <w:tc>
+          <w:tcPr>
+            <w:tcBorders>
+              <w:bottom w:val="none" w:sz="0" w:space="0" w:color="000000"/>
+              <w:top w:val="none" w:sz="0" w:space="0" w:color="000000"/>
+              <w:left w:val="none" w:sz="0" w:space="0" w:color="000000"/>
+              <w:right w:val="none" w:sz="0" w:space="0" w:color="000000"/>
+            </w:tcBorders>
+            <w:shd w:val="clear" w:color="auto" w:fill="FFFFFF"/>
+            <w:tcMar>
+              <w:top w:w="0" w:type="dxa"/>
+              <w:bottom w:w="0" w:type="dxa"/>
+              <w:left w:w="0" w:type="dxa"/>
+              <w:right w:w="0" w:type="dxa"/>
+            </w:tcMar>
+            <w:vAlign w:val="top"/>
+          </w:tcPr>
+          <w:p>
+            <w:pPr>
+              <w:pStyle w:val="Normal"/>
+              <w:jc w:val="center"/>
+              <w:pBdr>
+                <w:bottom w:val="none" w:sz="0" w:space="0" w:color="000000"/>
+                <w:top w:val="none" w:sz="0" w:space="0" w:color="000000"/>
+                <w:left w:val="none" w:sz="0" w:space="0" w:color="000000"/>
+                <w:right w:val="none" w:sz="0" w:space="0" w:color="000000"/>
+              </w:pBdr>
+              <w:spacing w:after="100" w:before="100" w:line="240"/>
+              <w:ind w:left="100" w:right="100" w:firstLine="0" w:firstLineChars="0"/>
+              <w:rPr>
+                <w:rFonts w:ascii="Helvetica" w:hAnsi="Helvetica" w:eastAsia="Helvetica" w:cs="Helvetica"/>
+                <w:i w:val="false"/>
+                <w:b w:val="false"/>
+                <w:u w:val="none"/>
+                <w:sz w:val="22"/>
+                <w:szCs w:val="22"/>
+                <w:color w:val="000000"/>
+              </w:rPr>
+            </w:pPr>
+            <w:r>
+              <w:rPr>
+                <w:rFonts w:ascii="Helvetica" w:hAnsi="Helvetica" w:eastAsia="Helvetica" w:cs="Helvetica"/>
+                <w:i w:val="false"/>
+                <w:b w:val="false"/>
+                <w:u w:val="none"/>
+                <w:sz w:val="22"/>
+                <w:szCs w:val="22"/>
+                <w:color w:val="000000"/>
+              </w:rPr>
+              <w:t xml:space="preserve">0.38, 4.98</w:t>
+            </w:r>
+          </w:p>
+        </w:tc>
+        <w:tc>
+          <w:tcPr>
+            <w:tcBorders>
+              <w:bottom w:val="none" w:sz="0" w:space="0" w:color="000000"/>
+              <w:top w:val="none" w:sz="0" w:space="0" w:color="000000"/>
+              <w:left w:val="none" w:sz="0" w:space="0" w:color="000000"/>
+              <w:right w:val="none" w:sz="0" w:space="0" w:color="000000"/>
+            </w:tcBorders>
+            <w:shd w:val="clear" w:color="auto" w:fill="FFFFFF"/>
+            <w:tcMar>
+              <w:top w:w="0" w:type="dxa"/>
+              <w:bottom w:w="0" w:type="dxa"/>
+              <w:left w:w="0" w:type="dxa"/>
+              <w:right w:w="0" w:type="dxa"/>
+            </w:tcMar>
+            <w:vAlign w:val="top"/>
+          </w:tcPr>
+          <w:p>
+            <w:pPr>
+              <w:pStyle w:val="Normal"/>
+              <w:jc w:val="center"/>
+              <w:pBdr>
+                <w:bottom w:val="none" w:sz="0" w:space="0" w:color="000000"/>
+                <w:top w:val="none" w:sz="0" w:space="0" w:color="000000"/>
+                <w:left w:val="none" w:sz="0" w:space="0" w:color="000000"/>
+                <w:right w:val="none" w:sz="0" w:space="0" w:color="000000"/>
+              </w:pBdr>
+              <w:spacing w:after="100" w:before="100" w:line="240"/>
+              <w:ind w:left="100" w:right="100" w:firstLine="0" w:firstLineChars="0"/>
+              <w:rPr>
+                <w:rFonts w:ascii="Helvetica" w:hAnsi="Helvetica" w:eastAsia="Helvetica" w:cs="Helvetica"/>
+                <w:i w:val="false"/>
+                <w:b w:val="false"/>
+                <w:u w:val="none"/>
+                <w:sz w:val="22"/>
+                <w:szCs w:val="22"/>
+                <w:color w:val="000000"/>
+              </w:rPr>
+            </w:pPr>
+            <w:r>
+              <w:rPr>
+                <w:rFonts w:ascii="Helvetica" w:hAnsi="Helvetica" w:eastAsia="Helvetica" w:cs="Helvetica"/>
+                <w:i w:val="false"/>
+                <w:b w:val="false"/>
+                <w:u w:val="none"/>
+                <w:sz w:val="22"/>
+                <w:szCs w:val="22"/>
+                <w:color w:val="000000"/>
+              </w:rPr>
+              <w:t xml:space="preserve">0.620</w:t>
             </w:r>
           </w:p>
         </w:tc>
@@ -6899,113 +6899,113 @@
                 <w:szCs w:val="22"/>
                 <w:color w:val="000000"/>
               </w:rPr>
-              <w:t xml:space="preserve">2.37</w:t>
-            </w:r>
-          </w:p>
-        </w:tc>
-        <w:tc>
-          <w:tcPr>
-            <w:tcBorders>
-              <w:bottom w:val="none" w:sz="0" w:space="0" w:color="000000"/>
-              <w:top w:val="none" w:sz="0" w:space="0" w:color="000000"/>
-              <w:left w:val="none" w:sz="0" w:space="0" w:color="000000"/>
-              <w:right w:val="none" w:sz="0" w:space="0" w:color="000000"/>
-            </w:tcBorders>
-            <w:shd w:val="clear" w:color="auto" w:fill="FFFFFF"/>
-            <w:tcMar>
-              <w:top w:w="0" w:type="dxa"/>
-              <w:bottom w:w="0" w:type="dxa"/>
-              <w:left w:w="0" w:type="dxa"/>
-              <w:right w:w="0" w:type="dxa"/>
-            </w:tcMar>
-            <w:vAlign w:val="top"/>
-          </w:tcPr>
-          <w:p>
-            <w:pPr>
-              <w:pStyle w:val="Normal"/>
-              <w:jc w:val="center"/>
-              <w:pBdr>
-                <w:bottom w:val="none" w:sz="0" w:space="0" w:color="000000"/>
-                <w:top w:val="none" w:sz="0" w:space="0" w:color="000000"/>
-                <w:left w:val="none" w:sz="0" w:space="0" w:color="000000"/>
-                <w:right w:val="none" w:sz="0" w:space="0" w:color="000000"/>
-              </w:pBdr>
-              <w:spacing w:after="100" w:before="100" w:line="240"/>
-              <w:ind w:left="100" w:right="100" w:firstLine="0" w:firstLineChars="0"/>
-              <w:rPr>
-                <w:rFonts w:ascii="Helvetica" w:hAnsi="Helvetica" w:eastAsia="Helvetica" w:cs="Helvetica"/>
-                <w:i w:val="false"/>
-                <w:b w:val="false"/>
-                <w:u w:val="none"/>
-                <w:sz w:val="22"/>
-                <w:szCs w:val="22"/>
-                <w:color w:val="000000"/>
-              </w:rPr>
-            </w:pPr>
-            <w:r>
-              <w:rPr>
-                <w:rFonts w:ascii="Helvetica" w:hAnsi="Helvetica" w:eastAsia="Helvetica" w:cs="Helvetica"/>
-                <w:i w:val="false"/>
-                <w:b w:val="false"/>
-                <w:u w:val="none"/>
-                <w:sz w:val="22"/>
-                <w:szCs w:val="22"/>
-                <w:color w:val="000000"/>
-              </w:rPr>
-              <w:t xml:space="preserve">0.54, 10.5</w:t>
-            </w:r>
-          </w:p>
-        </w:tc>
-        <w:tc>
-          <w:tcPr>
-            <w:tcBorders>
-              <w:bottom w:val="none" w:sz="0" w:space="0" w:color="000000"/>
-              <w:top w:val="none" w:sz="0" w:space="0" w:color="000000"/>
-              <w:left w:val="none" w:sz="0" w:space="0" w:color="000000"/>
-              <w:right w:val="none" w:sz="0" w:space="0" w:color="000000"/>
-            </w:tcBorders>
-            <w:shd w:val="clear" w:color="auto" w:fill="FFFFFF"/>
-            <w:tcMar>
-              <w:top w:w="0" w:type="dxa"/>
-              <w:bottom w:w="0" w:type="dxa"/>
-              <w:left w:w="0" w:type="dxa"/>
-              <w:right w:w="0" w:type="dxa"/>
-            </w:tcMar>
-            <w:vAlign w:val="top"/>
-          </w:tcPr>
-          <w:p>
-            <w:pPr>
-              <w:pStyle w:val="Normal"/>
-              <w:jc w:val="center"/>
-              <w:pBdr>
-                <w:bottom w:val="none" w:sz="0" w:space="0" w:color="000000"/>
-                <w:top w:val="none" w:sz="0" w:space="0" w:color="000000"/>
-                <w:left w:val="none" w:sz="0" w:space="0" w:color="000000"/>
-                <w:right w:val="none" w:sz="0" w:space="0" w:color="000000"/>
-              </w:pBdr>
-              <w:spacing w:after="100" w:before="100" w:line="240"/>
-              <w:ind w:left="100" w:right="100" w:firstLine="0" w:firstLineChars="0"/>
-              <w:rPr>
-                <w:rFonts w:ascii="Helvetica" w:hAnsi="Helvetica" w:eastAsia="Helvetica" w:cs="Helvetica"/>
-                <w:i w:val="false"/>
-                <w:b w:val="false"/>
-                <w:u w:val="none"/>
-                <w:sz w:val="22"/>
-                <w:szCs w:val="22"/>
-                <w:color w:val="000000"/>
-              </w:rPr>
-            </w:pPr>
-            <w:r>
-              <w:rPr>
-                <w:rFonts w:ascii="Helvetica" w:hAnsi="Helvetica" w:eastAsia="Helvetica" w:cs="Helvetica"/>
-                <w:i w:val="false"/>
-                <w:b w:val="false"/>
-                <w:u w:val="none"/>
-                <w:sz w:val="22"/>
-                <w:szCs w:val="22"/>
-                <w:color w:val="000000"/>
-              </w:rPr>
-              <w:t xml:space="preserve">0.260</w:t>
+              <w:t xml:space="preserve">2.41</w:t>
+            </w:r>
+          </w:p>
+        </w:tc>
+        <w:tc>
+          <w:tcPr>
+            <w:tcBorders>
+              <w:bottom w:val="none" w:sz="0" w:space="0" w:color="000000"/>
+              <w:top w:val="none" w:sz="0" w:space="0" w:color="000000"/>
+              <w:left w:val="none" w:sz="0" w:space="0" w:color="000000"/>
+              <w:right w:val="none" w:sz="0" w:space="0" w:color="000000"/>
+            </w:tcBorders>
+            <w:shd w:val="clear" w:color="auto" w:fill="FFFFFF"/>
+            <w:tcMar>
+              <w:top w:w="0" w:type="dxa"/>
+              <w:bottom w:w="0" w:type="dxa"/>
+              <w:left w:w="0" w:type="dxa"/>
+              <w:right w:w="0" w:type="dxa"/>
+            </w:tcMar>
+            <w:vAlign w:val="top"/>
+          </w:tcPr>
+          <w:p>
+            <w:pPr>
+              <w:pStyle w:val="Normal"/>
+              <w:jc w:val="center"/>
+              <w:pBdr>
+                <w:bottom w:val="none" w:sz="0" w:space="0" w:color="000000"/>
+                <w:top w:val="none" w:sz="0" w:space="0" w:color="000000"/>
+                <w:left w:val="none" w:sz="0" w:space="0" w:color="000000"/>
+                <w:right w:val="none" w:sz="0" w:space="0" w:color="000000"/>
+              </w:pBdr>
+              <w:spacing w:after="100" w:before="100" w:line="240"/>
+              <w:ind w:left="100" w:right="100" w:firstLine="0" w:firstLineChars="0"/>
+              <w:rPr>
+                <w:rFonts w:ascii="Helvetica" w:hAnsi="Helvetica" w:eastAsia="Helvetica" w:cs="Helvetica"/>
+                <w:i w:val="false"/>
+                <w:b w:val="false"/>
+                <w:u w:val="none"/>
+                <w:sz w:val="22"/>
+                <w:szCs w:val="22"/>
+                <w:color w:val="000000"/>
+              </w:rPr>
+            </w:pPr>
+            <w:r>
+              <w:rPr>
+                <w:rFonts w:ascii="Helvetica" w:hAnsi="Helvetica" w:eastAsia="Helvetica" w:cs="Helvetica"/>
+                <w:i w:val="false"/>
+                <w:b w:val="false"/>
+                <w:u w:val="none"/>
+                <w:sz w:val="22"/>
+                <w:szCs w:val="22"/>
+                <w:color w:val="000000"/>
+              </w:rPr>
+              <w:t xml:space="preserve">0.54, 10.7</w:t>
+            </w:r>
+          </w:p>
+        </w:tc>
+        <w:tc>
+          <w:tcPr>
+            <w:tcBorders>
+              <w:bottom w:val="none" w:sz="0" w:space="0" w:color="000000"/>
+              <w:top w:val="none" w:sz="0" w:space="0" w:color="000000"/>
+              <w:left w:val="none" w:sz="0" w:space="0" w:color="000000"/>
+              <w:right w:val="none" w:sz="0" w:space="0" w:color="000000"/>
+            </w:tcBorders>
+            <w:shd w:val="clear" w:color="auto" w:fill="FFFFFF"/>
+            <w:tcMar>
+              <w:top w:w="0" w:type="dxa"/>
+              <w:bottom w:w="0" w:type="dxa"/>
+              <w:left w:w="0" w:type="dxa"/>
+              <w:right w:w="0" w:type="dxa"/>
+            </w:tcMar>
+            <w:vAlign w:val="top"/>
+          </w:tcPr>
+          <w:p>
+            <w:pPr>
+              <w:pStyle w:val="Normal"/>
+              <w:jc w:val="center"/>
+              <w:pBdr>
+                <w:bottom w:val="none" w:sz="0" w:space="0" w:color="000000"/>
+                <w:top w:val="none" w:sz="0" w:space="0" w:color="000000"/>
+                <w:left w:val="none" w:sz="0" w:space="0" w:color="000000"/>
+                <w:right w:val="none" w:sz="0" w:space="0" w:color="000000"/>
+              </w:pBdr>
+              <w:spacing w:after="100" w:before="100" w:line="240"/>
+              <w:ind w:left="100" w:right="100" w:firstLine="0" w:firstLineChars="0"/>
+              <w:rPr>
+                <w:rFonts w:ascii="Helvetica" w:hAnsi="Helvetica" w:eastAsia="Helvetica" w:cs="Helvetica"/>
+                <w:i w:val="false"/>
+                <w:b w:val="false"/>
+                <w:u w:val="none"/>
+                <w:sz w:val="22"/>
+                <w:szCs w:val="22"/>
+                <w:color w:val="000000"/>
+              </w:rPr>
+            </w:pPr>
+            <w:r>
+              <w:rPr>
+                <w:rFonts w:ascii="Helvetica" w:hAnsi="Helvetica" w:eastAsia="Helvetica" w:cs="Helvetica"/>
+                <w:i w:val="false"/>
+                <w:b w:val="false"/>
+                <w:u w:val="none"/>
+                <w:sz w:val="22"/>
+                <w:szCs w:val="22"/>
+                <w:color w:val="000000"/>
+              </w:rPr>
+              <w:t xml:space="preserve">0.250</w:t>
             </w:r>
           </w:p>
         </w:tc>
@@ -7170,113 +7170,113 @@
                 <w:szCs w:val="22"/>
                 <w:color w:val="000000"/>
               </w:rPr>
-              <w:t xml:space="preserve">1.39</w:t>
-            </w:r>
-          </w:p>
-        </w:tc>
-        <w:tc>
-          <w:tcPr>
-            <w:tcBorders>
-              <w:bottom w:val="none" w:sz="0" w:space="0" w:color="000000"/>
-              <w:top w:val="none" w:sz="0" w:space="0" w:color="000000"/>
-              <w:left w:val="none" w:sz="0" w:space="0" w:color="000000"/>
-              <w:right w:val="none" w:sz="0" w:space="0" w:color="000000"/>
-            </w:tcBorders>
-            <w:shd w:val="clear" w:color="auto" w:fill="FFFFFF"/>
-            <w:tcMar>
-              <w:top w:w="0" w:type="dxa"/>
-              <w:bottom w:w="0" w:type="dxa"/>
-              <w:left w:w="0" w:type="dxa"/>
-              <w:right w:w="0" w:type="dxa"/>
-            </w:tcMar>
-            <w:vAlign w:val="top"/>
-          </w:tcPr>
-          <w:p>
-            <w:pPr>
-              <w:pStyle w:val="Normal"/>
-              <w:jc w:val="center"/>
-              <w:pBdr>
-                <w:bottom w:val="none" w:sz="0" w:space="0" w:color="000000"/>
-                <w:top w:val="none" w:sz="0" w:space="0" w:color="000000"/>
-                <w:left w:val="none" w:sz="0" w:space="0" w:color="000000"/>
-                <w:right w:val="none" w:sz="0" w:space="0" w:color="000000"/>
-              </w:pBdr>
-              <w:spacing w:after="100" w:before="100" w:line="240"/>
-              <w:ind w:left="100" w:right="100" w:firstLine="0" w:firstLineChars="0"/>
-              <w:rPr>
-                <w:rFonts w:ascii="Helvetica" w:hAnsi="Helvetica" w:eastAsia="Helvetica" w:cs="Helvetica"/>
-                <w:i w:val="false"/>
-                <w:b w:val="false"/>
-                <w:u w:val="none"/>
-                <w:sz w:val="22"/>
-                <w:szCs w:val="22"/>
-                <w:color w:val="000000"/>
-              </w:rPr>
-            </w:pPr>
-            <w:r>
-              <w:rPr>
-                <w:rFonts w:ascii="Helvetica" w:hAnsi="Helvetica" w:eastAsia="Helvetica" w:cs="Helvetica"/>
-                <w:i w:val="false"/>
-                <w:b w:val="false"/>
-                <w:u w:val="none"/>
-                <w:sz w:val="22"/>
-                <w:szCs w:val="22"/>
-                <w:color w:val="000000"/>
-              </w:rPr>
-              <w:t xml:space="preserve">0.45, 4.30</w:t>
-            </w:r>
-          </w:p>
-        </w:tc>
-        <w:tc>
-          <w:tcPr>
-            <w:tcBorders>
-              <w:bottom w:val="none" w:sz="0" w:space="0" w:color="000000"/>
-              <w:top w:val="none" w:sz="0" w:space="0" w:color="000000"/>
-              <w:left w:val="none" w:sz="0" w:space="0" w:color="000000"/>
-              <w:right w:val="none" w:sz="0" w:space="0" w:color="000000"/>
-            </w:tcBorders>
-            <w:shd w:val="clear" w:color="auto" w:fill="FFFFFF"/>
-            <w:tcMar>
-              <w:top w:w="0" w:type="dxa"/>
-              <w:bottom w:w="0" w:type="dxa"/>
-              <w:left w:w="0" w:type="dxa"/>
-              <w:right w:w="0" w:type="dxa"/>
-            </w:tcMar>
-            <w:vAlign w:val="top"/>
-          </w:tcPr>
-          <w:p>
-            <w:pPr>
-              <w:pStyle w:val="Normal"/>
-              <w:jc w:val="center"/>
-              <w:pBdr>
-                <w:bottom w:val="none" w:sz="0" w:space="0" w:color="000000"/>
-                <w:top w:val="none" w:sz="0" w:space="0" w:color="000000"/>
-                <w:left w:val="none" w:sz="0" w:space="0" w:color="000000"/>
-                <w:right w:val="none" w:sz="0" w:space="0" w:color="000000"/>
-              </w:pBdr>
-              <w:spacing w:after="100" w:before="100" w:line="240"/>
-              <w:ind w:left="100" w:right="100" w:firstLine="0" w:firstLineChars="0"/>
-              <w:rPr>
-                <w:rFonts w:ascii="Helvetica" w:hAnsi="Helvetica" w:eastAsia="Helvetica" w:cs="Helvetica"/>
-                <w:i w:val="false"/>
-                <w:b w:val="false"/>
-                <w:u w:val="none"/>
-                <w:sz w:val="22"/>
-                <w:szCs w:val="22"/>
-                <w:color w:val="000000"/>
-              </w:rPr>
-            </w:pPr>
-            <w:r>
-              <w:rPr>
-                <w:rFonts w:ascii="Helvetica" w:hAnsi="Helvetica" w:eastAsia="Helvetica" w:cs="Helvetica"/>
-                <w:i w:val="false"/>
-                <w:b w:val="false"/>
-                <w:u w:val="none"/>
-                <w:sz w:val="22"/>
-                <w:szCs w:val="22"/>
-                <w:color w:val="000000"/>
-              </w:rPr>
-              <w:t xml:space="preserve">0.560</w:t>
+              <w:t xml:space="preserve">1.37</w:t>
+            </w:r>
+          </w:p>
+        </w:tc>
+        <w:tc>
+          <w:tcPr>
+            <w:tcBorders>
+              <w:bottom w:val="none" w:sz="0" w:space="0" w:color="000000"/>
+              <w:top w:val="none" w:sz="0" w:space="0" w:color="000000"/>
+              <w:left w:val="none" w:sz="0" w:space="0" w:color="000000"/>
+              <w:right w:val="none" w:sz="0" w:space="0" w:color="000000"/>
+            </w:tcBorders>
+            <w:shd w:val="clear" w:color="auto" w:fill="FFFFFF"/>
+            <w:tcMar>
+              <w:top w:w="0" w:type="dxa"/>
+              <w:bottom w:w="0" w:type="dxa"/>
+              <w:left w:w="0" w:type="dxa"/>
+              <w:right w:w="0" w:type="dxa"/>
+            </w:tcMar>
+            <w:vAlign w:val="top"/>
+          </w:tcPr>
+          <w:p>
+            <w:pPr>
+              <w:pStyle w:val="Normal"/>
+              <w:jc w:val="center"/>
+              <w:pBdr>
+                <w:bottom w:val="none" w:sz="0" w:space="0" w:color="000000"/>
+                <w:top w:val="none" w:sz="0" w:space="0" w:color="000000"/>
+                <w:left w:val="none" w:sz="0" w:space="0" w:color="000000"/>
+                <w:right w:val="none" w:sz="0" w:space="0" w:color="000000"/>
+              </w:pBdr>
+              <w:spacing w:after="100" w:before="100" w:line="240"/>
+              <w:ind w:left="100" w:right="100" w:firstLine="0" w:firstLineChars="0"/>
+              <w:rPr>
+                <w:rFonts w:ascii="Helvetica" w:hAnsi="Helvetica" w:eastAsia="Helvetica" w:cs="Helvetica"/>
+                <w:i w:val="false"/>
+                <w:b w:val="false"/>
+                <w:u w:val="none"/>
+                <w:sz w:val="22"/>
+                <w:szCs w:val="22"/>
+                <w:color w:val="000000"/>
+              </w:rPr>
+            </w:pPr>
+            <w:r>
+              <w:rPr>
+                <w:rFonts w:ascii="Helvetica" w:hAnsi="Helvetica" w:eastAsia="Helvetica" w:cs="Helvetica"/>
+                <w:i w:val="false"/>
+                <w:b w:val="false"/>
+                <w:u w:val="none"/>
+                <w:sz w:val="22"/>
+                <w:szCs w:val="22"/>
+                <w:color w:val="000000"/>
+              </w:rPr>
+              <w:t xml:space="preserve">0.44, 4.21</w:t>
+            </w:r>
+          </w:p>
+        </w:tc>
+        <w:tc>
+          <w:tcPr>
+            <w:tcBorders>
+              <w:bottom w:val="none" w:sz="0" w:space="0" w:color="000000"/>
+              <w:top w:val="none" w:sz="0" w:space="0" w:color="000000"/>
+              <w:left w:val="none" w:sz="0" w:space="0" w:color="000000"/>
+              <w:right w:val="none" w:sz="0" w:space="0" w:color="000000"/>
+            </w:tcBorders>
+            <w:shd w:val="clear" w:color="auto" w:fill="FFFFFF"/>
+            <w:tcMar>
+              <w:top w:w="0" w:type="dxa"/>
+              <w:bottom w:w="0" w:type="dxa"/>
+              <w:left w:w="0" w:type="dxa"/>
+              <w:right w:w="0" w:type="dxa"/>
+            </w:tcMar>
+            <w:vAlign w:val="top"/>
+          </w:tcPr>
+          <w:p>
+            <w:pPr>
+              <w:pStyle w:val="Normal"/>
+              <w:jc w:val="center"/>
+              <w:pBdr>
+                <w:bottom w:val="none" w:sz="0" w:space="0" w:color="000000"/>
+                <w:top w:val="none" w:sz="0" w:space="0" w:color="000000"/>
+                <w:left w:val="none" w:sz="0" w:space="0" w:color="000000"/>
+                <w:right w:val="none" w:sz="0" w:space="0" w:color="000000"/>
+              </w:pBdr>
+              <w:spacing w:after="100" w:before="100" w:line="240"/>
+              <w:ind w:left="100" w:right="100" w:firstLine="0" w:firstLineChars="0"/>
+              <w:rPr>
+                <w:rFonts w:ascii="Helvetica" w:hAnsi="Helvetica" w:eastAsia="Helvetica" w:cs="Helvetica"/>
+                <w:i w:val="false"/>
+                <w:b w:val="false"/>
+                <w:u w:val="none"/>
+                <w:sz w:val="22"/>
+                <w:szCs w:val="22"/>
+                <w:color w:val="000000"/>
+              </w:rPr>
+            </w:pPr>
+            <w:r>
+              <w:rPr>
+                <w:rFonts w:ascii="Helvetica" w:hAnsi="Helvetica" w:eastAsia="Helvetica" w:cs="Helvetica"/>
+                <w:i w:val="false"/>
+                <w:b w:val="false"/>
+                <w:u w:val="none"/>
+                <w:sz w:val="22"/>
+                <w:szCs w:val="22"/>
+                <w:color w:val="000000"/>
+              </w:rPr>
+              <w:t xml:space="preserve">0.590</w:t>
             </w:r>
           </w:p>
         </w:tc>
@@ -7382,113 +7382,113 @@
                 <w:szCs w:val="22"/>
                 <w:color w:val="000000"/>
               </w:rPr>
-              <w:t xml:space="preserve">0.62</w:t>
-            </w:r>
-          </w:p>
-        </w:tc>
-        <w:tc>
-          <w:tcPr>
-            <w:tcBorders>
-              <w:bottom w:val="none" w:sz="0" w:space="0" w:color="000000"/>
-              <w:top w:val="none" w:sz="0" w:space="0" w:color="000000"/>
-              <w:left w:val="none" w:sz="0" w:space="0" w:color="000000"/>
-              <w:right w:val="none" w:sz="0" w:space="0" w:color="000000"/>
-            </w:tcBorders>
-            <w:shd w:val="clear" w:color="auto" w:fill="FFFFFF"/>
-            <w:tcMar>
-              <w:top w:w="0" w:type="dxa"/>
-              <w:bottom w:w="0" w:type="dxa"/>
-              <w:left w:w="0" w:type="dxa"/>
-              <w:right w:w="0" w:type="dxa"/>
-            </w:tcMar>
-            <w:vAlign w:val="top"/>
-          </w:tcPr>
-          <w:p>
-            <w:pPr>
-              <w:pStyle w:val="Normal"/>
-              <w:jc w:val="center"/>
-              <w:pBdr>
-                <w:bottom w:val="none" w:sz="0" w:space="0" w:color="000000"/>
-                <w:top w:val="none" w:sz="0" w:space="0" w:color="000000"/>
-                <w:left w:val="none" w:sz="0" w:space="0" w:color="000000"/>
-                <w:right w:val="none" w:sz="0" w:space="0" w:color="000000"/>
-              </w:pBdr>
-              <w:spacing w:after="100" w:before="100" w:line="240"/>
-              <w:ind w:left="100" w:right="100" w:firstLine="0" w:firstLineChars="0"/>
-              <w:rPr>
-                <w:rFonts w:ascii="Helvetica" w:hAnsi="Helvetica" w:eastAsia="Helvetica" w:cs="Helvetica"/>
-                <w:i w:val="false"/>
-                <w:b w:val="false"/>
-                <w:u w:val="none"/>
-                <w:sz w:val="22"/>
-                <w:szCs w:val="22"/>
-                <w:color w:val="000000"/>
-              </w:rPr>
-            </w:pPr>
-            <w:r>
-              <w:rPr>
-                <w:rFonts w:ascii="Helvetica" w:hAnsi="Helvetica" w:eastAsia="Helvetica" w:cs="Helvetica"/>
-                <w:i w:val="false"/>
-                <w:b w:val="false"/>
-                <w:u w:val="none"/>
-                <w:sz w:val="22"/>
-                <w:szCs w:val="22"/>
-                <w:color w:val="000000"/>
-              </w:rPr>
-              <w:t xml:space="preserve">0.13, 2.93</w:t>
-            </w:r>
-          </w:p>
-        </w:tc>
-        <w:tc>
-          <w:tcPr>
-            <w:tcBorders>
-              <w:bottom w:val="none" w:sz="0" w:space="0" w:color="000000"/>
-              <w:top w:val="none" w:sz="0" w:space="0" w:color="000000"/>
-              <w:left w:val="none" w:sz="0" w:space="0" w:color="000000"/>
-              <w:right w:val="none" w:sz="0" w:space="0" w:color="000000"/>
-            </w:tcBorders>
-            <w:shd w:val="clear" w:color="auto" w:fill="FFFFFF"/>
-            <w:tcMar>
-              <w:top w:w="0" w:type="dxa"/>
-              <w:bottom w:w="0" w:type="dxa"/>
-              <w:left w:w="0" w:type="dxa"/>
-              <w:right w:w="0" w:type="dxa"/>
-            </w:tcMar>
-            <w:vAlign w:val="top"/>
-          </w:tcPr>
-          <w:p>
-            <w:pPr>
-              <w:pStyle w:val="Normal"/>
-              <w:jc w:val="center"/>
-              <w:pBdr>
-                <w:bottom w:val="none" w:sz="0" w:space="0" w:color="000000"/>
-                <w:top w:val="none" w:sz="0" w:space="0" w:color="000000"/>
-                <w:left w:val="none" w:sz="0" w:space="0" w:color="000000"/>
-                <w:right w:val="none" w:sz="0" w:space="0" w:color="000000"/>
-              </w:pBdr>
-              <w:spacing w:after="100" w:before="100" w:line="240"/>
-              <w:ind w:left="100" w:right="100" w:firstLine="0" w:firstLineChars="0"/>
-              <w:rPr>
-                <w:rFonts w:ascii="Helvetica" w:hAnsi="Helvetica" w:eastAsia="Helvetica" w:cs="Helvetica"/>
-                <w:i w:val="false"/>
-                <w:b w:val="false"/>
-                <w:u w:val="none"/>
-                <w:sz w:val="22"/>
-                <w:szCs w:val="22"/>
-                <w:color w:val="000000"/>
-              </w:rPr>
-            </w:pPr>
-            <w:r>
-              <w:rPr>
-                <w:rFonts w:ascii="Helvetica" w:hAnsi="Helvetica" w:eastAsia="Helvetica" w:cs="Helvetica"/>
-                <w:i w:val="false"/>
-                <w:b w:val="false"/>
-                <w:u w:val="none"/>
-                <w:sz w:val="22"/>
-                <w:szCs w:val="22"/>
-                <w:color w:val="000000"/>
-              </w:rPr>
-              <w:t xml:space="preserve">0.540</w:t>
+              <w:t xml:space="preserve">0.68</w:t>
+            </w:r>
+          </w:p>
+        </w:tc>
+        <w:tc>
+          <w:tcPr>
+            <w:tcBorders>
+              <w:bottom w:val="none" w:sz="0" w:space="0" w:color="000000"/>
+              <w:top w:val="none" w:sz="0" w:space="0" w:color="000000"/>
+              <w:left w:val="none" w:sz="0" w:space="0" w:color="000000"/>
+              <w:right w:val="none" w:sz="0" w:space="0" w:color="000000"/>
+            </w:tcBorders>
+            <w:shd w:val="clear" w:color="auto" w:fill="FFFFFF"/>
+            <w:tcMar>
+              <w:top w:w="0" w:type="dxa"/>
+              <w:bottom w:w="0" w:type="dxa"/>
+              <w:left w:w="0" w:type="dxa"/>
+              <w:right w:w="0" w:type="dxa"/>
+            </w:tcMar>
+            <w:vAlign w:val="top"/>
+          </w:tcPr>
+          <w:p>
+            <w:pPr>
+              <w:pStyle w:val="Normal"/>
+              <w:jc w:val="center"/>
+              <w:pBdr>
+                <w:bottom w:val="none" w:sz="0" w:space="0" w:color="000000"/>
+                <w:top w:val="none" w:sz="0" w:space="0" w:color="000000"/>
+                <w:left w:val="none" w:sz="0" w:space="0" w:color="000000"/>
+                <w:right w:val="none" w:sz="0" w:space="0" w:color="000000"/>
+              </w:pBdr>
+              <w:spacing w:after="100" w:before="100" w:line="240"/>
+              <w:ind w:left="100" w:right="100" w:firstLine="0" w:firstLineChars="0"/>
+              <w:rPr>
+                <w:rFonts w:ascii="Helvetica" w:hAnsi="Helvetica" w:eastAsia="Helvetica" w:cs="Helvetica"/>
+                <w:i w:val="false"/>
+                <w:b w:val="false"/>
+                <w:u w:val="none"/>
+                <w:sz w:val="22"/>
+                <w:szCs w:val="22"/>
+                <w:color w:val="000000"/>
+              </w:rPr>
+            </w:pPr>
+            <w:r>
+              <w:rPr>
+                <w:rFonts w:ascii="Helvetica" w:hAnsi="Helvetica" w:eastAsia="Helvetica" w:cs="Helvetica"/>
+                <w:i w:val="false"/>
+                <w:b w:val="false"/>
+                <w:u w:val="none"/>
+                <w:sz w:val="22"/>
+                <w:szCs w:val="22"/>
+                <w:color w:val="000000"/>
+              </w:rPr>
+              <w:t xml:space="preserve">0.14, 3.30</w:t>
+            </w:r>
+          </w:p>
+        </w:tc>
+        <w:tc>
+          <w:tcPr>
+            <w:tcBorders>
+              <w:bottom w:val="none" w:sz="0" w:space="0" w:color="000000"/>
+              <w:top w:val="none" w:sz="0" w:space="0" w:color="000000"/>
+              <w:left w:val="none" w:sz="0" w:space="0" w:color="000000"/>
+              <w:right w:val="none" w:sz="0" w:space="0" w:color="000000"/>
+            </w:tcBorders>
+            <w:shd w:val="clear" w:color="auto" w:fill="FFFFFF"/>
+            <w:tcMar>
+              <w:top w:w="0" w:type="dxa"/>
+              <w:bottom w:w="0" w:type="dxa"/>
+              <w:left w:w="0" w:type="dxa"/>
+              <w:right w:w="0" w:type="dxa"/>
+            </w:tcMar>
+            <w:vAlign w:val="top"/>
+          </w:tcPr>
+          <w:p>
+            <w:pPr>
+              <w:pStyle w:val="Normal"/>
+              <w:jc w:val="center"/>
+              <w:pBdr>
+                <w:bottom w:val="none" w:sz="0" w:space="0" w:color="000000"/>
+                <w:top w:val="none" w:sz="0" w:space="0" w:color="000000"/>
+                <w:left w:val="none" w:sz="0" w:space="0" w:color="000000"/>
+                <w:right w:val="none" w:sz="0" w:space="0" w:color="000000"/>
+              </w:pBdr>
+              <w:spacing w:after="100" w:before="100" w:line="240"/>
+              <w:ind w:left="100" w:right="100" w:firstLine="0" w:firstLineChars="0"/>
+              <w:rPr>
+                <w:rFonts w:ascii="Helvetica" w:hAnsi="Helvetica" w:eastAsia="Helvetica" w:cs="Helvetica"/>
+                <w:i w:val="false"/>
+                <w:b w:val="false"/>
+                <w:u w:val="none"/>
+                <w:sz w:val="22"/>
+                <w:szCs w:val="22"/>
+                <w:color w:val="000000"/>
+              </w:rPr>
+            </w:pPr>
+            <w:r>
+              <w:rPr>
+                <w:rFonts w:ascii="Helvetica" w:hAnsi="Helvetica" w:eastAsia="Helvetica" w:cs="Helvetica"/>
+                <w:i w:val="false"/>
+                <w:b w:val="false"/>
+                <w:u w:val="none"/>
+                <w:sz w:val="22"/>
+                <w:szCs w:val="22"/>
+                <w:color w:val="000000"/>
+              </w:rPr>
+              <w:t xml:space="preserve">0.640</w:t>
             </w:r>
           </w:p>
         </w:tc>
@@ -7653,113 +7653,113 @@
                 <w:szCs w:val="22"/>
                 <w:color w:val="000000"/>
               </w:rPr>
-              <w:t xml:space="preserve">0.89</w:t>
-            </w:r>
-          </w:p>
-        </w:tc>
-        <w:tc>
-          <w:tcPr>
-            <w:tcBorders>
-              <w:bottom w:val="none" w:sz="0" w:space="0" w:color="000000"/>
-              <w:top w:val="none" w:sz="0" w:space="0" w:color="000000"/>
-              <w:left w:val="none" w:sz="0" w:space="0" w:color="000000"/>
-              <w:right w:val="none" w:sz="0" w:space="0" w:color="000000"/>
-            </w:tcBorders>
-            <w:shd w:val="clear" w:color="auto" w:fill="FFFFFF"/>
-            <w:tcMar>
-              <w:top w:w="0" w:type="dxa"/>
-              <w:bottom w:w="0" w:type="dxa"/>
-              <w:left w:w="0" w:type="dxa"/>
-              <w:right w:w="0" w:type="dxa"/>
-            </w:tcMar>
-            <w:vAlign w:val="top"/>
-          </w:tcPr>
-          <w:p>
-            <w:pPr>
-              <w:pStyle w:val="Normal"/>
-              <w:jc w:val="center"/>
-              <w:pBdr>
-                <w:bottom w:val="none" w:sz="0" w:space="0" w:color="000000"/>
-                <w:top w:val="none" w:sz="0" w:space="0" w:color="000000"/>
-                <w:left w:val="none" w:sz="0" w:space="0" w:color="000000"/>
-                <w:right w:val="none" w:sz="0" w:space="0" w:color="000000"/>
-              </w:pBdr>
-              <w:spacing w:after="100" w:before="100" w:line="240"/>
-              <w:ind w:left="100" w:right="100" w:firstLine="0" w:firstLineChars="0"/>
-              <w:rPr>
-                <w:rFonts w:ascii="Helvetica" w:hAnsi="Helvetica" w:eastAsia="Helvetica" w:cs="Helvetica"/>
-                <w:i w:val="false"/>
-                <w:b w:val="false"/>
-                <w:u w:val="none"/>
-                <w:sz w:val="22"/>
-                <w:szCs w:val="22"/>
-                <w:color w:val="000000"/>
-              </w:rPr>
-            </w:pPr>
-            <w:r>
-              <w:rPr>
-                <w:rFonts w:ascii="Helvetica" w:hAnsi="Helvetica" w:eastAsia="Helvetica" w:cs="Helvetica"/>
-                <w:i w:val="false"/>
-                <w:b w:val="false"/>
-                <w:u w:val="none"/>
-                <w:sz w:val="22"/>
-                <w:szCs w:val="22"/>
-                <w:color w:val="000000"/>
-              </w:rPr>
-              <w:t xml:space="preserve">0.31, 2.59</w:t>
-            </w:r>
-          </w:p>
-        </w:tc>
-        <w:tc>
-          <w:tcPr>
-            <w:tcBorders>
-              <w:bottom w:val="none" w:sz="0" w:space="0" w:color="000000"/>
-              <w:top w:val="none" w:sz="0" w:space="0" w:color="000000"/>
-              <w:left w:val="none" w:sz="0" w:space="0" w:color="000000"/>
-              <w:right w:val="none" w:sz="0" w:space="0" w:color="000000"/>
-            </w:tcBorders>
-            <w:shd w:val="clear" w:color="auto" w:fill="FFFFFF"/>
-            <w:tcMar>
-              <w:top w:w="0" w:type="dxa"/>
-              <w:bottom w:w="0" w:type="dxa"/>
-              <w:left w:w="0" w:type="dxa"/>
-              <w:right w:w="0" w:type="dxa"/>
-            </w:tcMar>
-            <w:vAlign w:val="top"/>
-          </w:tcPr>
-          <w:p>
-            <w:pPr>
-              <w:pStyle w:val="Normal"/>
-              <w:jc w:val="center"/>
-              <w:pBdr>
-                <w:bottom w:val="none" w:sz="0" w:space="0" w:color="000000"/>
-                <w:top w:val="none" w:sz="0" w:space="0" w:color="000000"/>
-                <w:left w:val="none" w:sz="0" w:space="0" w:color="000000"/>
-                <w:right w:val="none" w:sz="0" w:space="0" w:color="000000"/>
-              </w:pBdr>
-              <w:spacing w:after="100" w:before="100" w:line="240"/>
-              <w:ind w:left="100" w:right="100" w:firstLine="0" w:firstLineChars="0"/>
-              <w:rPr>
-                <w:rFonts w:ascii="Helvetica" w:hAnsi="Helvetica" w:eastAsia="Helvetica" w:cs="Helvetica"/>
-                <w:i w:val="false"/>
-                <w:b w:val="false"/>
-                <w:u w:val="none"/>
-                <w:sz w:val="22"/>
-                <w:szCs w:val="22"/>
-                <w:color w:val="000000"/>
-              </w:rPr>
-            </w:pPr>
-            <w:r>
-              <w:rPr>
-                <w:rFonts w:ascii="Helvetica" w:hAnsi="Helvetica" w:eastAsia="Helvetica" w:cs="Helvetica"/>
-                <w:i w:val="false"/>
-                <w:b w:val="false"/>
-                <w:u w:val="none"/>
-                <w:sz w:val="22"/>
-                <w:szCs w:val="22"/>
-                <w:color w:val="000000"/>
-              </w:rPr>
-              <w:t xml:space="preserve">0.840</w:t>
+              <w:t xml:space="preserve">0.88</w:t>
+            </w:r>
+          </w:p>
+        </w:tc>
+        <w:tc>
+          <w:tcPr>
+            <w:tcBorders>
+              <w:bottom w:val="none" w:sz="0" w:space="0" w:color="000000"/>
+              <w:top w:val="none" w:sz="0" w:space="0" w:color="000000"/>
+              <w:left w:val="none" w:sz="0" w:space="0" w:color="000000"/>
+              <w:right w:val="none" w:sz="0" w:space="0" w:color="000000"/>
+            </w:tcBorders>
+            <w:shd w:val="clear" w:color="auto" w:fill="FFFFFF"/>
+            <w:tcMar>
+              <w:top w:w="0" w:type="dxa"/>
+              <w:bottom w:w="0" w:type="dxa"/>
+              <w:left w:w="0" w:type="dxa"/>
+              <w:right w:w="0" w:type="dxa"/>
+            </w:tcMar>
+            <w:vAlign w:val="top"/>
+          </w:tcPr>
+          <w:p>
+            <w:pPr>
+              <w:pStyle w:val="Normal"/>
+              <w:jc w:val="center"/>
+              <w:pBdr>
+                <w:bottom w:val="none" w:sz="0" w:space="0" w:color="000000"/>
+                <w:top w:val="none" w:sz="0" w:space="0" w:color="000000"/>
+                <w:left w:val="none" w:sz="0" w:space="0" w:color="000000"/>
+                <w:right w:val="none" w:sz="0" w:space="0" w:color="000000"/>
+              </w:pBdr>
+              <w:spacing w:after="100" w:before="100" w:line="240"/>
+              <w:ind w:left="100" w:right="100" w:firstLine="0" w:firstLineChars="0"/>
+              <w:rPr>
+                <w:rFonts w:ascii="Helvetica" w:hAnsi="Helvetica" w:eastAsia="Helvetica" w:cs="Helvetica"/>
+                <w:i w:val="false"/>
+                <w:b w:val="false"/>
+                <w:u w:val="none"/>
+                <w:sz w:val="22"/>
+                <w:szCs w:val="22"/>
+                <w:color w:val="000000"/>
+              </w:rPr>
+            </w:pPr>
+            <w:r>
+              <w:rPr>
+                <w:rFonts w:ascii="Helvetica" w:hAnsi="Helvetica" w:eastAsia="Helvetica" w:cs="Helvetica"/>
+                <w:i w:val="false"/>
+                <w:b w:val="false"/>
+                <w:u w:val="none"/>
+                <w:sz w:val="22"/>
+                <w:szCs w:val="22"/>
+                <w:color w:val="000000"/>
+              </w:rPr>
+              <w:t xml:space="preserve">0.30, 2.54</w:t>
+            </w:r>
+          </w:p>
+        </w:tc>
+        <w:tc>
+          <w:tcPr>
+            <w:tcBorders>
+              <w:bottom w:val="none" w:sz="0" w:space="0" w:color="000000"/>
+              <w:top w:val="none" w:sz="0" w:space="0" w:color="000000"/>
+              <w:left w:val="none" w:sz="0" w:space="0" w:color="000000"/>
+              <w:right w:val="none" w:sz="0" w:space="0" w:color="000000"/>
+            </w:tcBorders>
+            <w:shd w:val="clear" w:color="auto" w:fill="FFFFFF"/>
+            <w:tcMar>
+              <w:top w:w="0" w:type="dxa"/>
+              <w:bottom w:w="0" w:type="dxa"/>
+              <w:left w:w="0" w:type="dxa"/>
+              <w:right w:w="0" w:type="dxa"/>
+            </w:tcMar>
+            <w:vAlign w:val="top"/>
+          </w:tcPr>
+          <w:p>
+            <w:pPr>
+              <w:pStyle w:val="Normal"/>
+              <w:jc w:val="center"/>
+              <w:pBdr>
+                <w:bottom w:val="none" w:sz="0" w:space="0" w:color="000000"/>
+                <w:top w:val="none" w:sz="0" w:space="0" w:color="000000"/>
+                <w:left w:val="none" w:sz="0" w:space="0" w:color="000000"/>
+                <w:right w:val="none" w:sz="0" w:space="0" w:color="000000"/>
+              </w:pBdr>
+              <w:spacing w:after="100" w:before="100" w:line="240"/>
+              <w:ind w:left="100" w:right="100" w:firstLine="0" w:firstLineChars="0"/>
+              <w:rPr>
+                <w:rFonts w:ascii="Helvetica" w:hAnsi="Helvetica" w:eastAsia="Helvetica" w:cs="Helvetica"/>
+                <w:i w:val="false"/>
+                <w:b w:val="false"/>
+                <w:u w:val="none"/>
+                <w:sz w:val="22"/>
+                <w:szCs w:val="22"/>
+                <w:color w:val="000000"/>
+              </w:rPr>
+            </w:pPr>
+            <w:r>
+              <w:rPr>
+                <w:rFonts w:ascii="Helvetica" w:hAnsi="Helvetica" w:eastAsia="Helvetica" w:cs="Helvetica"/>
+                <w:i w:val="false"/>
+                <w:b w:val="false"/>
+                <w:u w:val="none"/>
+                <w:sz w:val="22"/>
+                <w:szCs w:val="22"/>
+                <w:color w:val="000000"/>
+              </w:rPr>
+              <w:t xml:space="preserve">0.810</w:t>
             </w:r>
           </w:p>
         </w:tc>
@@ -7865,60 +7865,60 @@
                 <w:szCs w:val="22"/>
                 <w:color w:val="000000"/>
               </w:rPr>
-              <w:t xml:space="preserve">3.80</w:t>
-            </w:r>
-          </w:p>
-        </w:tc>
-        <w:tc>
-          <w:tcPr>
-            <w:tcBorders>
-              <w:bottom w:val="none" w:sz="0" w:space="0" w:color="000000"/>
-              <w:top w:val="none" w:sz="0" w:space="0" w:color="000000"/>
-              <w:left w:val="none" w:sz="0" w:space="0" w:color="000000"/>
-              <w:right w:val="none" w:sz="0" w:space="0" w:color="000000"/>
-            </w:tcBorders>
-            <w:shd w:val="clear" w:color="auto" w:fill="FFFFFF"/>
-            <w:tcMar>
-              <w:top w:w="0" w:type="dxa"/>
-              <w:bottom w:w="0" w:type="dxa"/>
-              <w:left w:w="0" w:type="dxa"/>
-              <w:right w:w="0" w:type="dxa"/>
-            </w:tcMar>
-            <w:vAlign w:val="top"/>
-          </w:tcPr>
-          <w:p>
-            <w:pPr>
-              <w:pStyle w:val="Normal"/>
-              <w:jc w:val="center"/>
-              <w:pBdr>
-                <w:bottom w:val="none" w:sz="0" w:space="0" w:color="000000"/>
-                <w:top w:val="none" w:sz="0" w:space="0" w:color="000000"/>
-                <w:left w:val="none" w:sz="0" w:space="0" w:color="000000"/>
-                <w:right w:val="none" w:sz="0" w:space="0" w:color="000000"/>
-              </w:pBdr>
-              <w:spacing w:after="100" w:before="100" w:line="240"/>
-              <w:ind w:left="100" w:right="100" w:firstLine="0" w:firstLineChars="0"/>
-              <w:rPr>
-                <w:rFonts w:ascii="Helvetica" w:hAnsi="Helvetica" w:eastAsia="Helvetica" w:cs="Helvetica"/>
-                <w:i w:val="false"/>
-                <w:b w:val="false"/>
-                <w:u w:val="none"/>
-                <w:sz w:val="22"/>
-                <w:szCs w:val="22"/>
-                <w:color w:val="000000"/>
-              </w:rPr>
-            </w:pPr>
-            <w:r>
-              <w:rPr>
-                <w:rFonts w:ascii="Helvetica" w:hAnsi="Helvetica" w:eastAsia="Helvetica" w:cs="Helvetica"/>
-                <w:i w:val="false"/>
-                <w:b w:val="false"/>
-                <w:u w:val="none"/>
-                <w:sz w:val="22"/>
-                <w:szCs w:val="22"/>
-                <w:color w:val="000000"/>
-              </w:rPr>
-              <w:t xml:space="preserve">0.48, 30.3</w:t>
+              <w:t xml:space="preserve">3.72</w:t>
+            </w:r>
+          </w:p>
+        </w:tc>
+        <w:tc>
+          <w:tcPr>
+            <w:tcBorders>
+              <w:bottom w:val="none" w:sz="0" w:space="0" w:color="000000"/>
+              <w:top w:val="none" w:sz="0" w:space="0" w:color="000000"/>
+              <w:left w:val="none" w:sz="0" w:space="0" w:color="000000"/>
+              <w:right w:val="none" w:sz="0" w:space="0" w:color="000000"/>
+            </w:tcBorders>
+            <w:shd w:val="clear" w:color="auto" w:fill="FFFFFF"/>
+            <w:tcMar>
+              <w:top w:w="0" w:type="dxa"/>
+              <w:bottom w:w="0" w:type="dxa"/>
+              <w:left w:w="0" w:type="dxa"/>
+              <w:right w:w="0" w:type="dxa"/>
+            </w:tcMar>
+            <w:vAlign w:val="top"/>
+          </w:tcPr>
+          <w:p>
+            <w:pPr>
+              <w:pStyle w:val="Normal"/>
+              <w:jc w:val="center"/>
+              <w:pBdr>
+                <w:bottom w:val="none" w:sz="0" w:space="0" w:color="000000"/>
+                <w:top w:val="none" w:sz="0" w:space="0" w:color="000000"/>
+                <w:left w:val="none" w:sz="0" w:space="0" w:color="000000"/>
+                <w:right w:val="none" w:sz="0" w:space="0" w:color="000000"/>
+              </w:pBdr>
+              <w:spacing w:after="100" w:before="100" w:line="240"/>
+              <w:ind w:left="100" w:right="100" w:firstLine="0" w:firstLineChars="0"/>
+              <w:rPr>
+                <w:rFonts w:ascii="Helvetica" w:hAnsi="Helvetica" w:eastAsia="Helvetica" w:cs="Helvetica"/>
+                <w:i w:val="false"/>
+                <w:b w:val="false"/>
+                <w:u w:val="none"/>
+                <w:sz w:val="22"/>
+                <w:szCs w:val="22"/>
+                <w:color w:val="000000"/>
+              </w:rPr>
+            </w:pPr>
+            <w:r>
+              <w:rPr>
+                <w:rFonts w:ascii="Helvetica" w:hAnsi="Helvetica" w:eastAsia="Helvetica" w:cs="Helvetica"/>
+                <w:i w:val="false"/>
+                <w:b w:val="false"/>
+                <w:u w:val="none"/>
+                <w:sz w:val="22"/>
+                <w:szCs w:val="22"/>
+                <w:color w:val="000000"/>
+              </w:rPr>
+              <w:t xml:space="preserve">0.47, 29.5</w:t>
             </w:r>
           </w:p>
         </w:tc>
@@ -8136,113 +8136,113 @@
                 <w:szCs w:val="22"/>
                 <w:color w:val="000000"/>
               </w:rPr>
-              <w:t xml:space="preserve">1.12</w:t>
-            </w:r>
-          </w:p>
-        </w:tc>
-        <w:tc>
-          <w:tcPr>
-            <w:tcBorders>
-              <w:bottom w:val="none" w:sz="0" w:space="0" w:color="000000"/>
-              <w:top w:val="none" w:sz="0" w:space="0" w:color="000000"/>
-              <w:left w:val="none" w:sz="0" w:space="0" w:color="000000"/>
-              <w:right w:val="none" w:sz="0" w:space="0" w:color="000000"/>
-            </w:tcBorders>
-            <w:shd w:val="clear" w:color="auto" w:fill="FFFFFF"/>
-            <w:tcMar>
-              <w:top w:w="0" w:type="dxa"/>
-              <w:bottom w:w="0" w:type="dxa"/>
-              <w:left w:w="0" w:type="dxa"/>
-              <w:right w:w="0" w:type="dxa"/>
-            </w:tcMar>
-            <w:vAlign w:val="top"/>
-          </w:tcPr>
-          <w:p>
-            <w:pPr>
-              <w:pStyle w:val="Normal"/>
-              <w:jc w:val="center"/>
-              <w:pBdr>
-                <w:bottom w:val="none" w:sz="0" w:space="0" w:color="000000"/>
-                <w:top w:val="none" w:sz="0" w:space="0" w:color="000000"/>
-                <w:left w:val="none" w:sz="0" w:space="0" w:color="000000"/>
-                <w:right w:val="none" w:sz="0" w:space="0" w:color="000000"/>
-              </w:pBdr>
-              <w:spacing w:after="100" w:before="100" w:line="240"/>
-              <w:ind w:left="100" w:right="100" w:firstLine="0" w:firstLineChars="0"/>
-              <w:rPr>
-                <w:rFonts w:ascii="Helvetica" w:hAnsi="Helvetica" w:eastAsia="Helvetica" w:cs="Helvetica"/>
-                <w:i w:val="false"/>
-                <w:b w:val="false"/>
-                <w:u w:val="none"/>
-                <w:sz w:val="22"/>
-                <w:szCs w:val="22"/>
-                <w:color w:val="000000"/>
-              </w:rPr>
-            </w:pPr>
-            <w:r>
-              <w:rPr>
-                <w:rFonts w:ascii="Helvetica" w:hAnsi="Helvetica" w:eastAsia="Helvetica" w:cs="Helvetica"/>
-                <w:i w:val="false"/>
-                <w:b w:val="false"/>
-                <w:u w:val="none"/>
-                <w:sz w:val="22"/>
-                <w:szCs w:val="22"/>
-                <w:color w:val="000000"/>
-              </w:rPr>
-              <w:t xml:space="preserve">0.39, 3.24</w:t>
-            </w:r>
-          </w:p>
-        </w:tc>
-        <w:tc>
-          <w:tcPr>
-            <w:tcBorders>
-              <w:bottom w:val="none" w:sz="0" w:space="0" w:color="000000"/>
-              <w:top w:val="none" w:sz="0" w:space="0" w:color="000000"/>
-              <w:left w:val="none" w:sz="0" w:space="0" w:color="000000"/>
-              <w:right w:val="none" w:sz="0" w:space="0" w:color="000000"/>
-            </w:tcBorders>
-            <w:shd w:val="clear" w:color="auto" w:fill="FFFFFF"/>
-            <w:tcMar>
-              <w:top w:w="0" w:type="dxa"/>
-              <w:bottom w:w="0" w:type="dxa"/>
-              <w:left w:w="0" w:type="dxa"/>
-              <w:right w:w="0" w:type="dxa"/>
-            </w:tcMar>
-            <w:vAlign w:val="top"/>
-          </w:tcPr>
-          <w:p>
-            <w:pPr>
-              <w:pStyle w:val="Normal"/>
-              <w:jc w:val="center"/>
-              <w:pBdr>
-                <w:bottom w:val="none" w:sz="0" w:space="0" w:color="000000"/>
-                <w:top w:val="none" w:sz="0" w:space="0" w:color="000000"/>
-                <w:left w:val="none" w:sz="0" w:space="0" w:color="000000"/>
-                <w:right w:val="none" w:sz="0" w:space="0" w:color="000000"/>
-              </w:pBdr>
-              <w:spacing w:after="100" w:before="100" w:line="240"/>
-              <w:ind w:left="100" w:right="100" w:firstLine="0" w:firstLineChars="0"/>
-              <w:rPr>
-                <w:rFonts w:ascii="Helvetica" w:hAnsi="Helvetica" w:eastAsia="Helvetica" w:cs="Helvetica"/>
-                <w:i w:val="false"/>
-                <w:b w:val="false"/>
-                <w:u w:val="none"/>
-                <w:sz w:val="22"/>
-                <w:szCs w:val="22"/>
-                <w:color w:val="000000"/>
-              </w:rPr>
-            </w:pPr>
-            <w:r>
-              <w:rPr>
-                <w:rFonts w:ascii="Helvetica" w:hAnsi="Helvetica" w:eastAsia="Helvetica" w:cs="Helvetica"/>
-                <w:i w:val="false"/>
-                <w:b w:val="false"/>
-                <w:u w:val="none"/>
-                <w:sz w:val="22"/>
-                <w:szCs w:val="22"/>
-                <w:color w:val="000000"/>
-              </w:rPr>
-              <w:t xml:space="preserve">0.830</w:t>
+              <w:t xml:space="preserve">1.08</w:t>
+            </w:r>
+          </w:p>
+        </w:tc>
+        <w:tc>
+          <w:tcPr>
+            <w:tcBorders>
+              <w:bottom w:val="none" w:sz="0" w:space="0" w:color="000000"/>
+              <w:top w:val="none" w:sz="0" w:space="0" w:color="000000"/>
+              <w:left w:val="none" w:sz="0" w:space="0" w:color="000000"/>
+              <w:right w:val="none" w:sz="0" w:space="0" w:color="000000"/>
+            </w:tcBorders>
+            <w:shd w:val="clear" w:color="auto" w:fill="FFFFFF"/>
+            <w:tcMar>
+              <w:top w:w="0" w:type="dxa"/>
+              <w:bottom w:w="0" w:type="dxa"/>
+              <w:left w:w="0" w:type="dxa"/>
+              <w:right w:w="0" w:type="dxa"/>
+            </w:tcMar>
+            <w:vAlign w:val="top"/>
+          </w:tcPr>
+          <w:p>
+            <w:pPr>
+              <w:pStyle w:val="Normal"/>
+              <w:jc w:val="center"/>
+              <w:pBdr>
+                <w:bottom w:val="none" w:sz="0" w:space="0" w:color="000000"/>
+                <w:top w:val="none" w:sz="0" w:space="0" w:color="000000"/>
+                <w:left w:val="none" w:sz="0" w:space="0" w:color="000000"/>
+                <w:right w:val="none" w:sz="0" w:space="0" w:color="000000"/>
+              </w:pBdr>
+              <w:spacing w:after="100" w:before="100" w:line="240"/>
+              <w:ind w:left="100" w:right="100" w:firstLine="0" w:firstLineChars="0"/>
+              <w:rPr>
+                <w:rFonts w:ascii="Helvetica" w:hAnsi="Helvetica" w:eastAsia="Helvetica" w:cs="Helvetica"/>
+                <w:i w:val="false"/>
+                <w:b w:val="false"/>
+                <w:u w:val="none"/>
+                <w:sz w:val="22"/>
+                <w:szCs w:val="22"/>
+                <w:color w:val="000000"/>
+              </w:rPr>
+            </w:pPr>
+            <w:r>
+              <w:rPr>
+                <w:rFonts w:ascii="Helvetica" w:hAnsi="Helvetica" w:eastAsia="Helvetica" w:cs="Helvetica"/>
+                <w:i w:val="false"/>
+                <w:b w:val="false"/>
+                <w:u w:val="none"/>
+                <w:sz w:val="22"/>
+                <w:szCs w:val="22"/>
+                <w:color w:val="000000"/>
+              </w:rPr>
+              <w:t xml:space="preserve">0.37, 3.13</w:t>
+            </w:r>
+          </w:p>
+        </w:tc>
+        <w:tc>
+          <w:tcPr>
+            <w:tcBorders>
+              <w:bottom w:val="none" w:sz="0" w:space="0" w:color="000000"/>
+              <w:top w:val="none" w:sz="0" w:space="0" w:color="000000"/>
+              <w:left w:val="none" w:sz="0" w:space="0" w:color="000000"/>
+              <w:right w:val="none" w:sz="0" w:space="0" w:color="000000"/>
+            </w:tcBorders>
+            <w:shd w:val="clear" w:color="auto" w:fill="FFFFFF"/>
+            <w:tcMar>
+              <w:top w:w="0" w:type="dxa"/>
+              <w:bottom w:w="0" w:type="dxa"/>
+              <w:left w:w="0" w:type="dxa"/>
+              <w:right w:w="0" w:type="dxa"/>
+            </w:tcMar>
+            <w:vAlign w:val="top"/>
+          </w:tcPr>
+          <w:p>
+            <w:pPr>
+              <w:pStyle w:val="Normal"/>
+              <w:jc w:val="center"/>
+              <w:pBdr>
+                <w:bottom w:val="none" w:sz="0" w:space="0" w:color="000000"/>
+                <w:top w:val="none" w:sz="0" w:space="0" w:color="000000"/>
+                <w:left w:val="none" w:sz="0" w:space="0" w:color="000000"/>
+                <w:right w:val="none" w:sz="0" w:space="0" w:color="000000"/>
+              </w:pBdr>
+              <w:spacing w:after="100" w:before="100" w:line="240"/>
+              <w:ind w:left="100" w:right="100" w:firstLine="0" w:firstLineChars="0"/>
+              <w:rPr>
+                <w:rFonts w:ascii="Helvetica" w:hAnsi="Helvetica" w:eastAsia="Helvetica" w:cs="Helvetica"/>
+                <w:i w:val="false"/>
+                <w:b w:val="false"/>
+                <w:u w:val="none"/>
+                <w:sz w:val="22"/>
+                <w:szCs w:val="22"/>
+                <w:color w:val="000000"/>
+              </w:rPr>
+            </w:pPr>
+            <w:r>
+              <w:rPr>
+                <w:rFonts w:ascii="Helvetica" w:hAnsi="Helvetica" w:eastAsia="Helvetica" w:cs="Helvetica"/>
+                <w:i w:val="false"/>
+                <w:b w:val="false"/>
+                <w:u w:val="none"/>
+                <w:sz w:val="22"/>
+                <w:szCs w:val="22"/>
+                <w:color w:val="000000"/>
+              </w:rPr>
+              <w:t xml:space="preserve">0.880</w:t>
             </w:r>
           </w:p>
         </w:tc>
@@ -8348,113 +8348,113 @@
                 <w:szCs w:val="22"/>
                 <w:color w:val="000000"/>
               </w:rPr>
-              <w:t xml:space="preserve">0.56</w:t>
-            </w:r>
-          </w:p>
-        </w:tc>
-        <w:tc>
-          <w:tcPr>
-            <w:tcBorders>
-              <w:bottom w:val="none" w:sz="0" w:space="0" w:color="000000"/>
-              <w:top w:val="none" w:sz="0" w:space="0" w:color="000000"/>
-              <w:left w:val="none" w:sz="0" w:space="0" w:color="000000"/>
-              <w:right w:val="none" w:sz="0" w:space="0" w:color="000000"/>
-            </w:tcBorders>
-            <w:shd w:val="clear" w:color="auto" w:fill="FFFFFF"/>
-            <w:tcMar>
-              <w:top w:w="0" w:type="dxa"/>
-              <w:bottom w:w="0" w:type="dxa"/>
-              <w:left w:w="0" w:type="dxa"/>
-              <w:right w:w="0" w:type="dxa"/>
-            </w:tcMar>
-            <w:vAlign w:val="top"/>
-          </w:tcPr>
-          <w:p>
-            <w:pPr>
-              <w:pStyle w:val="Normal"/>
-              <w:jc w:val="center"/>
-              <w:pBdr>
-                <w:bottom w:val="none" w:sz="0" w:space="0" w:color="000000"/>
-                <w:top w:val="none" w:sz="0" w:space="0" w:color="000000"/>
-                <w:left w:val="none" w:sz="0" w:space="0" w:color="000000"/>
-                <w:right w:val="none" w:sz="0" w:space="0" w:color="000000"/>
-              </w:pBdr>
-              <w:spacing w:after="100" w:before="100" w:line="240"/>
-              <w:ind w:left="100" w:right="100" w:firstLine="0" w:firstLineChars="0"/>
-              <w:rPr>
-                <w:rFonts w:ascii="Helvetica" w:hAnsi="Helvetica" w:eastAsia="Helvetica" w:cs="Helvetica"/>
-                <w:i w:val="false"/>
-                <w:b w:val="false"/>
-                <w:u w:val="none"/>
-                <w:sz w:val="22"/>
-                <w:szCs w:val="22"/>
-                <w:color w:val="000000"/>
-              </w:rPr>
-            </w:pPr>
-            <w:r>
-              <w:rPr>
-                <w:rFonts w:ascii="Helvetica" w:hAnsi="Helvetica" w:eastAsia="Helvetica" w:cs="Helvetica"/>
-                <w:i w:val="false"/>
-                <w:b w:val="false"/>
-                <w:u w:val="none"/>
-                <w:sz w:val="22"/>
-                <w:szCs w:val="22"/>
-                <w:color w:val="000000"/>
-              </w:rPr>
-              <w:t xml:space="preserve">0.13, 2.33</w:t>
-            </w:r>
-          </w:p>
-        </w:tc>
-        <w:tc>
-          <w:tcPr>
-            <w:tcBorders>
-              <w:bottom w:val="none" w:sz="0" w:space="0" w:color="000000"/>
-              <w:top w:val="none" w:sz="0" w:space="0" w:color="000000"/>
-              <w:left w:val="none" w:sz="0" w:space="0" w:color="000000"/>
-              <w:right w:val="none" w:sz="0" w:space="0" w:color="000000"/>
-            </w:tcBorders>
-            <w:shd w:val="clear" w:color="auto" w:fill="FFFFFF"/>
-            <w:tcMar>
-              <w:top w:w="0" w:type="dxa"/>
-              <w:bottom w:w="0" w:type="dxa"/>
-              <w:left w:w="0" w:type="dxa"/>
-              <w:right w:w="0" w:type="dxa"/>
-            </w:tcMar>
-            <w:vAlign w:val="top"/>
-          </w:tcPr>
-          <w:p>
-            <w:pPr>
-              <w:pStyle w:val="Normal"/>
-              <w:jc w:val="center"/>
-              <w:pBdr>
-                <w:bottom w:val="none" w:sz="0" w:space="0" w:color="000000"/>
-                <w:top w:val="none" w:sz="0" w:space="0" w:color="000000"/>
-                <w:left w:val="none" w:sz="0" w:space="0" w:color="000000"/>
-                <w:right w:val="none" w:sz="0" w:space="0" w:color="000000"/>
-              </w:pBdr>
-              <w:spacing w:after="100" w:before="100" w:line="240"/>
-              <w:ind w:left="100" w:right="100" w:firstLine="0" w:firstLineChars="0"/>
-              <w:rPr>
-                <w:rFonts w:ascii="Helvetica" w:hAnsi="Helvetica" w:eastAsia="Helvetica" w:cs="Helvetica"/>
-                <w:i w:val="false"/>
-                <w:b w:val="false"/>
-                <w:u w:val="none"/>
-                <w:sz w:val="22"/>
-                <w:szCs w:val="22"/>
-                <w:color w:val="000000"/>
-              </w:rPr>
-            </w:pPr>
-            <w:r>
-              <w:rPr>
-                <w:rFonts w:ascii="Helvetica" w:hAnsi="Helvetica" w:eastAsia="Helvetica" w:cs="Helvetica"/>
-                <w:i w:val="false"/>
-                <w:b w:val="false"/>
-                <w:u w:val="none"/>
-                <w:sz w:val="22"/>
-                <w:szCs w:val="22"/>
-                <w:color w:val="000000"/>
-              </w:rPr>
-              <w:t xml:space="preserve">0.420</w:t>
+              <w:t xml:space="preserve">0.59</w:t>
+            </w:r>
+          </w:p>
+        </w:tc>
+        <w:tc>
+          <w:tcPr>
+            <w:tcBorders>
+              <w:bottom w:val="none" w:sz="0" w:space="0" w:color="000000"/>
+              <w:top w:val="none" w:sz="0" w:space="0" w:color="000000"/>
+              <w:left w:val="none" w:sz="0" w:space="0" w:color="000000"/>
+              <w:right w:val="none" w:sz="0" w:space="0" w:color="000000"/>
+            </w:tcBorders>
+            <w:shd w:val="clear" w:color="auto" w:fill="FFFFFF"/>
+            <w:tcMar>
+              <w:top w:w="0" w:type="dxa"/>
+              <w:bottom w:w="0" w:type="dxa"/>
+              <w:left w:w="0" w:type="dxa"/>
+              <w:right w:w="0" w:type="dxa"/>
+            </w:tcMar>
+            <w:vAlign w:val="top"/>
+          </w:tcPr>
+          <w:p>
+            <w:pPr>
+              <w:pStyle w:val="Normal"/>
+              <w:jc w:val="center"/>
+              <w:pBdr>
+                <w:bottom w:val="none" w:sz="0" w:space="0" w:color="000000"/>
+                <w:top w:val="none" w:sz="0" w:space="0" w:color="000000"/>
+                <w:left w:val="none" w:sz="0" w:space="0" w:color="000000"/>
+                <w:right w:val="none" w:sz="0" w:space="0" w:color="000000"/>
+              </w:pBdr>
+              <w:spacing w:after="100" w:before="100" w:line="240"/>
+              <w:ind w:left="100" w:right="100" w:firstLine="0" w:firstLineChars="0"/>
+              <w:rPr>
+                <w:rFonts w:ascii="Helvetica" w:hAnsi="Helvetica" w:eastAsia="Helvetica" w:cs="Helvetica"/>
+                <w:i w:val="false"/>
+                <w:b w:val="false"/>
+                <w:u w:val="none"/>
+                <w:sz w:val="22"/>
+                <w:szCs w:val="22"/>
+                <w:color w:val="000000"/>
+              </w:rPr>
+            </w:pPr>
+            <w:r>
+              <w:rPr>
+                <w:rFonts w:ascii="Helvetica" w:hAnsi="Helvetica" w:eastAsia="Helvetica" w:cs="Helvetica"/>
+                <w:i w:val="false"/>
+                <w:b w:val="false"/>
+                <w:u w:val="none"/>
+                <w:sz w:val="22"/>
+                <w:szCs w:val="22"/>
+                <w:color w:val="000000"/>
+              </w:rPr>
+              <w:t xml:space="preserve">0.14, 2.47</w:t>
+            </w:r>
+          </w:p>
+        </w:tc>
+        <w:tc>
+          <w:tcPr>
+            <w:tcBorders>
+              <w:bottom w:val="none" w:sz="0" w:space="0" w:color="000000"/>
+              <w:top w:val="none" w:sz="0" w:space="0" w:color="000000"/>
+              <w:left w:val="none" w:sz="0" w:space="0" w:color="000000"/>
+              <w:right w:val="none" w:sz="0" w:space="0" w:color="000000"/>
+            </w:tcBorders>
+            <w:shd w:val="clear" w:color="auto" w:fill="FFFFFF"/>
+            <w:tcMar>
+              <w:top w:w="0" w:type="dxa"/>
+              <w:bottom w:w="0" w:type="dxa"/>
+              <w:left w:w="0" w:type="dxa"/>
+              <w:right w:w="0" w:type="dxa"/>
+            </w:tcMar>
+            <w:vAlign w:val="top"/>
+          </w:tcPr>
+          <w:p>
+            <w:pPr>
+              <w:pStyle w:val="Normal"/>
+              <w:jc w:val="center"/>
+              <w:pBdr>
+                <w:bottom w:val="none" w:sz="0" w:space="0" w:color="000000"/>
+                <w:top w:val="none" w:sz="0" w:space="0" w:color="000000"/>
+                <w:left w:val="none" w:sz="0" w:space="0" w:color="000000"/>
+                <w:right w:val="none" w:sz="0" w:space="0" w:color="000000"/>
+              </w:pBdr>
+              <w:spacing w:after="100" w:before="100" w:line="240"/>
+              <w:ind w:left="100" w:right="100" w:firstLine="0" w:firstLineChars="0"/>
+              <w:rPr>
+                <w:rFonts w:ascii="Helvetica" w:hAnsi="Helvetica" w:eastAsia="Helvetica" w:cs="Helvetica"/>
+                <w:i w:val="false"/>
+                <w:b w:val="false"/>
+                <w:u w:val="none"/>
+                <w:sz w:val="22"/>
+                <w:szCs w:val="22"/>
+                <w:color w:val="000000"/>
+              </w:rPr>
+            </w:pPr>
+            <w:r>
+              <w:rPr>
+                <w:rFonts w:ascii="Helvetica" w:hAnsi="Helvetica" w:eastAsia="Helvetica" w:cs="Helvetica"/>
+                <w:i w:val="false"/>
+                <w:b w:val="false"/>
+                <w:u w:val="none"/>
+                <w:sz w:val="22"/>
+                <w:szCs w:val="22"/>
+                <w:color w:val="000000"/>
+              </w:rPr>
+              <w:t xml:space="preserve">0.470</w:t>
             </w:r>
           </w:p>
         </w:tc>
@@ -8619,113 +8619,113 @@
                 <w:szCs w:val="22"/>
                 <w:color w:val="000000"/>
               </w:rPr>
-              <w:t xml:space="preserve">3.12</w:t>
-            </w:r>
-          </w:p>
-        </w:tc>
-        <w:tc>
-          <w:tcPr>
-            <w:tcBorders>
-              <w:bottom w:val="none" w:sz="0" w:space="0" w:color="000000"/>
-              <w:top w:val="none" w:sz="0" w:space="0" w:color="000000"/>
-              <w:left w:val="none" w:sz="0" w:space="0" w:color="000000"/>
-              <w:right w:val="none" w:sz="0" w:space="0" w:color="000000"/>
-            </w:tcBorders>
-            <w:shd w:val="clear" w:color="auto" w:fill="FFFFFF"/>
-            <w:tcMar>
-              <w:top w:w="0" w:type="dxa"/>
-              <w:bottom w:w="0" w:type="dxa"/>
-              <w:left w:w="0" w:type="dxa"/>
-              <w:right w:w="0" w:type="dxa"/>
-            </w:tcMar>
-            <w:vAlign w:val="top"/>
-          </w:tcPr>
-          <w:p>
-            <w:pPr>
-              <w:pStyle w:val="Normal"/>
-              <w:jc w:val="center"/>
-              <w:pBdr>
-                <w:bottom w:val="none" w:sz="0" w:space="0" w:color="000000"/>
-                <w:top w:val="none" w:sz="0" w:space="0" w:color="000000"/>
-                <w:left w:val="none" w:sz="0" w:space="0" w:color="000000"/>
-                <w:right w:val="none" w:sz="0" w:space="0" w:color="000000"/>
-              </w:pBdr>
-              <w:spacing w:after="100" w:before="100" w:line="240"/>
-              <w:ind w:left="100" w:right="100" w:firstLine="0" w:firstLineChars="0"/>
-              <w:rPr>
-                <w:rFonts w:ascii="Helvetica" w:hAnsi="Helvetica" w:eastAsia="Helvetica" w:cs="Helvetica"/>
-                <w:i w:val="false"/>
-                <w:b w:val="false"/>
-                <w:u w:val="none"/>
-                <w:sz w:val="22"/>
-                <w:szCs w:val="22"/>
-                <w:color w:val="000000"/>
-              </w:rPr>
-            </w:pPr>
-            <w:r>
-              <w:rPr>
-                <w:rFonts w:ascii="Helvetica" w:hAnsi="Helvetica" w:eastAsia="Helvetica" w:cs="Helvetica"/>
-                <w:i w:val="false"/>
-                <w:b w:val="false"/>
-                <w:u w:val="none"/>
-                <w:sz w:val="22"/>
-                <w:szCs w:val="22"/>
-                <w:color w:val="000000"/>
-              </w:rPr>
-              <w:t xml:space="preserve">0.99, 9.85</w:t>
-            </w:r>
-          </w:p>
-        </w:tc>
-        <w:tc>
-          <w:tcPr>
-            <w:tcBorders>
-              <w:bottom w:val="none" w:sz="0" w:space="0" w:color="000000"/>
-              <w:top w:val="none" w:sz="0" w:space="0" w:color="000000"/>
-              <w:left w:val="none" w:sz="0" w:space="0" w:color="000000"/>
-              <w:right w:val="none" w:sz="0" w:space="0" w:color="000000"/>
-            </w:tcBorders>
-            <w:shd w:val="clear" w:color="auto" w:fill="FFFFFF"/>
-            <w:tcMar>
-              <w:top w:w="0" w:type="dxa"/>
-              <w:bottom w:w="0" w:type="dxa"/>
-              <w:left w:w="0" w:type="dxa"/>
-              <w:right w:w="0" w:type="dxa"/>
-            </w:tcMar>
-            <w:vAlign w:val="top"/>
-          </w:tcPr>
-          <w:p>
-            <w:pPr>
-              <w:pStyle w:val="Normal"/>
-              <w:jc w:val="center"/>
-              <w:pBdr>
-                <w:bottom w:val="none" w:sz="0" w:space="0" w:color="000000"/>
-                <w:top w:val="none" w:sz="0" w:space="0" w:color="000000"/>
-                <w:left w:val="none" w:sz="0" w:space="0" w:color="000000"/>
-                <w:right w:val="none" w:sz="0" w:space="0" w:color="000000"/>
-              </w:pBdr>
-              <w:spacing w:after="100" w:before="100" w:line="240"/>
-              <w:ind w:left="100" w:right="100" w:firstLine="0" w:firstLineChars="0"/>
-              <w:rPr>
-                <w:rFonts w:ascii="Helvetica" w:hAnsi="Helvetica" w:eastAsia="Helvetica" w:cs="Helvetica"/>
-                <w:i w:val="false"/>
-                <w:b w:val="false"/>
-                <w:u w:val="none"/>
-                <w:sz w:val="22"/>
-                <w:szCs w:val="22"/>
-                <w:color w:val="000000"/>
-              </w:rPr>
-            </w:pPr>
-            <w:r>
-              <w:rPr>
-                <w:rFonts w:ascii="Helvetica" w:hAnsi="Helvetica" w:eastAsia="Helvetica" w:cs="Helvetica"/>
-                <w:i w:val="false"/>
-                <w:b w:val="false"/>
-                <w:u w:val="none"/>
-                <w:sz w:val="22"/>
-                <w:szCs w:val="22"/>
-                <w:color w:val="000000"/>
-              </w:rPr>
-              <w:t xml:space="preserve">0.053</w:t>
+              <w:t xml:space="preserve">2.84</w:t>
+            </w:r>
+          </w:p>
+        </w:tc>
+        <w:tc>
+          <w:tcPr>
+            <w:tcBorders>
+              <w:bottom w:val="none" w:sz="0" w:space="0" w:color="000000"/>
+              <w:top w:val="none" w:sz="0" w:space="0" w:color="000000"/>
+              <w:left w:val="none" w:sz="0" w:space="0" w:color="000000"/>
+              <w:right w:val="none" w:sz="0" w:space="0" w:color="000000"/>
+            </w:tcBorders>
+            <w:shd w:val="clear" w:color="auto" w:fill="FFFFFF"/>
+            <w:tcMar>
+              <w:top w:w="0" w:type="dxa"/>
+              <w:bottom w:w="0" w:type="dxa"/>
+              <w:left w:w="0" w:type="dxa"/>
+              <w:right w:w="0" w:type="dxa"/>
+            </w:tcMar>
+            <w:vAlign w:val="top"/>
+          </w:tcPr>
+          <w:p>
+            <w:pPr>
+              <w:pStyle w:val="Normal"/>
+              <w:jc w:val="center"/>
+              <w:pBdr>
+                <w:bottom w:val="none" w:sz="0" w:space="0" w:color="000000"/>
+                <w:top w:val="none" w:sz="0" w:space="0" w:color="000000"/>
+                <w:left w:val="none" w:sz="0" w:space="0" w:color="000000"/>
+                <w:right w:val="none" w:sz="0" w:space="0" w:color="000000"/>
+              </w:pBdr>
+              <w:spacing w:after="100" w:before="100" w:line="240"/>
+              <w:ind w:left="100" w:right="100" w:firstLine="0" w:firstLineChars="0"/>
+              <w:rPr>
+                <w:rFonts w:ascii="Helvetica" w:hAnsi="Helvetica" w:eastAsia="Helvetica" w:cs="Helvetica"/>
+                <w:i w:val="false"/>
+                <w:b w:val="false"/>
+                <w:u w:val="none"/>
+                <w:sz w:val="22"/>
+                <w:szCs w:val="22"/>
+                <w:color w:val="000000"/>
+              </w:rPr>
+            </w:pPr>
+            <w:r>
+              <w:rPr>
+                <w:rFonts w:ascii="Helvetica" w:hAnsi="Helvetica" w:eastAsia="Helvetica" w:cs="Helvetica"/>
+                <w:i w:val="false"/>
+                <w:b w:val="false"/>
+                <w:u w:val="none"/>
+                <w:sz w:val="22"/>
+                <w:szCs w:val="22"/>
+                <w:color w:val="000000"/>
+              </w:rPr>
+              <w:t xml:space="preserve">0.90, 9.00</w:t>
+            </w:r>
+          </w:p>
+        </w:tc>
+        <w:tc>
+          <w:tcPr>
+            <w:tcBorders>
+              <w:bottom w:val="none" w:sz="0" w:space="0" w:color="000000"/>
+              <w:top w:val="none" w:sz="0" w:space="0" w:color="000000"/>
+              <w:left w:val="none" w:sz="0" w:space="0" w:color="000000"/>
+              <w:right w:val="none" w:sz="0" w:space="0" w:color="000000"/>
+            </w:tcBorders>
+            <w:shd w:val="clear" w:color="auto" w:fill="FFFFFF"/>
+            <w:tcMar>
+              <w:top w:w="0" w:type="dxa"/>
+              <w:bottom w:w="0" w:type="dxa"/>
+              <w:left w:w="0" w:type="dxa"/>
+              <w:right w:w="0" w:type="dxa"/>
+            </w:tcMar>
+            <w:vAlign w:val="top"/>
+          </w:tcPr>
+          <w:p>
+            <w:pPr>
+              <w:pStyle w:val="Normal"/>
+              <w:jc w:val="center"/>
+              <w:pBdr>
+                <w:bottom w:val="none" w:sz="0" w:space="0" w:color="000000"/>
+                <w:top w:val="none" w:sz="0" w:space="0" w:color="000000"/>
+                <w:left w:val="none" w:sz="0" w:space="0" w:color="000000"/>
+                <w:right w:val="none" w:sz="0" w:space="0" w:color="000000"/>
+              </w:pBdr>
+              <w:spacing w:after="100" w:before="100" w:line="240"/>
+              <w:ind w:left="100" w:right="100" w:firstLine="0" w:firstLineChars="0"/>
+              <w:rPr>
+                <w:rFonts w:ascii="Helvetica" w:hAnsi="Helvetica" w:eastAsia="Helvetica" w:cs="Helvetica"/>
+                <w:i w:val="false"/>
+                <w:b w:val="false"/>
+                <w:u w:val="none"/>
+                <w:sz w:val="22"/>
+                <w:szCs w:val="22"/>
+                <w:color w:val="000000"/>
+              </w:rPr>
+            </w:pPr>
+            <w:r>
+              <w:rPr>
+                <w:rFonts w:ascii="Helvetica" w:hAnsi="Helvetica" w:eastAsia="Helvetica" w:cs="Helvetica"/>
+                <w:i w:val="false"/>
+                <w:b w:val="false"/>
+                <w:u w:val="none"/>
+                <w:sz w:val="22"/>
+                <w:szCs w:val="22"/>
+                <w:color w:val="000000"/>
+              </w:rPr>
+              <w:t xml:space="preserve">0.076</w:t>
             </w:r>
           </w:p>
         </w:tc>
@@ -8831,113 +8831,113 @@
                 <w:szCs w:val="22"/>
                 <w:color w:val="000000"/>
               </w:rPr>
-              <w:t xml:space="preserve">2.44</w:t>
-            </w:r>
-          </w:p>
-        </w:tc>
-        <w:tc>
-          <w:tcPr>
-            <w:tcBorders>
-              <w:bottom w:val="none" w:sz="0" w:space="0" w:color="000000"/>
-              <w:top w:val="none" w:sz="0" w:space="0" w:color="000000"/>
-              <w:left w:val="none" w:sz="0" w:space="0" w:color="000000"/>
-              <w:right w:val="none" w:sz="0" w:space="0" w:color="000000"/>
-            </w:tcBorders>
-            <w:shd w:val="clear" w:color="auto" w:fill="FFFFFF"/>
-            <w:tcMar>
-              <w:top w:w="0" w:type="dxa"/>
-              <w:bottom w:w="0" w:type="dxa"/>
-              <w:left w:w="0" w:type="dxa"/>
-              <w:right w:w="0" w:type="dxa"/>
-            </w:tcMar>
-            <w:vAlign w:val="top"/>
-          </w:tcPr>
-          <w:p>
-            <w:pPr>
-              <w:pStyle w:val="Normal"/>
-              <w:jc w:val="center"/>
-              <w:pBdr>
-                <w:bottom w:val="none" w:sz="0" w:space="0" w:color="000000"/>
-                <w:top w:val="none" w:sz="0" w:space="0" w:color="000000"/>
-                <w:left w:val="none" w:sz="0" w:space="0" w:color="000000"/>
-                <w:right w:val="none" w:sz="0" w:space="0" w:color="000000"/>
-              </w:pBdr>
-              <w:spacing w:after="100" w:before="100" w:line="240"/>
-              <w:ind w:left="100" w:right="100" w:firstLine="0" w:firstLineChars="0"/>
-              <w:rPr>
-                <w:rFonts w:ascii="Helvetica" w:hAnsi="Helvetica" w:eastAsia="Helvetica" w:cs="Helvetica"/>
-                <w:i w:val="false"/>
-                <w:b w:val="false"/>
-                <w:u w:val="none"/>
-                <w:sz w:val="22"/>
-                <w:szCs w:val="22"/>
-                <w:color w:val="000000"/>
-              </w:rPr>
-            </w:pPr>
-            <w:r>
-              <w:rPr>
-                <w:rFonts w:ascii="Helvetica" w:hAnsi="Helvetica" w:eastAsia="Helvetica" w:cs="Helvetica"/>
-                <w:i w:val="false"/>
-                <w:b w:val="false"/>
-                <w:u w:val="none"/>
-                <w:sz w:val="22"/>
-                <w:szCs w:val="22"/>
-                <w:color w:val="000000"/>
-              </w:rPr>
-              <w:t xml:space="preserve">0.51, 11.5</w:t>
-            </w:r>
-          </w:p>
-        </w:tc>
-        <w:tc>
-          <w:tcPr>
-            <w:tcBorders>
-              <w:bottom w:val="none" w:sz="0" w:space="0" w:color="000000"/>
-              <w:top w:val="none" w:sz="0" w:space="0" w:color="000000"/>
-              <w:left w:val="none" w:sz="0" w:space="0" w:color="000000"/>
-              <w:right w:val="none" w:sz="0" w:space="0" w:color="000000"/>
-            </w:tcBorders>
-            <w:shd w:val="clear" w:color="auto" w:fill="FFFFFF"/>
-            <w:tcMar>
-              <w:top w:w="0" w:type="dxa"/>
-              <w:bottom w:w="0" w:type="dxa"/>
-              <w:left w:w="0" w:type="dxa"/>
-              <w:right w:w="0" w:type="dxa"/>
-            </w:tcMar>
-            <w:vAlign w:val="top"/>
-          </w:tcPr>
-          <w:p>
-            <w:pPr>
-              <w:pStyle w:val="Normal"/>
-              <w:jc w:val="center"/>
-              <w:pBdr>
-                <w:bottom w:val="none" w:sz="0" w:space="0" w:color="000000"/>
-                <w:top w:val="none" w:sz="0" w:space="0" w:color="000000"/>
-                <w:left w:val="none" w:sz="0" w:space="0" w:color="000000"/>
-                <w:right w:val="none" w:sz="0" w:space="0" w:color="000000"/>
-              </w:pBdr>
-              <w:spacing w:after="100" w:before="100" w:line="240"/>
-              <w:ind w:left="100" w:right="100" w:firstLine="0" w:firstLineChars="0"/>
-              <w:rPr>
-                <w:rFonts w:ascii="Helvetica" w:hAnsi="Helvetica" w:eastAsia="Helvetica" w:cs="Helvetica"/>
-                <w:i w:val="false"/>
-                <w:b w:val="false"/>
-                <w:u w:val="none"/>
-                <w:sz w:val="22"/>
-                <w:szCs w:val="22"/>
-                <w:color w:val="000000"/>
-              </w:rPr>
-            </w:pPr>
-            <w:r>
-              <w:rPr>
-                <w:rFonts w:ascii="Helvetica" w:hAnsi="Helvetica" w:eastAsia="Helvetica" w:cs="Helvetica"/>
-                <w:i w:val="false"/>
-                <w:b w:val="false"/>
-                <w:u w:val="none"/>
-                <w:sz w:val="22"/>
-                <w:szCs w:val="22"/>
-                <w:color w:val="000000"/>
-              </w:rPr>
-              <w:t xml:space="preserve">0.260</w:t>
+              <w:t xml:space="preserve">2.19</w:t>
+            </w:r>
+          </w:p>
+        </w:tc>
+        <w:tc>
+          <w:tcPr>
+            <w:tcBorders>
+              <w:bottom w:val="none" w:sz="0" w:space="0" w:color="000000"/>
+              <w:top w:val="none" w:sz="0" w:space="0" w:color="000000"/>
+              <w:left w:val="none" w:sz="0" w:space="0" w:color="000000"/>
+              <w:right w:val="none" w:sz="0" w:space="0" w:color="000000"/>
+            </w:tcBorders>
+            <w:shd w:val="clear" w:color="auto" w:fill="FFFFFF"/>
+            <w:tcMar>
+              <w:top w:w="0" w:type="dxa"/>
+              <w:bottom w:w="0" w:type="dxa"/>
+              <w:left w:w="0" w:type="dxa"/>
+              <w:right w:w="0" w:type="dxa"/>
+            </w:tcMar>
+            <w:vAlign w:val="top"/>
+          </w:tcPr>
+          <w:p>
+            <w:pPr>
+              <w:pStyle w:val="Normal"/>
+              <w:jc w:val="center"/>
+              <w:pBdr>
+                <w:bottom w:val="none" w:sz="0" w:space="0" w:color="000000"/>
+                <w:top w:val="none" w:sz="0" w:space="0" w:color="000000"/>
+                <w:left w:val="none" w:sz="0" w:space="0" w:color="000000"/>
+                <w:right w:val="none" w:sz="0" w:space="0" w:color="000000"/>
+              </w:pBdr>
+              <w:spacing w:after="100" w:before="100" w:line="240"/>
+              <w:ind w:left="100" w:right="100" w:firstLine="0" w:firstLineChars="0"/>
+              <w:rPr>
+                <w:rFonts w:ascii="Helvetica" w:hAnsi="Helvetica" w:eastAsia="Helvetica" w:cs="Helvetica"/>
+                <w:i w:val="false"/>
+                <w:b w:val="false"/>
+                <w:u w:val="none"/>
+                <w:sz w:val="22"/>
+                <w:szCs w:val="22"/>
+                <w:color w:val="000000"/>
+              </w:rPr>
+            </w:pPr>
+            <w:r>
+              <w:rPr>
+                <w:rFonts w:ascii="Helvetica" w:hAnsi="Helvetica" w:eastAsia="Helvetica" w:cs="Helvetica"/>
+                <w:i w:val="false"/>
+                <w:b w:val="false"/>
+                <w:u w:val="none"/>
+                <w:sz w:val="22"/>
+                <w:szCs w:val="22"/>
+                <w:color w:val="000000"/>
+              </w:rPr>
+              <w:t xml:space="preserve">0.45, 10.7</w:t>
+            </w:r>
+          </w:p>
+        </w:tc>
+        <w:tc>
+          <w:tcPr>
+            <w:tcBorders>
+              <w:bottom w:val="none" w:sz="0" w:space="0" w:color="000000"/>
+              <w:top w:val="none" w:sz="0" w:space="0" w:color="000000"/>
+              <w:left w:val="none" w:sz="0" w:space="0" w:color="000000"/>
+              <w:right w:val="none" w:sz="0" w:space="0" w:color="000000"/>
+            </w:tcBorders>
+            <w:shd w:val="clear" w:color="auto" w:fill="FFFFFF"/>
+            <w:tcMar>
+              <w:top w:w="0" w:type="dxa"/>
+              <w:bottom w:w="0" w:type="dxa"/>
+              <w:left w:w="0" w:type="dxa"/>
+              <w:right w:w="0" w:type="dxa"/>
+            </w:tcMar>
+            <w:vAlign w:val="top"/>
+          </w:tcPr>
+          <w:p>
+            <w:pPr>
+              <w:pStyle w:val="Normal"/>
+              <w:jc w:val="center"/>
+              <w:pBdr>
+                <w:bottom w:val="none" w:sz="0" w:space="0" w:color="000000"/>
+                <w:top w:val="none" w:sz="0" w:space="0" w:color="000000"/>
+                <w:left w:val="none" w:sz="0" w:space="0" w:color="000000"/>
+                <w:right w:val="none" w:sz="0" w:space="0" w:color="000000"/>
+              </w:pBdr>
+              <w:spacing w:after="100" w:before="100" w:line="240"/>
+              <w:ind w:left="100" w:right="100" w:firstLine="0" w:firstLineChars="0"/>
+              <w:rPr>
+                <w:rFonts w:ascii="Helvetica" w:hAnsi="Helvetica" w:eastAsia="Helvetica" w:cs="Helvetica"/>
+                <w:i w:val="false"/>
+                <w:b w:val="false"/>
+                <w:u w:val="none"/>
+                <w:sz w:val="22"/>
+                <w:szCs w:val="22"/>
+                <w:color w:val="000000"/>
+              </w:rPr>
+            </w:pPr>
+            <w:r>
+              <w:rPr>
+                <w:rFonts w:ascii="Helvetica" w:hAnsi="Helvetica" w:eastAsia="Helvetica" w:cs="Helvetica"/>
+                <w:i w:val="false"/>
+                <w:b w:val="false"/>
+                <w:u w:val="none"/>
+                <w:sz w:val="22"/>
+                <w:szCs w:val="22"/>
+                <w:color w:val="000000"/>
+              </w:rPr>
+              <w:t xml:space="preserve">0.330</w:t>
             </w:r>
           </w:p>
         </w:tc>
@@ -9049,7 +9049,7 @@
                 <w:szCs w:val="22"/>
                 <w:color w:val="000000"/>
               </w:rPr>
-              <w:t xml:space="preserve">323</w:t>
+              <w:t xml:space="preserve">322</w:t>
             </w:r>
           </w:p>
         </w:tc>
@@ -9261,7 +9261,7 @@
                 <w:szCs w:val="22"/>
                 <w:color w:val="000000"/>
               </w:rPr>
-              <w:t xml:space="preserve">323</w:t>
+              <w:t xml:space="preserve">322</w:t>
             </w:r>
           </w:p>
         </w:tc>
@@ -10068,113 +10068,113 @@
                 <w:szCs w:val="22"/>
                 <w:color w:val="000000"/>
               </w:rPr>
-              <w:t xml:space="preserve">1.72</w:t>
-            </w:r>
-          </w:p>
-        </w:tc>
-        <w:tc>
-          <w:tcPr>
-            <w:tcBorders>
-              <w:bottom w:val="none" w:sz="0" w:space="0" w:color="000000"/>
-              <w:top w:val="none" w:sz="0" w:space="0" w:color="000000"/>
-              <w:left w:val="none" w:sz="0" w:space="0" w:color="000000"/>
-              <w:right w:val="none" w:sz="0" w:space="0" w:color="000000"/>
-            </w:tcBorders>
-            <w:shd w:val="clear" w:color="auto" w:fill="FFFFFF"/>
-            <w:tcMar>
-              <w:top w:w="0" w:type="dxa"/>
-              <w:bottom w:w="0" w:type="dxa"/>
-              <w:left w:w="0" w:type="dxa"/>
-              <w:right w:w="0" w:type="dxa"/>
-            </w:tcMar>
-            <w:vAlign w:val="top"/>
-          </w:tcPr>
-          <w:p>
-            <w:pPr>
-              <w:pStyle w:val="Normal"/>
-              <w:jc w:val="center"/>
-              <w:pBdr>
-                <w:bottom w:val="none" w:sz="0" w:space="0" w:color="000000"/>
-                <w:top w:val="none" w:sz="0" w:space="0" w:color="000000"/>
-                <w:left w:val="none" w:sz="0" w:space="0" w:color="000000"/>
-                <w:right w:val="none" w:sz="0" w:space="0" w:color="000000"/>
-              </w:pBdr>
-              <w:spacing w:after="100" w:before="100" w:line="240"/>
-              <w:ind w:left="100" w:right="100" w:firstLine="0" w:firstLineChars="0"/>
-              <w:rPr>
-                <w:rFonts w:ascii="Helvetica" w:hAnsi="Helvetica" w:eastAsia="Helvetica" w:cs="Helvetica"/>
-                <w:i w:val="false"/>
-                <w:b w:val="false"/>
-                <w:u w:val="none"/>
-                <w:sz w:val="22"/>
-                <w:szCs w:val="22"/>
-                <w:color w:val="000000"/>
-              </w:rPr>
-            </w:pPr>
-            <w:r>
-              <w:rPr>
-                <w:rFonts w:ascii="Helvetica" w:hAnsi="Helvetica" w:eastAsia="Helvetica" w:cs="Helvetica"/>
-                <w:i w:val="false"/>
-                <w:b w:val="false"/>
-                <w:u w:val="none"/>
-                <w:sz w:val="22"/>
-                <w:szCs w:val="22"/>
-                <w:color w:val="000000"/>
-              </w:rPr>
-              <w:t xml:space="preserve">0.95, 3.13</w:t>
-            </w:r>
-          </w:p>
-        </w:tc>
-        <w:tc>
-          <w:tcPr>
-            <w:tcBorders>
-              <w:bottom w:val="none" w:sz="0" w:space="0" w:color="000000"/>
-              <w:top w:val="none" w:sz="0" w:space="0" w:color="000000"/>
-              <w:left w:val="none" w:sz="0" w:space="0" w:color="000000"/>
-              <w:right w:val="none" w:sz="0" w:space="0" w:color="000000"/>
-            </w:tcBorders>
-            <w:shd w:val="clear" w:color="auto" w:fill="FFFFFF"/>
-            <w:tcMar>
-              <w:top w:w="0" w:type="dxa"/>
-              <w:bottom w:w="0" w:type="dxa"/>
-              <w:left w:w="0" w:type="dxa"/>
-              <w:right w:w="0" w:type="dxa"/>
-            </w:tcMar>
-            <w:vAlign w:val="top"/>
-          </w:tcPr>
-          <w:p>
-            <w:pPr>
-              <w:pStyle w:val="Normal"/>
-              <w:jc w:val="center"/>
-              <w:pBdr>
-                <w:bottom w:val="none" w:sz="0" w:space="0" w:color="000000"/>
-                <w:top w:val="none" w:sz="0" w:space="0" w:color="000000"/>
-                <w:left w:val="none" w:sz="0" w:space="0" w:color="000000"/>
-                <w:right w:val="none" w:sz="0" w:space="0" w:color="000000"/>
-              </w:pBdr>
-              <w:spacing w:after="100" w:before="100" w:line="240"/>
-              <w:ind w:left="100" w:right="100" w:firstLine="0" w:firstLineChars="0"/>
-              <w:rPr>
-                <w:rFonts w:ascii="Helvetica" w:hAnsi="Helvetica" w:eastAsia="Helvetica" w:cs="Helvetica"/>
-                <w:i w:val="false"/>
-                <w:b w:val="false"/>
-                <w:u w:val="none"/>
-                <w:sz w:val="22"/>
-                <w:szCs w:val="22"/>
-                <w:color w:val="000000"/>
-              </w:rPr>
-            </w:pPr>
-            <w:r>
-              <w:rPr>
-                <w:rFonts w:ascii="Helvetica" w:hAnsi="Helvetica" w:eastAsia="Helvetica" w:cs="Helvetica"/>
-                <w:i w:val="false"/>
-                <w:b w:val="false"/>
-                <w:u w:val="none"/>
-                <w:sz w:val="22"/>
-                <w:szCs w:val="22"/>
-                <w:color w:val="000000"/>
-              </w:rPr>
-              <w:t xml:space="preserve">0.075</w:t>
+              <w:t xml:space="preserve">1.69</w:t>
+            </w:r>
+          </w:p>
+        </w:tc>
+        <w:tc>
+          <w:tcPr>
+            <w:tcBorders>
+              <w:bottom w:val="none" w:sz="0" w:space="0" w:color="000000"/>
+              <w:top w:val="none" w:sz="0" w:space="0" w:color="000000"/>
+              <w:left w:val="none" w:sz="0" w:space="0" w:color="000000"/>
+              <w:right w:val="none" w:sz="0" w:space="0" w:color="000000"/>
+            </w:tcBorders>
+            <w:shd w:val="clear" w:color="auto" w:fill="FFFFFF"/>
+            <w:tcMar>
+              <w:top w:w="0" w:type="dxa"/>
+              <w:bottom w:w="0" w:type="dxa"/>
+              <w:left w:w="0" w:type="dxa"/>
+              <w:right w:w="0" w:type="dxa"/>
+            </w:tcMar>
+            <w:vAlign w:val="top"/>
+          </w:tcPr>
+          <w:p>
+            <w:pPr>
+              <w:pStyle w:val="Normal"/>
+              <w:jc w:val="center"/>
+              <w:pBdr>
+                <w:bottom w:val="none" w:sz="0" w:space="0" w:color="000000"/>
+                <w:top w:val="none" w:sz="0" w:space="0" w:color="000000"/>
+                <w:left w:val="none" w:sz="0" w:space="0" w:color="000000"/>
+                <w:right w:val="none" w:sz="0" w:space="0" w:color="000000"/>
+              </w:pBdr>
+              <w:spacing w:after="100" w:before="100" w:line="240"/>
+              <w:ind w:left="100" w:right="100" w:firstLine="0" w:firstLineChars="0"/>
+              <w:rPr>
+                <w:rFonts w:ascii="Helvetica" w:hAnsi="Helvetica" w:eastAsia="Helvetica" w:cs="Helvetica"/>
+                <w:i w:val="false"/>
+                <w:b w:val="false"/>
+                <w:u w:val="none"/>
+                <w:sz w:val="22"/>
+                <w:szCs w:val="22"/>
+                <w:color w:val="000000"/>
+              </w:rPr>
+            </w:pPr>
+            <w:r>
+              <w:rPr>
+                <w:rFonts w:ascii="Helvetica" w:hAnsi="Helvetica" w:eastAsia="Helvetica" w:cs="Helvetica"/>
+                <w:i w:val="false"/>
+                <w:b w:val="false"/>
+                <w:u w:val="none"/>
+                <w:sz w:val="22"/>
+                <w:szCs w:val="22"/>
+                <w:color w:val="000000"/>
+              </w:rPr>
+              <w:t xml:space="preserve">0.93, 3.06</w:t>
+            </w:r>
+          </w:p>
+        </w:tc>
+        <w:tc>
+          <w:tcPr>
+            <w:tcBorders>
+              <w:bottom w:val="none" w:sz="0" w:space="0" w:color="000000"/>
+              <w:top w:val="none" w:sz="0" w:space="0" w:color="000000"/>
+              <w:left w:val="none" w:sz="0" w:space="0" w:color="000000"/>
+              <w:right w:val="none" w:sz="0" w:space="0" w:color="000000"/>
+            </w:tcBorders>
+            <w:shd w:val="clear" w:color="auto" w:fill="FFFFFF"/>
+            <w:tcMar>
+              <w:top w:w="0" w:type="dxa"/>
+              <w:bottom w:w="0" w:type="dxa"/>
+              <w:left w:w="0" w:type="dxa"/>
+              <w:right w:w="0" w:type="dxa"/>
+            </w:tcMar>
+            <w:vAlign w:val="top"/>
+          </w:tcPr>
+          <w:p>
+            <w:pPr>
+              <w:pStyle w:val="Normal"/>
+              <w:jc w:val="center"/>
+              <w:pBdr>
+                <w:bottom w:val="none" w:sz="0" w:space="0" w:color="000000"/>
+                <w:top w:val="none" w:sz="0" w:space="0" w:color="000000"/>
+                <w:left w:val="none" w:sz="0" w:space="0" w:color="000000"/>
+                <w:right w:val="none" w:sz="0" w:space="0" w:color="000000"/>
+              </w:pBdr>
+              <w:spacing w:after="100" w:before="100" w:line="240"/>
+              <w:ind w:left="100" w:right="100" w:firstLine="0" w:firstLineChars="0"/>
+              <w:rPr>
+                <w:rFonts w:ascii="Helvetica" w:hAnsi="Helvetica" w:eastAsia="Helvetica" w:cs="Helvetica"/>
+                <w:i w:val="false"/>
+                <w:b w:val="false"/>
+                <w:u w:val="none"/>
+                <w:sz w:val="22"/>
+                <w:szCs w:val="22"/>
+                <w:color w:val="000000"/>
+              </w:rPr>
+            </w:pPr>
+            <w:r>
+              <w:rPr>
+                <w:rFonts w:ascii="Helvetica" w:hAnsi="Helvetica" w:eastAsia="Helvetica" w:cs="Helvetica"/>
+                <w:i w:val="false"/>
+                <w:b w:val="false"/>
+                <w:u w:val="none"/>
+                <w:sz w:val="22"/>
+                <w:szCs w:val="22"/>
+                <w:color w:val="000000"/>
+              </w:rPr>
+              <w:t xml:space="preserve">0.086</w:t>
             </w:r>
           </w:p>
         </w:tc>
@@ -10280,113 +10280,113 @@
                 <w:szCs w:val="22"/>
                 <w:color w:val="000000"/>
               </w:rPr>
-              <w:t xml:space="preserve">1.45</w:t>
-            </w:r>
-          </w:p>
-        </w:tc>
-        <w:tc>
-          <w:tcPr>
-            <w:tcBorders>
-              <w:bottom w:val="none" w:sz="0" w:space="0" w:color="000000"/>
-              <w:top w:val="none" w:sz="0" w:space="0" w:color="000000"/>
-              <w:left w:val="none" w:sz="0" w:space="0" w:color="000000"/>
-              <w:right w:val="none" w:sz="0" w:space="0" w:color="000000"/>
-            </w:tcBorders>
-            <w:shd w:val="clear" w:color="auto" w:fill="FFFFFF"/>
-            <w:tcMar>
-              <w:top w:w="0" w:type="dxa"/>
-              <w:bottom w:w="0" w:type="dxa"/>
-              <w:left w:w="0" w:type="dxa"/>
-              <w:right w:w="0" w:type="dxa"/>
-            </w:tcMar>
-            <w:vAlign w:val="top"/>
-          </w:tcPr>
-          <w:p>
-            <w:pPr>
-              <w:pStyle w:val="Normal"/>
-              <w:jc w:val="center"/>
-              <w:pBdr>
-                <w:bottom w:val="none" w:sz="0" w:space="0" w:color="000000"/>
-                <w:top w:val="none" w:sz="0" w:space="0" w:color="000000"/>
-                <w:left w:val="none" w:sz="0" w:space="0" w:color="000000"/>
-                <w:right w:val="none" w:sz="0" w:space="0" w:color="000000"/>
-              </w:pBdr>
-              <w:spacing w:after="100" w:before="100" w:line="240"/>
-              <w:ind w:left="100" w:right="100" w:firstLine="0" w:firstLineChars="0"/>
-              <w:rPr>
-                <w:rFonts w:ascii="Helvetica" w:hAnsi="Helvetica" w:eastAsia="Helvetica" w:cs="Helvetica"/>
-                <w:i w:val="false"/>
-                <w:b w:val="false"/>
-                <w:u w:val="none"/>
-                <w:sz w:val="22"/>
-                <w:szCs w:val="22"/>
-                <w:color w:val="000000"/>
-              </w:rPr>
-            </w:pPr>
-            <w:r>
-              <w:rPr>
-                <w:rFonts w:ascii="Helvetica" w:hAnsi="Helvetica" w:eastAsia="Helvetica" w:cs="Helvetica"/>
-                <w:i w:val="false"/>
-                <w:b w:val="false"/>
-                <w:u w:val="none"/>
-                <w:sz w:val="22"/>
-                <w:szCs w:val="22"/>
-                <w:color w:val="000000"/>
-              </w:rPr>
-              <w:t xml:space="preserve">0.43, 4.87</w:t>
-            </w:r>
-          </w:p>
-        </w:tc>
-        <w:tc>
-          <w:tcPr>
-            <w:tcBorders>
-              <w:bottom w:val="none" w:sz="0" w:space="0" w:color="000000"/>
-              <w:top w:val="none" w:sz="0" w:space="0" w:color="000000"/>
-              <w:left w:val="none" w:sz="0" w:space="0" w:color="000000"/>
-              <w:right w:val="none" w:sz="0" w:space="0" w:color="000000"/>
-            </w:tcBorders>
-            <w:shd w:val="clear" w:color="auto" w:fill="FFFFFF"/>
-            <w:tcMar>
-              <w:top w:w="0" w:type="dxa"/>
-              <w:bottom w:w="0" w:type="dxa"/>
-              <w:left w:w="0" w:type="dxa"/>
-              <w:right w:w="0" w:type="dxa"/>
-            </w:tcMar>
-            <w:vAlign w:val="top"/>
-          </w:tcPr>
-          <w:p>
-            <w:pPr>
-              <w:pStyle w:val="Normal"/>
-              <w:jc w:val="center"/>
-              <w:pBdr>
-                <w:bottom w:val="none" w:sz="0" w:space="0" w:color="000000"/>
-                <w:top w:val="none" w:sz="0" w:space="0" w:color="000000"/>
-                <w:left w:val="none" w:sz="0" w:space="0" w:color="000000"/>
-                <w:right w:val="none" w:sz="0" w:space="0" w:color="000000"/>
-              </w:pBdr>
-              <w:spacing w:after="100" w:before="100" w:line="240"/>
-              <w:ind w:left="100" w:right="100" w:firstLine="0" w:firstLineChars="0"/>
-              <w:rPr>
-                <w:rFonts w:ascii="Helvetica" w:hAnsi="Helvetica" w:eastAsia="Helvetica" w:cs="Helvetica"/>
-                <w:i w:val="false"/>
-                <w:b w:val="false"/>
-                <w:u w:val="none"/>
-                <w:sz w:val="22"/>
-                <w:szCs w:val="22"/>
-                <w:color w:val="000000"/>
-              </w:rPr>
-            </w:pPr>
-            <w:r>
-              <w:rPr>
-                <w:rFonts w:ascii="Helvetica" w:hAnsi="Helvetica" w:eastAsia="Helvetica" w:cs="Helvetica"/>
-                <w:i w:val="false"/>
-                <w:b w:val="false"/>
-                <w:u w:val="none"/>
-                <w:sz w:val="22"/>
-                <w:szCs w:val="22"/>
-                <w:color w:val="000000"/>
-              </w:rPr>
-              <w:t xml:space="preserve">0.550</w:t>
+              <w:t xml:space="preserve">1.34</w:t>
+            </w:r>
+          </w:p>
+        </w:tc>
+        <w:tc>
+          <w:tcPr>
+            <w:tcBorders>
+              <w:bottom w:val="none" w:sz="0" w:space="0" w:color="000000"/>
+              <w:top w:val="none" w:sz="0" w:space="0" w:color="000000"/>
+              <w:left w:val="none" w:sz="0" w:space="0" w:color="000000"/>
+              <w:right w:val="none" w:sz="0" w:space="0" w:color="000000"/>
+            </w:tcBorders>
+            <w:shd w:val="clear" w:color="auto" w:fill="FFFFFF"/>
+            <w:tcMar>
+              <w:top w:w="0" w:type="dxa"/>
+              <w:bottom w:w="0" w:type="dxa"/>
+              <w:left w:w="0" w:type="dxa"/>
+              <w:right w:w="0" w:type="dxa"/>
+            </w:tcMar>
+            <w:vAlign w:val="top"/>
+          </w:tcPr>
+          <w:p>
+            <w:pPr>
+              <w:pStyle w:val="Normal"/>
+              <w:jc w:val="center"/>
+              <w:pBdr>
+                <w:bottom w:val="none" w:sz="0" w:space="0" w:color="000000"/>
+                <w:top w:val="none" w:sz="0" w:space="0" w:color="000000"/>
+                <w:left w:val="none" w:sz="0" w:space="0" w:color="000000"/>
+                <w:right w:val="none" w:sz="0" w:space="0" w:color="000000"/>
+              </w:pBdr>
+              <w:spacing w:after="100" w:before="100" w:line="240"/>
+              <w:ind w:left="100" w:right="100" w:firstLine="0" w:firstLineChars="0"/>
+              <w:rPr>
+                <w:rFonts w:ascii="Helvetica" w:hAnsi="Helvetica" w:eastAsia="Helvetica" w:cs="Helvetica"/>
+                <w:i w:val="false"/>
+                <w:b w:val="false"/>
+                <w:u w:val="none"/>
+                <w:sz w:val="22"/>
+                <w:szCs w:val="22"/>
+                <w:color w:val="000000"/>
+              </w:rPr>
+            </w:pPr>
+            <w:r>
+              <w:rPr>
+                <w:rFonts w:ascii="Helvetica" w:hAnsi="Helvetica" w:eastAsia="Helvetica" w:cs="Helvetica"/>
+                <w:i w:val="false"/>
+                <w:b w:val="false"/>
+                <w:u w:val="none"/>
+                <w:sz w:val="22"/>
+                <w:szCs w:val="22"/>
+                <w:color w:val="000000"/>
+              </w:rPr>
+              <w:t xml:space="preserve">0.37, 4.79</w:t>
+            </w:r>
+          </w:p>
+        </w:tc>
+        <w:tc>
+          <w:tcPr>
+            <w:tcBorders>
+              <w:bottom w:val="none" w:sz="0" w:space="0" w:color="000000"/>
+              <w:top w:val="none" w:sz="0" w:space="0" w:color="000000"/>
+              <w:left w:val="none" w:sz="0" w:space="0" w:color="000000"/>
+              <w:right w:val="none" w:sz="0" w:space="0" w:color="000000"/>
+            </w:tcBorders>
+            <w:shd w:val="clear" w:color="auto" w:fill="FFFFFF"/>
+            <w:tcMar>
+              <w:top w:w="0" w:type="dxa"/>
+              <w:bottom w:w="0" w:type="dxa"/>
+              <w:left w:w="0" w:type="dxa"/>
+              <w:right w:w="0" w:type="dxa"/>
+            </w:tcMar>
+            <w:vAlign w:val="top"/>
+          </w:tcPr>
+          <w:p>
+            <w:pPr>
+              <w:pStyle w:val="Normal"/>
+              <w:jc w:val="center"/>
+              <w:pBdr>
+                <w:bottom w:val="none" w:sz="0" w:space="0" w:color="000000"/>
+                <w:top w:val="none" w:sz="0" w:space="0" w:color="000000"/>
+                <w:left w:val="none" w:sz="0" w:space="0" w:color="000000"/>
+                <w:right w:val="none" w:sz="0" w:space="0" w:color="000000"/>
+              </w:pBdr>
+              <w:spacing w:after="100" w:before="100" w:line="240"/>
+              <w:ind w:left="100" w:right="100" w:firstLine="0" w:firstLineChars="0"/>
+              <w:rPr>
+                <w:rFonts w:ascii="Helvetica" w:hAnsi="Helvetica" w:eastAsia="Helvetica" w:cs="Helvetica"/>
+                <w:i w:val="false"/>
+                <w:b w:val="false"/>
+                <w:u w:val="none"/>
+                <w:sz w:val="22"/>
+                <w:szCs w:val="22"/>
+                <w:color w:val="000000"/>
+              </w:rPr>
+            </w:pPr>
+            <w:r>
+              <w:rPr>
+                <w:rFonts w:ascii="Helvetica" w:hAnsi="Helvetica" w:eastAsia="Helvetica" w:cs="Helvetica"/>
+                <w:i w:val="false"/>
+                <w:b w:val="false"/>
+                <w:u w:val="none"/>
+                <w:sz w:val="22"/>
+                <w:szCs w:val="22"/>
+                <w:color w:val="000000"/>
+              </w:rPr>
+              <w:t xml:space="preserve">0.660</w:t>
             </w:r>
           </w:p>
         </w:tc>
@@ -10498,7 +10498,7 @@
                 <w:szCs w:val="22"/>
                 <w:color w:val="000000"/>
               </w:rPr>
-              <w:t xml:space="preserve">323</w:t>
+              <w:t xml:space="preserve">322</w:t>
             </w:r>
           </w:p>
         </w:tc>
@@ -10710,7 +10710,7 @@
                 <w:szCs w:val="22"/>
                 <w:color w:val="000000"/>
               </w:rPr>
-              <w:t xml:space="preserve">323</w:t>
+              <w:t xml:space="preserve">322</w:t>
             </w:r>
           </w:p>
         </w:tc>
@@ -11570,60 +11570,60 @@
                 <w:szCs w:val="22"/>
                 <w:color w:val="000000"/>
               </w:rPr>
-              <w:t xml:space="preserve">0.27, 0.94</w:t>
-            </w:r>
-          </w:p>
-        </w:tc>
-        <w:tc>
-          <w:tcPr>
-            <w:tcBorders>
-              <w:bottom w:val="none" w:sz="0" w:space="0" w:color="000000"/>
-              <w:top w:val="none" w:sz="0" w:space="0" w:color="000000"/>
-              <w:left w:val="none" w:sz="0" w:space="0" w:color="000000"/>
-              <w:right w:val="none" w:sz="0" w:space="0" w:color="000000"/>
-            </w:tcBorders>
-            <w:shd w:val="clear" w:color="auto" w:fill="FFFFFF"/>
-            <w:tcMar>
-              <w:top w:w="0" w:type="dxa"/>
-              <w:bottom w:w="0" w:type="dxa"/>
-              <w:left w:w="0" w:type="dxa"/>
-              <w:right w:w="0" w:type="dxa"/>
-            </w:tcMar>
-            <w:vAlign w:val="top"/>
-          </w:tcPr>
-          <w:p>
-            <w:pPr>
-              <w:pStyle w:val="Normal"/>
-              <w:jc w:val="center"/>
-              <w:pBdr>
-                <w:bottom w:val="none" w:sz="0" w:space="0" w:color="000000"/>
-                <w:top w:val="none" w:sz="0" w:space="0" w:color="000000"/>
-                <w:left w:val="none" w:sz="0" w:space="0" w:color="000000"/>
-                <w:right w:val="none" w:sz="0" w:space="0" w:color="000000"/>
-              </w:pBdr>
-              <w:spacing w:after="100" w:before="100" w:line="240"/>
-              <w:ind w:left="100" w:right="100" w:firstLine="0" w:firstLineChars="0"/>
-              <w:rPr>
-                <w:rFonts w:ascii="Helvetica" w:hAnsi="Helvetica" w:eastAsia="Helvetica" w:cs="Helvetica"/>
-                <w:i w:val="false"/>
-                <w:b w:val="false"/>
-                <w:u w:val="none"/>
-                <w:sz w:val="22"/>
-                <w:szCs w:val="22"/>
-                <w:color w:val="000000"/>
-              </w:rPr>
-            </w:pPr>
-            <w:r>
-              <w:rPr>
-                <w:rFonts w:ascii="Helvetica" w:hAnsi="Helvetica" w:eastAsia="Helvetica" w:cs="Helvetica"/>
-                <w:i w:val="false"/>
-                <w:b w:val="false"/>
-                <w:u w:val="none"/>
-                <w:sz w:val="22"/>
-                <w:szCs w:val="22"/>
-                <w:color w:val="000000"/>
-              </w:rPr>
-              <w:t xml:space="preserve">0.031</w:t>
+              <w:t xml:space="preserve">0.28, 0.94</w:t>
+            </w:r>
+          </w:p>
+        </w:tc>
+        <w:tc>
+          <w:tcPr>
+            <w:tcBorders>
+              <w:bottom w:val="none" w:sz="0" w:space="0" w:color="000000"/>
+              <w:top w:val="none" w:sz="0" w:space="0" w:color="000000"/>
+              <w:left w:val="none" w:sz="0" w:space="0" w:color="000000"/>
+              <w:right w:val="none" w:sz="0" w:space="0" w:color="000000"/>
+            </w:tcBorders>
+            <w:shd w:val="clear" w:color="auto" w:fill="FFFFFF"/>
+            <w:tcMar>
+              <w:top w:w="0" w:type="dxa"/>
+              <w:bottom w:w="0" w:type="dxa"/>
+              <w:left w:w="0" w:type="dxa"/>
+              <w:right w:w="0" w:type="dxa"/>
+            </w:tcMar>
+            <w:vAlign w:val="top"/>
+          </w:tcPr>
+          <w:p>
+            <w:pPr>
+              <w:pStyle w:val="Normal"/>
+              <w:jc w:val="center"/>
+              <w:pBdr>
+                <w:bottom w:val="none" w:sz="0" w:space="0" w:color="000000"/>
+                <w:top w:val="none" w:sz="0" w:space="0" w:color="000000"/>
+                <w:left w:val="none" w:sz="0" w:space="0" w:color="000000"/>
+                <w:right w:val="none" w:sz="0" w:space="0" w:color="000000"/>
+              </w:pBdr>
+              <w:spacing w:after="100" w:before="100" w:line="240"/>
+              <w:ind w:left="100" w:right="100" w:firstLine="0" w:firstLineChars="0"/>
+              <w:rPr>
+                <w:rFonts w:ascii="Helvetica" w:hAnsi="Helvetica" w:eastAsia="Helvetica" w:cs="Helvetica"/>
+                <w:i w:val="false"/>
+                <w:b w:val="false"/>
+                <w:u w:val="none"/>
+                <w:sz w:val="22"/>
+                <w:szCs w:val="22"/>
+                <w:color w:val="000000"/>
+              </w:rPr>
+            </w:pPr>
+            <w:r>
+              <w:rPr>
+                <w:rFonts w:ascii="Helvetica" w:hAnsi="Helvetica" w:eastAsia="Helvetica" w:cs="Helvetica"/>
+                <w:i w:val="false"/>
+                <w:b w:val="false"/>
+                <w:u w:val="none"/>
+                <w:sz w:val="22"/>
+                <w:szCs w:val="22"/>
+                <w:color w:val="000000"/>
+              </w:rPr>
+              <w:t xml:space="preserve">0.032</w:t>
             </w:r>
           </w:p>
         </w:tc>
@@ -11729,113 +11729,113 @@
                 <w:szCs w:val="22"/>
                 <w:color w:val="000000"/>
               </w:rPr>
-              <w:t xml:space="preserve">0.44</w:t>
-            </w:r>
-          </w:p>
-        </w:tc>
-        <w:tc>
-          <w:tcPr>
-            <w:tcBorders>
-              <w:bottom w:val="none" w:sz="0" w:space="0" w:color="000000"/>
-              <w:top w:val="none" w:sz="0" w:space="0" w:color="000000"/>
-              <w:left w:val="none" w:sz="0" w:space="0" w:color="000000"/>
-              <w:right w:val="none" w:sz="0" w:space="0" w:color="000000"/>
-            </w:tcBorders>
-            <w:shd w:val="clear" w:color="auto" w:fill="FFFFFF"/>
-            <w:tcMar>
-              <w:top w:w="0" w:type="dxa"/>
-              <w:bottom w:w="0" w:type="dxa"/>
-              <w:left w:w="0" w:type="dxa"/>
-              <w:right w:w="0" w:type="dxa"/>
-            </w:tcMar>
-            <w:vAlign w:val="top"/>
-          </w:tcPr>
-          <w:p>
-            <w:pPr>
-              <w:pStyle w:val="Normal"/>
-              <w:jc w:val="center"/>
-              <w:pBdr>
-                <w:bottom w:val="none" w:sz="0" w:space="0" w:color="000000"/>
-                <w:top w:val="none" w:sz="0" w:space="0" w:color="000000"/>
-                <w:left w:val="none" w:sz="0" w:space="0" w:color="000000"/>
-                <w:right w:val="none" w:sz="0" w:space="0" w:color="000000"/>
-              </w:pBdr>
-              <w:spacing w:after="100" w:before="100" w:line="240"/>
-              <w:ind w:left="100" w:right="100" w:firstLine="0" w:firstLineChars="0"/>
-              <w:rPr>
-                <w:rFonts w:ascii="Helvetica" w:hAnsi="Helvetica" w:eastAsia="Helvetica" w:cs="Helvetica"/>
-                <w:i w:val="false"/>
-                <w:b w:val="false"/>
-                <w:u w:val="none"/>
-                <w:sz w:val="22"/>
-                <w:szCs w:val="22"/>
-                <w:color w:val="000000"/>
-              </w:rPr>
-            </w:pPr>
-            <w:r>
-              <w:rPr>
-                <w:rFonts w:ascii="Helvetica" w:hAnsi="Helvetica" w:eastAsia="Helvetica" w:cs="Helvetica"/>
-                <w:i w:val="false"/>
-                <w:b w:val="false"/>
-                <w:u w:val="none"/>
-                <w:sz w:val="22"/>
-                <w:szCs w:val="22"/>
-                <w:color w:val="000000"/>
-              </w:rPr>
-              <w:t xml:space="preserve">0.11, 1.83</w:t>
-            </w:r>
-          </w:p>
-        </w:tc>
-        <w:tc>
-          <w:tcPr>
-            <w:tcBorders>
-              <w:bottom w:val="none" w:sz="0" w:space="0" w:color="000000"/>
-              <w:top w:val="none" w:sz="0" w:space="0" w:color="000000"/>
-              <w:left w:val="none" w:sz="0" w:space="0" w:color="000000"/>
-              <w:right w:val="none" w:sz="0" w:space="0" w:color="000000"/>
-            </w:tcBorders>
-            <w:shd w:val="clear" w:color="auto" w:fill="FFFFFF"/>
-            <w:tcMar>
-              <w:top w:w="0" w:type="dxa"/>
-              <w:bottom w:w="0" w:type="dxa"/>
-              <w:left w:w="0" w:type="dxa"/>
-              <w:right w:w="0" w:type="dxa"/>
-            </w:tcMar>
-            <w:vAlign w:val="top"/>
-          </w:tcPr>
-          <w:p>
-            <w:pPr>
-              <w:pStyle w:val="Normal"/>
-              <w:jc w:val="center"/>
-              <w:pBdr>
-                <w:bottom w:val="none" w:sz="0" w:space="0" w:color="000000"/>
-                <w:top w:val="none" w:sz="0" w:space="0" w:color="000000"/>
-                <w:left w:val="none" w:sz="0" w:space="0" w:color="000000"/>
-                <w:right w:val="none" w:sz="0" w:space="0" w:color="000000"/>
-              </w:pBdr>
-              <w:spacing w:after="100" w:before="100" w:line="240"/>
-              <w:ind w:left="100" w:right="100" w:firstLine="0" w:firstLineChars="0"/>
-              <w:rPr>
-                <w:rFonts w:ascii="Helvetica" w:hAnsi="Helvetica" w:eastAsia="Helvetica" w:cs="Helvetica"/>
-                <w:i w:val="false"/>
-                <w:b w:val="false"/>
-                <w:u w:val="none"/>
-                <w:sz w:val="22"/>
-                <w:szCs w:val="22"/>
-                <w:color w:val="000000"/>
-              </w:rPr>
-            </w:pPr>
-            <w:r>
-              <w:rPr>
-                <w:rFonts w:ascii="Helvetica" w:hAnsi="Helvetica" w:eastAsia="Helvetica" w:cs="Helvetica"/>
-                <w:i w:val="false"/>
-                <w:b w:val="false"/>
-                <w:u w:val="none"/>
-                <w:sz w:val="22"/>
-                <w:szCs w:val="22"/>
-                <w:color w:val="000000"/>
-              </w:rPr>
-              <w:t xml:space="preserve">0.260</w:t>
+              <w:t xml:space="preserve">0.42</w:t>
+            </w:r>
+          </w:p>
+        </w:tc>
+        <w:tc>
+          <w:tcPr>
+            <w:tcBorders>
+              <w:bottom w:val="none" w:sz="0" w:space="0" w:color="000000"/>
+              <w:top w:val="none" w:sz="0" w:space="0" w:color="000000"/>
+              <w:left w:val="none" w:sz="0" w:space="0" w:color="000000"/>
+              <w:right w:val="none" w:sz="0" w:space="0" w:color="000000"/>
+            </w:tcBorders>
+            <w:shd w:val="clear" w:color="auto" w:fill="FFFFFF"/>
+            <w:tcMar>
+              <w:top w:w="0" w:type="dxa"/>
+              <w:bottom w:w="0" w:type="dxa"/>
+              <w:left w:w="0" w:type="dxa"/>
+              <w:right w:w="0" w:type="dxa"/>
+            </w:tcMar>
+            <w:vAlign w:val="top"/>
+          </w:tcPr>
+          <w:p>
+            <w:pPr>
+              <w:pStyle w:val="Normal"/>
+              <w:jc w:val="center"/>
+              <w:pBdr>
+                <w:bottom w:val="none" w:sz="0" w:space="0" w:color="000000"/>
+                <w:top w:val="none" w:sz="0" w:space="0" w:color="000000"/>
+                <w:left w:val="none" w:sz="0" w:space="0" w:color="000000"/>
+                <w:right w:val="none" w:sz="0" w:space="0" w:color="000000"/>
+              </w:pBdr>
+              <w:spacing w:after="100" w:before="100" w:line="240"/>
+              <w:ind w:left="100" w:right="100" w:firstLine="0" w:firstLineChars="0"/>
+              <w:rPr>
+                <w:rFonts w:ascii="Helvetica" w:hAnsi="Helvetica" w:eastAsia="Helvetica" w:cs="Helvetica"/>
+                <w:i w:val="false"/>
+                <w:b w:val="false"/>
+                <w:u w:val="none"/>
+                <w:sz w:val="22"/>
+                <w:szCs w:val="22"/>
+                <w:color w:val="000000"/>
+              </w:rPr>
+            </w:pPr>
+            <w:r>
+              <w:rPr>
+                <w:rFonts w:ascii="Helvetica" w:hAnsi="Helvetica" w:eastAsia="Helvetica" w:cs="Helvetica"/>
+                <w:i w:val="false"/>
+                <w:b w:val="false"/>
+                <w:u w:val="none"/>
+                <w:sz w:val="22"/>
+                <w:szCs w:val="22"/>
+                <w:color w:val="000000"/>
+              </w:rPr>
+              <w:t xml:space="preserve">0.09, 1.96</w:t>
+            </w:r>
+          </w:p>
+        </w:tc>
+        <w:tc>
+          <w:tcPr>
+            <w:tcBorders>
+              <w:bottom w:val="none" w:sz="0" w:space="0" w:color="000000"/>
+              <w:top w:val="none" w:sz="0" w:space="0" w:color="000000"/>
+              <w:left w:val="none" w:sz="0" w:space="0" w:color="000000"/>
+              <w:right w:val="none" w:sz="0" w:space="0" w:color="000000"/>
+            </w:tcBorders>
+            <w:shd w:val="clear" w:color="auto" w:fill="FFFFFF"/>
+            <w:tcMar>
+              <w:top w:w="0" w:type="dxa"/>
+              <w:bottom w:w="0" w:type="dxa"/>
+              <w:left w:w="0" w:type="dxa"/>
+              <w:right w:w="0" w:type="dxa"/>
+            </w:tcMar>
+            <w:vAlign w:val="top"/>
+          </w:tcPr>
+          <w:p>
+            <w:pPr>
+              <w:pStyle w:val="Normal"/>
+              <w:jc w:val="center"/>
+              <w:pBdr>
+                <w:bottom w:val="none" w:sz="0" w:space="0" w:color="000000"/>
+                <w:top w:val="none" w:sz="0" w:space="0" w:color="000000"/>
+                <w:left w:val="none" w:sz="0" w:space="0" w:color="000000"/>
+                <w:right w:val="none" w:sz="0" w:space="0" w:color="000000"/>
+              </w:pBdr>
+              <w:spacing w:after="100" w:before="100" w:line="240"/>
+              <w:ind w:left="100" w:right="100" w:firstLine="0" w:firstLineChars="0"/>
+              <w:rPr>
+                <w:rFonts w:ascii="Helvetica" w:hAnsi="Helvetica" w:eastAsia="Helvetica" w:cs="Helvetica"/>
+                <w:i w:val="false"/>
+                <w:b w:val="false"/>
+                <w:u w:val="none"/>
+                <w:sz w:val="22"/>
+                <w:szCs w:val="22"/>
+                <w:color w:val="000000"/>
+              </w:rPr>
+            </w:pPr>
+            <w:r>
+              <w:rPr>
+                <w:rFonts w:ascii="Helvetica" w:hAnsi="Helvetica" w:eastAsia="Helvetica" w:cs="Helvetica"/>
+                <w:i w:val="false"/>
+                <w:b w:val="false"/>
+                <w:u w:val="none"/>
+                <w:sz w:val="22"/>
+                <w:szCs w:val="22"/>
+                <w:color w:val="000000"/>
+              </w:rPr>
+              <w:t xml:space="preserve">0.270</w:t>
             </w:r>
           </w:p>
         </w:tc>
@@ -11947,7 +11947,7 @@
                 <w:szCs w:val="22"/>
                 <w:color w:val="000000"/>
               </w:rPr>
-              <w:t xml:space="preserve">323</w:t>
+              <w:t xml:space="preserve">322</w:t>
             </w:r>
           </w:p>
         </w:tc>
@@ -12106,60 +12106,60 @@
                 <w:szCs w:val="22"/>
                 <w:color w:val="000000"/>
               </w:rPr>
-              <w:t xml:space="preserve">0.042</w:t>
-            </w:r>
-          </w:p>
-        </w:tc>
-        <w:tc>
-          <w:tcPr>
-            <w:tcBorders>
-              <w:bottom w:val="none" w:sz="0" w:space="0" w:color="000000"/>
-              <w:top w:val="none" w:sz="0" w:space="0" w:color="000000"/>
-              <w:left w:val="none" w:sz="0" w:space="0" w:color="000000"/>
-              <w:right w:val="none" w:sz="0" w:space="0" w:color="000000"/>
-            </w:tcBorders>
-            <w:shd w:val="clear" w:color="auto" w:fill="FFFFFF"/>
-            <w:tcMar>
-              <w:top w:w="0" w:type="dxa"/>
-              <w:bottom w:w="0" w:type="dxa"/>
-              <w:left w:w="0" w:type="dxa"/>
-              <w:right w:w="0" w:type="dxa"/>
-            </w:tcMar>
-            <w:vAlign w:val="top"/>
-          </w:tcPr>
-          <w:p>
-            <w:pPr>
-              <w:pStyle w:val="Normal"/>
-              <w:jc w:val="center"/>
-              <w:pBdr>
-                <w:bottom w:val="none" w:sz="0" w:space="0" w:color="000000"/>
-                <w:top w:val="none" w:sz="0" w:space="0" w:color="000000"/>
-                <w:left w:val="none" w:sz="0" w:space="0" w:color="000000"/>
-                <w:right w:val="none" w:sz="0" w:space="0" w:color="000000"/>
-              </w:pBdr>
-              <w:spacing w:after="100" w:before="100" w:line="240"/>
-              <w:ind w:left="100" w:right="100" w:firstLine="0" w:firstLineChars="0"/>
-              <w:rPr>
-                <w:rFonts w:ascii="Helvetica" w:hAnsi="Helvetica" w:eastAsia="Helvetica" w:cs="Helvetica"/>
-                <w:i w:val="false"/>
-                <w:b w:val="false"/>
-                <w:u w:val="none"/>
-                <w:sz w:val="22"/>
-                <w:szCs w:val="22"/>
-                <w:color w:val="000000"/>
-              </w:rPr>
-            </w:pPr>
-            <w:r>
-              <w:rPr>
-                <w:rFonts w:ascii="Helvetica" w:hAnsi="Helvetica" w:eastAsia="Helvetica" w:cs="Helvetica"/>
-                <w:i w:val="false"/>
-                <w:b w:val="false"/>
-                <w:u w:val="none"/>
-                <w:sz w:val="22"/>
-                <w:szCs w:val="22"/>
-                <w:color w:val="000000"/>
-              </w:rPr>
-              <w:t xml:space="preserve">323</w:t>
+              <w:t xml:space="preserve">0.044</w:t>
+            </w:r>
+          </w:p>
+        </w:tc>
+        <w:tc>
+          <w:tcPr>
+            <w:tcBorders>
+              <w:bottom w:val="none" w:sz="0" w:space="0" w:color="000000"/>
+              <w:top w:val="none" w:sz="0" w:space="0" w:color="000000"/>
+              <w:left w:val="none" w:sz="0" w:space="0" w:color="000000"/>
+              <w:right w:val="none" w:sz="0" w:space="0" w:color="000000"/>
+            </w:tcBorders>
+            <w:shd w:val="clear" w:color="auto" w:fill="FFFFFF"/>
+            <w:tcMar>
+              <w:top w:w="0" w:type="dxa"/>
+              <w:bottom w:w="0" w:type="dxa"/>
+              <w:left w:w="0" w:type="dxa"/>
+              <w:right w:w="0" w:type="dxa"/>
+            </w:tcMar>
+            <w:vAlign w:val="top"/>
+          </w:tcPr>
+          <w:p>
+            <w:pPr>
+              <w:pStyle w:val="Normal"/>
+              <w:jc w:val="center"/>
+              <w:pBdr>
+                <w:bottom w:val="none" w:sz="0" w:space="0" w:color="000000"/>
+                <w:top w:val="none" w:sz="0" w:space="0" w:color="000000"/>
+                <w:left w:val="none" w:sz="0" w:space="0" w:color="000000"/>
+                <w:right w:val="none" w:sz="0" w:space="0" w:color="000000"/>
+              </w:pBdr>
+              <w:spacing w:after="100" w:before="100" w:line="240"/>
+              <w:ind w:left="100" w:right="100" w:firstLine="0" w:firstLineChars="0"/>
+              <w:rPr>
+                <w:rFonts w:ascii="Helvetica" w:hAnsi="Helvetica" w:eastAsia="Helvetica" w:cs="Helvetica"/>
+                <w:i w:val="false"/>
+                <w:b w:val="false"/>
+                <w:u w:val="none"/>
+                <w:sz w:val="22"/>
+                <w:szCs w:val="22"/>
+                <w:color w:val="000000"/>
+              </w:rPr>
+            </w:pPr>
+            <w:r>
+              <w:rPr>
+                <w:rFonts w:ascii="Helvetica" w:hAnsi="Helvetica" w:eastAsia="Helvetica" w:cs="Helvetica"/>
+                <w:i w:val="false"/>
+                <w:b w:val="false"/>
+                <w:u w:val="none"/>
+                <w:sz w:val="22"/>
+                <w:szCs w:val="22"/>
+                <w:color w:val="000000"/>
+              </w:rPr>
+              <w:t xml:space="preserve">322</w:t>
             </w:r>
           </w:p>
         </w:tc>
@@ -12265,60 +12265,60 @@
                 <w:szCs w:val="22"/>
                 <w:color w:val="000000"/>
               </w:rPr>
-              <w:t xml:space="preserve">0.09, 0.85</w:t>
-            </w:r>
-          </w:p>
-        </w:tc>
-        <w:tc>
-          <w:tcPr>
-            <w:tcBorders>
-              <w:bottom w:val="none" w:sz="0" w:space="0" w:color="000000"/>
-              <w:top w:val="none" w:sz="0" w:space="0" w:color="000000"/>
-              <w:left w:val="none" w:sz="0" w:space="0" w:color="000000"/>
-              <w:right w:val="none" w:sz="0" w:space="0" w:color="000000"/>
-            </w:tcBorders>
-            <w:shd w:val="clear" w:color="auto" w:fill="FFFFFF"/>
-            <w:tcMar>
-              <w:top w:w="0" w:type="dxa"/>
-              <w:bottom w:w="0" w:type="dxa"/>
-              <w:left w:w="0" w:type="dxa"/>
-              <w:right w:w="0" w:type="dxa"/>
-            </w:tcMar>
-            <w:vAlign w:val="top"/>
-          </w:tcPr>
-          <w:p>
-            <w:pPr>
-              <w:pStyle w:val="Normal"/>
-              <w:jc w:val="center"/>
-              <w:pBdr>
-                <w:bottom w:val="none" w:sz="0" w:space="0" w:color="000000"/>
-                <w:top w:val="none" w:sz="0" w:space="0" w:color="000000"/>
-                <w:left w:val="none" w:sz="0" w:space="0" w:color="000000"/>
-                <w:right w:val="none" w:sz="0" w:space="0" w:color="000000"/>
-              </w:pBdr>
-              <w:spacing w:after="100" w:before="100" w:line="240"/>
-              <w:ind w:left="100" w:right="100" w:firstLine="0" w:firstLineChars="0"/>
-              <w:rPr>
-                <w:rFonts w:ascii="Helvetica" w:hAnsi="Helvetica" w:eastAsia="Helvetica" w:cs="Helvetica"/>
-                <w:i w:val="false"/>
-                <w:b w:val="false"/>
-                <w:u w:val="none"/>
-                <w:sz w:val="22"/>
-                <w:szCs w:val="22"/>
-                <w:color w:val="000000"/>
-              </w:rPr>
-            </w:pPr>
-            <w:r>
-              <w:rPr>
-                <w:rFonts w:ascii="Helvetica" w:hAnsi="Helvetica" w:eastAsia="Helvetica" w:cs="Helvetica"/>
-                <w:i w:val="false"/>
-                <w:b w:val="false"/>
-                <w:u w:val="none"/>
-                <w:sz w:val="22"/>
-                <w:szCs w:val="22"/>
-                <w:color w:val="000000"/>
-              </w:rPr>
-              <w:t xml:space="preserve">0.024</w:t>
+              <w:t xml:space="preserve">0.09, 0.82</w:t>
+            </w:r>
+          </w:p>
+        </w:tc>
+        <w:tc>
+          <w:tcPr>
+            <w:tcBorders>
+              <w:bottom w:val="none" w:sz="0" w:space="0" w:color="000000"/>
+              <w:top w:val="none" w:sz="0" w:space="0" w:color="000000"/>
+              <w:left w:val="none" w:sz="0" w:space="0" w:color="000000"/>
+              <w:right w:val="none" w:sz="0" w:space="0" w:color="000000"/>
+            </w:tcBorders>
+            <w:shd w:val="clear" w:color="auto" w:fill="FFFFFF"/>
+            <w:tcMar>
+              <w:top w:w="0" w:type="dxa"/>
+              <w:bottom w:w="0" w:type="dxa"/>
+              <w:left w:w="0" w:type="dxa"/>
+              <w:right w:w="0" w:type="dxa"/>
+            </w:tcMar>
+            <w:vAlign w:val="top"/>
+          </w:tcPr>
+          <w:p>
+            <w:pPr>
+              <w:pStyle w:val="Normal"/>
+              <w:jc w:val="center"/>
+              <w:pBdr>
+                <w:bottom w:val="none" w:sz="0" w:space="0" w:color="000000"/>
+                <w:top w:val="none" w:sz="0" w:space="0" w:color="000000"/>
+                <w:left w:val="none" w:sz="0" w:space="0" w:color="000000"/>
+                <w:right w:val="none" w:sz="0" w:space="0" w:color="000000"/>
+              </w:pBdr>
+              <w:spacing w:after="100" w:before="100" w:line="240"/>
+              <w:ind w:left="100" w:right="100" w:firstLine="0" w:firstLineChars="0"/>
+              <w:rPr>
+                <w:rFonts w:ascii="Helvetica" w:hAnsi="Helvetica" w:eastAsia="Helvetica" w:cs="Helvetica"/>
+                <w:i w:val="false"/>
+                <w:b w:val="false"/>
+                <w:u w:val="none"/>
+                <w:sz w:val="22"/>
+                <w:szCs w:val="22"/>
+                <w:color w:val="000000"/>
+              </w:rPr>
+            </w:pPr>
+            <w:r>
+              <w:rPr>
+                <w:rFonts w:ascii="Helvetica" w:hAnsi="Helvetica" w:eastAsia="Helvetica" w:cs="Helvetica"/>
+                <w:i w:val="false"/>
+                <w:b w:val="false"/>
+                <w:u w:val="none"/>
+                <w:sz w:val="22"/>
+                <w:szCs w:val="22"/>
+                <w:color w:val="000000"/>
+              </w:rPr>
+              <w:t xml:space="preserve">0.021</w:t>
             </w:r>
           </w:p>
         </w:tc>
@@ -12430,378 +12430,378 @@
                 <w:szCs w:val="22"/>
                 <w:color w:val="000000"/>
               </w:rPr>
-              <w:t xml:space="preserve">323</w:t>
-            </w:r>
-          </w:p>
-        </w:tc>
-        <w:tc>
-          <w:tcPr>
-            <w:tcBorders>
-              <w:bottom w:val="none" w:sz="0" w:space="0" w:color="000000"/>
-              <w:top w:val="none" w:sz="0" w:space="0" w:color="000000"/>
-              <w:left w:val="none" w:sz="0" w:space="0" w:color="000000"/>
-              <w:right w:val="none" w:sz="0" w:space="0" w:color="000000"/>
-            </w:tcBorders>
-            <w:shd w:val="clear" w:color="auto" w:fill="FFFFFF"/>
-            <w:tcMar>
-              <w:top w:w="0" w:type="dxa"/>
-              <w:bottom w:w="0" w:type="dxa"/>
-              <w:left w:w="0" w:type="dxa"/>
-              <w:right w:w="0" w:type="dxa"/>
-            </w:tcMar>
-            <w:vAlign w:val="top"/>
-          </w:tcPr>
-          <w:p>
-            <w:pPr>
-              <w:pStyle w:val="Normal"/>
-              <w:jc w:val="center"/>
-              <w:pBdr>
-                <w:bottom w:val="none" w:sz="0" w:space="0" w:color="000000"/>
-                <w:top w:val="none" w:sz="0" w:space="0" w:color="000000"/>
-                <w:left w:val="none" w:sz="0" w:space="0" w:color="000000"/>
-                <w:right w:val="none" w:sz="0" w:space="0" w:color="000000"/>
-              </w:pBdr>
-              <w:spacing w:after="100" w:before="100" w:line="240"/>
-              <w:ind w:left="100" w:right="100" w:firstLine="0" w:firstLineChars="0"/>
-              <w:rPr>
-                <w:rFonts w:ascii="Helvetica" w:hAnsi="Helvetica" w:eastAsia="Helvetica" w:cs="Helvetica"/>
-                <w:i w:val="false"/>
-                <w:b w:val="false"/>
-                <w:u w:val="none"/>
-                <w:sz w:val="22"/>
-                <w:szCs w:val="22"/>
-                <w:color w:val="000000"/>
-              </w:rPr>
-            </w:pPr>
-            <w:r>
-              <w:rPr>
-                <w:rFonts w:ascii="Helvetica" w:hAnsi="Helvetica" w:eastAsia="Helvetica" w:cs="Helvetica"/>
-                <w:i w:val="false"/>
-                <w:b w:val="false"/>
-                <w:u w:val="none"/>
-                <w:sz w:val="22"/>
-                <w:szCs w:val="22"/>
-                <w:color w:val="000000"/>
-              </w:rPr>
-              <w:t xml:space="preserve">0.68</w:t>
-            </w:r>
-          </w:p>
-        </w:tc>
-        <w:tc>
-          <w:tcPr>
-            <w:tcBorders>
-              <w:bottom w:val="none" w:sz="0" w:space="0" w:color="000000"/>
-              <w:top w:val="none" w:sz="0" w:space="0" w:color="000000"/>
-              <w:left w:val="none" w:sz="0" w:space="0" w:color="000000"/>
-              <w:right w:val="none" w:sz="0" w:space="0" w:color="000000"/>
-            </w:tcBorders>
-            <w:shd w:val="clear" w:color="auto" w:fill="FFFFFF"/>
-            <w:tcMar>
-              <w:top w:w="0" w:type="dxa"/>
-              <w:bottom w:w="0" w:type="dxa"/>
-              <w:left w:w="0" w:type="dxa"/>
-              <w:right w:w="0" w:type="dxa"/>
-            </w:tcMar>
-            <w:vAlign w:val="top"/>
-          </w:tcPr>
-          <w:p>
-            <w:pPr>
-              <w:pStyle w:val="Normal"/>
-              <w:jc w:val="center"/>
-              <w:pBdr>
-                <w:bottom w:val="none" w:sz="0" w:space="0" w:color="000000"/>
-                <w:top w:val="none" w:sz="0" w:space="0" w:color="000000"/>
-                <w:left w:val="none" w:sz="0" w:space="0" w:color="000000"/>
-                <w:right w:val="none" w:sz="0" w:space="0" w:color="000000"/>
-              </w:pBdr>
-              <w:spacing w:after="100" w:before="100" w:line="240"/>
-              <w:ind w:left="100" w:right="100" w:firstLine="0" w:firstLineChars="0"/>
-              <w:rPr>
-                <w:rFonts w:ascii="Helvetica" w:hAnsi="Helvetica" w:eastAsia="Helvetica" w:cs="Helvetica"/>
-                <w:i w:val="false"/>
-                <w:b w:val="false"/>
-                <w:u w:val="none"/>
-                <w:sz w:val="22"/>
-                <w:szCs w:val="22"/>
-                <w:color w:val="000000"/>
-              </w:rPr>
-            </w:pPr>
-            <w:r>
-              <w:rPr>
-                <w:rFonts w:ascii="Helvetica" w:hAnsi="Helvetica" w:eastAsia="Helvetica" w:cs="Helvetica"/>
-                <w:i w:val="false"/>
-                <w:b w:val="false"/>
-                <w:u w:val="none"/>
-                <w:sz w:val="22"/>
-                <w:szCs w:val="22"/>
-                <w:color w:val="000000"/>
-              </w:rPr>
-              <w:t xml:space="preserve">0.20, 2.24</w:t>
-            </w:r>
-          </w:p>
-        </w:tc>
-        <w:tc>
-          <w:tcPr>
-            <w:tcBorders>
-              <w:bottom w:val="none" w:sz="0" w:space="0" w:color="000000"/>
-              <w:top w:val="none" w:sz="0" w:space="0" w:color="000000"/>
-              <w:left w:val="none" w:sz="0" w:space="0" w:color="000000"/>
-              <w:right w:val="none" w:sz="0" w:space="0" w:color="000000"/>
-            </w:tcBorders>
-            <w:shd w:val="clear" w:color="auto" w:fill="FFFFFF"/>
-            <w:tcMar>
-              <w:top w:w="0" w:type="dxa"/>
-              <w:bottom w:w="0" w:type="dxa"/>
-              <w:left w:w="0" w:type="dxa"/>
-              <w:right w:w="0" w:type="dxa"/>
-            </w:tcMar>
-            <w:vAlign w:val="top"/>
-          </w:tcPr>
-          <w:p>
-            <w:pPr>
-              <w:pStyle w:val="Normal"/>
-              <w:jc w:val="center"/>
-              <w:pBdr>
-                <w:bottom w:val="none" w:sz="0" w:space="0" w:color="000000"/>
-                <w:top w:val="none" w:sz="0" w:space="0" w:color="000000"/>
-                <w:left w:val="none" w:sz="0" w:space="0" w:color="000000"/>
-                <w:right w:val="none" w:sz="0" w:space="0" w:color="000000"/>
-              </w:pBdr>
-              <w:spacing w:after="100" w:before="100" w:line="240"/>
-              <w:ind w:left="100" w:right="100" w:firstLine="0" w:firstLineChars="0"/>
-              <w:rPr>
-                <w:rFonts w:ascii="Helvetica" w:hAnsi="Helvetica" w:eastAsia="Helvetica" w:cs="Helvetica"/>
-                <w:i w:val="false"/>
-                <w:b w:val="false"/>
-                <w:u w:val="none"/>
-                <w:sz w:val="22"/>
-                <w:szCs w:val="22"/>
-                <w:color w:val="000000"/>
-              </w:rPr>
-            </w:pPr>
-            <w:r>
-              <w:rPr>
-                <w:rFonts w:ascii="Helvetica" w:hAnsi="Helvetica" w:eastAsia="Helvetica" w:cs="Helvetica"/>
-                <w:i w:val="false"/>
-                <w:b w:val="false"/>
-                <w:u w:val="none"/>
-                <w:sz w:val="22"/>
-                <w:szCs w:val="22"/>
-                <w:color w:val="000000"/>
-              </w:rPr>
-              <w:t xml:space="preserve">0.520</w:t>
-            </w:r>
-          </w:p>
-        </w:tc>
-        <w:tc>
-          <w:tcPr>
-            <w:tcBorders>
-              <w:bottom w:val="none" w:sz="0" w:space="0" w:color="000000"/>
-              <w:top w:val="none" w:sz="0" w:space="0" w:color="000000"/>
-              <w:left w:val="none" w:sz="0" w:space="0" w:color="000000"/>
-              <w:right w:val="none" w:sz="0" w:space="0" w:color="000000"/>
-            </w:tcBorders>
-            <w:shd w:val="clear" w:color="auto" w:fill="FFFFFF"/>
-            <w:tcMar>
-              <w:top w:w="0" w:type="dxa"/>
-              <w:bottom w:w="0" w:type="dxa"/>
-              <w:left w:w="0" w:type="dxa"/>
-              <w:right w:w="0" w:type="dxa"/>
-            </w:tcMar>
-            <w:vAlign w:val="top"/>
-          </w:tcPr>
-          <w:p>
-            <w:pPr>
-              <w:pStyle w:val="Normal"/>
-              <w:jc w:val="center"/>
-              <w:pBdr>
-                <w:bottom w:val="none" w:sz="0" w:space="0" w:color="000000"/>
-                <w:top w:val="none" w:sz="0" w:space="0" w:color="000000"/>
-                <w:left w:val="none" w:sz="0" w:space="0" w:color="000000"/>
-                <w:right w:val="none" w:sz="0" w:space="0" w:color="000000"/>
-              </w:pBdr>
-              <w:spacing w:after="100" w:before="100" w:line="240"/>
-              <w:ind w:left="100" w:right="100" w:firstLine="0" w:firstLineChars="0"/>
-              <w:rPr>
-                <w:rFonts w:ascii="Helvetica" w:hAnsi="Helvetica" w:eastAsia="Helvetica" w:cs="Helvetica"/>
-                <w:i w:val="false"/>
-                <w:b w:val="false"/>
-                <w:u w:val="none"/>
-                <w:sz w:val="22"/>
-                <w:szCs w:val="22"/>
-                <w:color w:val="000000"/>
-              </w:rPr>
-            </w:pPr>
-            <w:r>
-              <w:rPr>
-                <w:rFonts w:ascii="Helvetica" w:hAnsi="Helvetica" w:eastAsia="Helvetica" w:cs="Helvetica"/>
-                <w:i w:val="false"/>
-                <w:b w:val="false"/>
-                <w:u w:val="none"/>
-                <w:sz w:val="22"/>
-                <w:szCs w:val="22"/>
-                <w:color w:val="000000"/>
-              </w:rPr>
-              <w:t xml:space="preserve">323</w:t>
-            </w:r>
-          </w:p>
-        </w:tc>
-        <w:tc>
-          <w:tcPr>
-            <w:tcBorders>
-              <w:bottom w:val="none" w:sz="0" w:space="0" w:color="000000"/>
-              <w:top w:val="none" w:sz="0" w:space="0" w:color="000000"/>
-              <w:left w:val="none" w:sz="0" w:space="0" w:color="000000"/>
-              <w:right w:val="none" w:sz="0" w:space="0" w:color="000000"/>
-            </w:tcBorders>
-            <w:shd w:val="clear" w:color="auto" w:fill="FFFFFF"/>
-            <w:tcMar>
-              <w:top w:w="0" w:type="dxa"/>
-              <w:bottom w:w="0" w:type="dxa"/>
-              <w:left w:w="0" w:type="dxa"/>
-              <w:right w:w="0" w:type="dxa"/>
-            </w:tcMar>
-            <w:vAlign w:val="top"/>
-          </w:tcPr>
-          <w:p>
-            <w:pPr>
-              <w:pStyle w:val="Normal"/>
-              <w:jc w:val="center"/>
-              <w:pBdr>
-                <w:bottom w:val="none" w:sz="0" w:space="0" w:color="000000"/>
-                <w:top w:val="none" w:sz="0" w:space="0" w:color="000000"/>
-                <w:left w:val="none" w:sz="0" w:space="0" w:color="000000"/>
-                <w:right w:val="none" w:sz="0" w:space="0" w:color="000000"/>
-              </w:pBdr>
-              <w:spacing w:after="100" w:before="100" w:line="240"/>
-              <w:ind w:left="100" w:right="100" w:firstLine="0" w:firstLineChars="0"/>
-              <w:rPr>
-                <w:rFonts w:ascii="Helvetica" w:hAnsi="Helvetica" w:eastAsia="Helvetica" w:cs="Helvetica"/>
-                <w:i w:val="false"/>
-                <w:b w:val="false"/>
-                <w:u w:val="none"/>
-                <w:sz w:val="22"/>
-                <w:szCs w:val="22"/>
-                <w:color w:val="000000"/>
-              </w:rPr>
-            </w:pPr>
-            <w:r>
-              <w:rPr>
-                <w:rFonts w:ascii="Helvetica" w:hAnsi="Helvetica" w:eastAsia="Helvetica" w:cs="Helvetica"/>
-                <w:i w:val="false"/>
-                <w:b w:val="false"/>
-                <w:u w:val="none"/>
-                <w:sz w:val="22"/>
-                <w:szCs w:val="22"/>
-                <w:color w:val="000000"/>
-              </w:rPr>
-              <w:t xml:space="preserve">0.50</w:t>
-            </w:r>
-          </w:p>
-        </w:tc>
-        <w:tc>
-          <w:tcPr>
-            <w:tcBorders>
-              <w:bottom w:val="none" w:sz="0" w:space="0" w:color="000000"/>
-              <w:top w:val="none" w:sz="0" w:space="0" w:color="000000"/>
-              <w:left w:val="none" w:sz="0" w:space="0" w:color="000000"/>
-              <w:right w:val="none" w:sz="0" w:space="0" w:color="000000"/>
-            </w:tcBorders>
-            <w:shd w:val="clear" w:color="auto" w:fill="FFFFFF"/>
-            <w:tcMar>
-              <w:top w:w="0" w:type="dxa"/>
-              <w:bottom w:w="0" w:type="dxa"/>
-              <w:left w:w="0" w:type="dxa"/>
-              <w:right w:w="0" w:type="dxa"/>
-            </w:tcMar>
-            <w:vAlign w:val="top"/>
-          </w:tcPr>
-          <w:p>
-            <w:pPr>
-              <w:pStyle w:val="Normal"/>
-              <w:jc w:val="center"/>
-              <w:pBdr>
-                <w:bottom w:val="none" w:sz="0" w:space="0" w:color="000000"/>
-                <w:top w:val="none" w:sz="0" w:space="0" w:color="000000"/>
-                <w:left w:val="none" w:sz="0" w:space="0" w:color="000000"/>
-                <w:right w:val="none" w:sz="0" w:space="0" w:color="000000"/>
-              </w:pBdr>
-              <w:spacing w:after="100" w:before="100" w:line="240"/>
-              <w:ind w:left="100" w:right="100" w:firstLine="0" w:firstLineChars="0"/>
-              <w:rPr>
-                <w:rFonts w:ascii="Helvetica" w:hAnsi="Helvetica" w:eastAsia="Helvetica" w:cs="Helvetica"/>
-                <w:i w:val="false"/>
-                <w:b w:val="false"/>
-                <w:u w:val="none"/>
-                <w:sz w:val="22"/>
-                <w:szCs w:val="22"/>
-                <w:color w:val="000000"/>
-              </w:rPr>
-            </w:pPr>
-            <w:r>
-              <w:rPr>
-                <w:rFonts w:ascii="Helvetica" w:hAnsi="Helvetica" w:eastAsia="Helvetica" w:cs="Helvetica"/>
-                <w:i w:val="false"/>
-                <w:b w:val="false"/>
-                <w:u w:val="none"/>
-                <w:sz w:val="22"/>
-                <w:szCs w:val="22"/>
-                <w:color w:val="000000"/>
-              </w:rPr>
-              <w:t xml:space="preserve">0.06, 4.40</w:t>
-            </w:r>
-          </w:p>
-        </w:tc>
-        <w:tc>
-          <w:tcPr>
-            <w:tcBorders>
-              <w:bottom w:val="none" w:sz="0" w:space="0" w:color="000000"/>
-              <w:top w:val="none" w:sz="0" w:space="0" w:color="000000"/>
-              <w:left w:val="none" w:sz="0" w:space="0" w:color="000000"/>
-              <w:right w:val="none" w:sz="0" w:space="0" w:color="000000"/>
-            </w:tcBorders>
-            <w:shd w:val="clear" w:color="auto" w:fill="FFFFFF"/>
-            <w:tcMar>
-              <w:top w:w="0" w:type="dxa"/>
-              <w:bottom w:w="0" w:type="dxa"/>
-              <w:left w:w="0" w:type="dxa"/>
-              <w:right w:w="0" w:type="dxa"/>
-            </w:tcMar>
-            <w:vAlign w:val="top"/>
-          </w:tcPr>
-          <w:p>
-            <w:pPr>
-              <w:pStyle w:val="Normal"/>
-              <w:jc w:val="center"/>
-              <w:pBdr>
-                <w:bottom w:val="none" w:sz="0" w:space="0" w:color="000000"/>
-                <w:top w:val="none" w:sz="0" w:space="0" w:color="000000"/>
-                <w:left w:val="none" w:sz="0" w:space="0" w:color="000000"/>
-                <w:right w:val="none" w:sz="0" w:space="0" w:color="000000"/>
-              </w:pBdr>
-              <w:spacing w:after="100" w:before="100" w:line="240"/>
-              <w:ind w:left="100" w:right="100" w:firstLine="0" w:firstLineChars="0"/>
-              <w:rPr>
-                <w:rFonts w:ascii="Helvetica" w:hAnsi="Helvetica" w:eastAsia="Helvetica" w:cs="Helvetica"/>
-                <w:i w:val="false"/>
-                <w:b w:val="false"/>
-                <w:u w:val="none"/>
-                <w:sz w:val="22"/>
-                <w:szCs w:val="22"/>
-                <w:color w:val="000000"/>
-              </w:rPr>
-            </w:pPr>
-            <w:r>
-              <w:rPr>
-                <w:rFonts w:ascii="Helvetica" w:hAnsi="Helvetica" w:eastAsia="Helvetica" w:cs="Helvetica"/>
-                <w:i w:val="false"/>
-                <w:b w:val="false"/>
-                <w:u w:val="none"/>
-                <w:sz w:val="22"/>
-                <w:szCs w:val="22"/>
-                <w:color w:val="000000"/>
-              </w:rPr>
-              <w:t xml:space="preserve">0.540</w:t>
+              <w:t xml:space="preserve">322</w:t>
+            </w:r>
+          </w:p>
+        </w:tc>
+        <w:tc>
+          <w:tcPr>
+            <w:tcBorders>
+              <w:bottom w:val="none" w:sz="0" w:space="0" w:color="000000"/>
+              <w:top w:val="none" w:sz="0" w:space="0" w:color="000000"/>
+              <w:left w:val="none" w:sz="0" w:space="0" w:color="000000"/>
+              <w:right w:val="none" w:sz="0" w:space="0" w:color="000000"/>
+            </w:tcBorders>
+            <w:shd w:val="clear" w:color="auto" w:fill="FFFFFF"/>
+            <w:tcMar>
+              <w:top w:w="0" w:type="dxa"/>
+              <w:bottom w:w="0" w:type="dxa"/>
+              <w:left w:w="0" w:type="dxa"/>
+              <w:right w:w="0" w:type="dxa"/>
+            </w:tcMar>
+            <w:vAlign w:val="top"/>
+          </w:tcPr>
+          <w:p>
+            <w:pPr>
+              <w:pStyle w:val="Normal"/>
+              <w:jc w:val="center"/>
+              <w:pBdr>
+                <w:bottom w:val="none" w:sz="0" w:space="0" w:color="000000"/>
+                <w:top w:val="none" w:sz="0" w:space="0" w:color="000000"/>
+                <w:left w:val="none" w:sz="0" w:space="0" w:color="000000"/>
+                <w:right w:val="none" w:sz="0" w:space="0" w:color="000000"/>
+              </w:pBdr>
+              <w:spacing w:after="100" w:before="100" w:line="240"/>
+              <w:ind w:left="100" w:right="100" w:firstLine="0" w:firstLineChars="0"/>
+              <w:rPr>
+                <w:rFonts w:ascii="Helvetica" w:hAnsi="Helvetica" w:eastAsia="Helvetica" w:cs="Helvetica"/>
+                <w:i w:val="false"/>
+                <w:b w:val="false"/>
+                <w:u w:val="none"/>
+                <w:sz w:val="22"/>
+                <w:szCs w:val="22"/>
+                <w:color w:val="000000"/>
+              </w:rPr>
+            </w:pPr>
+            <w:r>
+              <w:rPr>
+                <w:rFonts w:ascii="Helvetica" w:hAnsi="Helvetica" w:eastAsia="Helvetica" w:cs="Helvetica"/>
+                <w:i w:val="false"/>
+                <w:b w:val="false"/>
+                <w:u w:val="none"/>
+                <w:sz w:val="22"/>
+                <w:szCs w:val="22"/>
+                <w:color w:val="000000"/>
+              </w:rPr>
+              <w:t xml:space="preserve">0.70</w:t>
+            </w:r>
+          </w:p>
+        </w:tc>
+        <w:tc>
+          <w:tcPr>
+            <w:tcBorders>
+              <w:bottom w:val="none" w:sz="0" w:space="0" w:color="000000"/>
+              <w:top w:val="none" w:sz="0" w:space="0" w:color="000000"/>
+              <w:left w:val="none" w:sz="0" w:space="0" w:color="000000"/>
+              <w:right w:val="none" w:sz="0" w:space="0" w:color="000000"/>
+            </w:tcBorders>
+            <w:shd w:val="clear" w:color="auto" w:fill="FFFFFF"/>
+            <w:tcMar>
+              <w:top w:w="0" w:type="dxa"/>
+              <w:bottom w:w="0" w:type="dxa"/>
+              <w:left w:w="0" w:type="dxa"/>
+              <w:right w:w="0" w:type="dxa"/>
+            </w:tcMar>
+            <w:vAlign w:val="top"/>
+          </w:tcPr>
+          <w:p>
+            <w:pPr>
+              <w:pStyle w:val="Normal"/>
+              <w:jc w:val="center"/>
+              <w:pBdr>
+                <w:bottom w:val="none" w:sz="0" w:space="0" w:color="000000"/>
+                <w:top w:val="none" w:sz="0" w:space="0" w:color="000000"/>
+                <w:left w:val="none" w:sz="0" w:space="0" w:color="000000"/>
+                <w:right w:val="none" w:sz="0" w:space="0" w:color="000000"/>
+              </w:pBdr>
+              <w:spacing w:after="100" w:before="100" w:line="240"/>
+              <w:ind w:left="100" w:right="100" w:firstLine="0" w:firstLineChars="0"/>
+              <w:rPr>
+                <w:rFonts w:ascii="Helvetica" w:hAnsi="Helvetica" w:eastAsia="Helvetica" w:cs="Helvetica"/>
+                <w:i w:val="false"/>
+                <w:b w:val="false"/>
+                <w:u w:val="none"/>
+                <w:sz w:val="22"/>
+                <w:szCs w:val="22"/>
+                <w:color w:val="000000"/>
+              </w:rPr>
+            </w:pPr>
+            <w:r>
+              <w:rPr>
+                <w:rFonts w:ascii="Helvetica" w:hAnsi="Helvetica" w:eastAsia="Helvetica" w:cs="Helvetica"/>
+                <w:i w:val="false"/>
+                <w:b w:val="false"/>
+                <w:u w:val="none"/>
+                <w:sz w:val="22"/>
+                <w:szCs w:val="22"/>
+                <w:color w:val="000000"/>
+              </w:rPr>
+              <w:t xml:space="preserve">0.21, 2.33</w:t>
+            </w:r>
+          </w:p>
+        </w:tc>
+        <w:tc>
+          <w:tcPr>
+            <w:tcBorders>
+              <w:bottom w:val="none" w:sz="0" w:space="0" w:color="000000"/>
+              <w:top w:val="none" w:sz="0" w:space="0" w:color="000000"/>
+              <w:left w:val="none" w:sz="0" w:space="0" w:color="000000"/>
+              <w:right w:val="none" w:sz="0" w:space="0" w:color="000000"/>
+            </w:tcBorders>
+            <w:shd w:val="clear" w:color="auto" w:fill="FFFFFF"/>
+            <w:tcMar>
+              <w:top w:w="0" w:type="dxa"/>
+              <w:bottom w:w="0" w:type="dxa"/>
+              <w:left w:w="0" w:type="dxa"/>
+              <w:right w:w="0" w:type="dxa"/>
+            </w:tcMar>
+            <w:vAlign w:val="top"/>
+          </w:tcPr>
+          <w:p>
+            <w:pPr>
+              <w:pStyle w:val="Normal"/>
+              <w:jc w:val="center"/>
+              <w:pBdr>
+                <w:bottom w:val="none" w:sz="0" w:space="0" w:color="000000"/>
+                <w:top w:val="none" w:sz="0" w:space="0" w:color="000000"/>
+                <w:left w:val="none" w:sz="0" w:space="0" w:color="000000"/>
+                <w:right w:val="none" w:sz="0" w:space="0" w:color="000000"/>
+              </w:pBdr>
+              <w:spacing w:after="100" w:before="100" w:line="240"/>
+              <w:ind w:left="100" w:right="100" w:firstLine="0" w:firstLineChars="0"/>
+              <w:rPr>
+                <w:rFonts w:ascii="Helvetica" w:hAnsi="Helvetica" w:eastAsia="Helvetica" w:cs="Helvetica"/>
+                <w:i w:val="false"/>
+                <w:b w:val="false"/>
+                <w:u w:val="none"/>
+                <w:sz w:val="22"/>
+                <w:szCs w:val="22"/>
+                <w:color w:val="000000"/>
+              </w:rPr>
+            </w:pPr>
+            <w:r>
+              <w:rPr>
+                <w:rFonts w:ascii="Helvetica" w:hAnsi="Helvetica" w:eastAsia="Helvetica" w:cs="Helvetica"/>
+                <w:i w:val="false"/>
+                <w:b w:val="false"/>
+                <w:u w:val="none"/>
+                <w:sz w:val="22"/>
+                <w:szCs w:val="22"/>
+                <w:color w:val="000000"/>
+              </w:rPr>
+              <w:t xml:space="preserve">0.570</w:t>
+            </w:r>
+          </w:p>
+        </w:tc>
+        <w:tc>
+          <w:tcPr>
+            <w:tcBorders>
+              <w:bottom w:val="none" w:sz="0" w:space="0" w:color="000000"/>
+              <w:top w:val="none" w:sz="0" w:space="0" w:color="000000"/>
+              <w:left w:val="none" w:sz="0" w:space="0" w:color="000000"/>
+              <w:right w:val="none" w:sz="0" w:space="0" w:color="000000"/>
+            </w:tcBorders>
+            <w:shd w:val="clear" w:color="auto" w:fill="FFFFFF"/>
+            <w:tcMar>
+              <w:top w:w="0" w:type="dxa"/>
+              <w:bottom w:w="0" w:type="dxa"/>
+              <w:left w:w="0" w:type="dxa"/>
+              <w:right w:w="0" w:type="dxa"/>
+            </w:tcMar>
+            <w:vAlign w:val="top"/>
+          </w:tcPr>
+          <w:p>
+            <w:pPr>
+              <w:pStyle w:val="Normal"/>
+              <w:jc w:val="center"/>
+              <w:pBdr>
+                <w:bottom w:val="none" w:sz="0" w:space="0" w:color="000000"/>
+                <w:top w:val="none" w:sz="0" w:space="0" w:color="000000"/>
+                <w:left w:val="none" w:sz="0" w:space="0" w:color="000000"/>
+                <w:right w:val="none" w:sz="0" w:space="0" w:color="000000"/>
+              </w:pBdr>
+              <w:spacing w:after="100" w:before="100" w:line="240"/>
+              <w:ind w:left="100" w:right="100" w:firstLine="0" w:firstLineChars="0"/>
+              <w:rPr>
+                <w:rFonts w:ascii="Helvetica" w:hAnsi="Helvetica" w:eastAsia="Helvetica" w:cs="Helvetica"/>
+                <w:i w:val="false"/>
+                <w:b w:val="false"/>
+                <w:u w:val="none"/>
+                <w:sz w:val="22"/>
+                <w:szCs w:val="22"/>
+                <w:color w:val="000000"/>
+              </w:rPr>
+            </w:pPr>
+            <w:r>
+              <w:rPr>
+                <w:rFonts w:ascii="Helvetica" w:hAnsi="Helvetica" w:eastAsia="Helvetica" w:cs="Helvetica"/>
+                <w:i w:val="false"/>
+                <w:b w:val="false"/>
+                <w:u w:val="none"/>
+                <w:sz w:val="22"/>
+                <w:szCs w:val="22"/>
+                <w:color w:val="000000"/>
+              </w:rPr>
+              <w:t xml:space="preserve">322</w:t>
+            </w:r>
+          </w:p>
+        </w:tc>
+        <w:tc>
+          <w:tcPr>
+            <w:tcBorders>
+              <w:bottom w:val="none" w:sz="0" w:space="0" w:color="000000"/>
+              <w:top w:val="none" w:sz="0" w:space="0" w:color="000000"/>
+              <w:left w:val="none" w:sz="0" w:space="0" w:color="000000"/>
+              <w:right w:val="none" w:sz="0" w:space="0" w:color="000000"/>
+            </w:tcBorders>
+            <w:shd w:val="clear" w:color="auto" w:fill="FFFFFF"/>
+            <w:tcMar>
+              <w:top w:w="0" w:type="dxa"/>
+              <w:bottom w:w="0" w:type="dxa"/>
+              <w:left w:w="0" w:type="dxa"/>
+              <w:right w:w="0" w:type="dxa"/>
+            </w:tcMar>
+            <w:vAlign w:val="top"/>
+          </w:tcPr>
+          <w:p>
+            <w:pPr>
+              <w:pStyle w:val="Normal"/>
+              <w:jc w:val="center"/>
+              <w:pBdr>
+                <w:bottom w:val="none" w:sz="0" w:space="0" w:color="000000"/>
+                <w:top w:val="none" w:sz="0" w:space="0" w:color="000000"/>
+                <w:left w:val="none" w:sz="0" w:space="0" w:color="000000"/>
+                <w:right w:val="none" w:sz="0" w:space="0" w:color="000000"/>
+              </w:pBdr>
+              <w:spacing w:after="100" w:before="100" w:line="240"/>
+              <w:ind w:left="100" w:right="100" w:firstLine="0" w:firstLineChars="0"/>
+              <w:rPr>
+                <w:rFonts w:ascii="Helvetica" w:hAnsi="Helvetica" w:eastAsia="Helvetica" w:cs="Helvetica"/>
+                <w:i w:val="false"/>
+                <w:b w:val="false"/>
+                <w:u w:val="none"/>
+                <w:sz w:val="22"/>
+                <w:szCs w:val="22"/>
+                <w:color w:val="000000"/>
+              </w:rPr>
+            </w:pPr>
+            <w:r>
+              <w:rPr>
+                <w:rFonts w:ascii="Helvetica" w:hAnsi="Helvetica" w:eastAsia="Helvetica" w:cs="Helvetica"/>
+                <w:i w:val="false"/>
+                <w:b w:val="false"/>
+                <w:u w:val="none"/>
+                <w:sz w:val="22"/>
+                <w:szCs w:val="22"/>
+                <w:color w:val="000000"/>
+              </w:rPr>
+              <w:t xml:space="preserve">0.60</w:t>
+            </w:r>
+          </w:p>
+        </w:tc>
+        <w:tc>
+          <w:tcPr>
+            <w:tcBorders>
+              <w:bottom w:val="none" w:sz="0" w:space="0" w:color="000000"/>
+              <w:top w:val="none" w:sz="0" w:space="0" w:color="000000"/>
+              <w:left w:val="none" w:sz="0" w:space="0" w:color="000000"/>
+              <w:right w:val="none" w:sz="0" w:space="0" w:color="000000"/>
+            </w:tcBorders>
+            <w:shd w:val="clear" w:color="auto" w:fill="FFFFFF"/>
+            <w:tcMar>
+              <w:top w:w="0" w:type="dxa"/>
+              <w:bottom w:w="0" w:type="dxa"/>
+              <w:left w:w="0" w:type="dxa"/>
+              <w:right w:w="0" w:type="dxa"/>
+            </w:tcMar>
+            <w:vAlign w:val="top"/>
+          </w:tcPr>
+          <w:p>
+            <w:pPr>
+              <w:pStyle w:val="Normal"/>
+              <w:jc w:val="center"/>
+              <w:pBdr>
+                <w:bottom w:val="none" w:sz="0" w:space="0" w:color="000000"/>
+                <w:top w:val="none" w:sz="0" w:space="0" w:color="000000"/>
+                <w:left w:val="none" w:sz="0" w:space="0" w:color="000000"/>
+                <w:right w:val="none" w:sz="0" w:space="0" w:color="000000"/>
+              </w:pBdr>
+              <w:spacing w:after="100" w:before="100" w:line="240"/>
+              <w:ind w:left="100" w:right="100" w:firstLine="0" w:firstLineChars="0"/>
+              <w:rPr>
+                <w:rFonts w:ascii="Helvetica" w:hAnsi="Helvetica" w:eastAsia="Helvetica" w:cs="Helvetica"/>
+                <w:i w:val="false"/>
+                <w:b w:val="false"/>
+                <w:u w:val="none"/>
+                <w:sz w:val="22"/>
+                <w:szCs w:val="22"/>
+                <w:color w:val="000000"/>
+              </w:rPr>
+            </w:pPr>
+            <w:r>
+              <w:rPr>
+                <w:rFonts w:ascii="Helvetica" w:hAnsi="Helvetica" w:eastAsia="Helvetica" w:cs="Helvetica"/>
+                <w:i w:val="false"/>
+                <w:b w:val="false"/>
+                <w:u w:val="none"/>
+                <w:sz w:val="22"/>
+                <w:szCs w:val="22"/>
+                <w:color w:val="000000"/>
+              </w:rPr>
+              <w:t xml:space="preserve">0.06, 6.00</w:t>
+            </w:r>
+          </w:p>
+        </w:tc>
+        <w:tc>
+          <w:tcPr>
+            <w:tcBorders>
+              <w:bottom w:val="none" w:sz="0" w:space="0" w:color="000000"/>
+              <w:top w:val="none" w:sz="0" w:space="0" w:color="000000"/>
+              <w:left w:val="none" w:sz="0" w:space="0" w:color="000000"/>
+              <w:right w:val="none" w:sz="0" w:space="0" w:color="000000"/>
+            </w:tcBorders>
+            <w:shd w:val="clear" w:color="auto" w:fill="FFFFFF"/>
+            <w:tcMar>
+              <w:top w:w="0" w:type="dxa"/>
+              <w:bottom w:w="0" w:type="dxa"/>
+              <w:left w:w="0" w:type="dxa"/>
+              <w:right w:w="0" w:type="dxa"/>
+            </w:tcMar>
+            <w:vAlign w:val="top"/>
+          </w:tcPr>
+          <w:p>
+            <w:pPr>
+              <w:pStyle w:val="Normal"/>
+              <w:jc w:val="center"/>
+              <w:pBdr>
+                <w:bottom w:val="none" w:sz="0" w:space="0" w:color="000000"/>
+                <w:top w:val="none" w:sz="0" w:space="0" w:color="000000"/>
+                <w:left w:val="none" w:sz="0" w:space="0" w:color="000000"/>
+                <w:right w:val="none" w:sz="0" w:space="0" w:color="000000"/>
+              </w:pBdr>
+              <w:spacing w:after="100" w:before="100" w:line="240"/>
+              <w:ind w:left="100" w:right="100" w:firstLine="0" w:firstLineChars="0"/>
+              <w:rPr>
+                <w:rFonts w:ascii="Helvetica" w:hAnsi="Helvetica" w:eastAsia="Helvetica" w:cs="Helvetica"/>
+                <w:i w:val="false"/>
+                <w:b w:val="false"/>
+                <w:u w:val="none"/>
+                <w:sz w:val="22"/>
+                <w:szCs w:val="22"/>
+                <w:color w:val="000000"/>
+              </w:rPr>
+            </w:pPr>
+            <w:r>
+              <w:rPr>
+                <w:rFonts w:ascii="Helvetica" w:hAnsi="Helvetica" w:eastAsia="Helvetica" w:cs="Helvetica"/>
+                <w:i w:val="false"/>
+                <w:b w:val="false"/>
+                <w:u w:val="none"/>
+                <w:sz w:val="22"/>
+                <w:szCs w:val="22"/>
+                <w:color w:val="000000"/>
+              </w:rPr>
+              <w:t xml:space="preserve">0.660</w:t>
             </w:r>
           </w:p>
         </w:tc>
@@ -12913,7 +12913,7 @@
                 <w:szCs w:val="22"/>
                 <w:color w:val="000000"/>
               </w:rPr>
-              <w:t xml:space="preserve">323</w:t>
+              <w:t xml:space="preserve">322</w:t>
             </w:r>
           </w:p>
         </w:tc>
@@ -13019,7 +13019,7 @@
                 <w:szCs w:val="22"/>
                 <w:color w:val="000000"/>
               </w:rPr>
-              <w:t xml:space="preserve">0.31, 2.39</w:t>
+              <w:t xml:space="preserve">0.31, 2.40</w:t>
             </w:r>
           </w:p>
         </w:tc>
@@ -13125,166 +13125,166 @@
                 <w:szCs w:val="22"/>
                 <w:color w:val="000000"/>
               </w:rPr>
-              <w:t xml:space="preserve">323</w:t>
-            </w:r>
-          </w:p>
-        </w:tc>
-        <w:tc>
-          <w:tcPr>
-            <w:tcBorders>
-              <w:bottom w:val="none" w:sz="0" w:space="0" w:color="000000"/>
-              <w:top w:val="none" w:sz="0" w:space="0" w:color="000000"/>
-              <w:left w:val="none" w:sz="0" w:space="0" w:color="000000"/>
-              <w:right w:val="none" w:sz="0" w:space="0" w:color="000000"/>
-            </w:tcBorders>
-            <w:shd w:val="clear" w:color="auto" w:fill="FFFFFF"/>
-            <w:tcMar>
-              <w:top w:w="0" w:type="dxa"/>
-              <w:bottom w:w="0" w:type="dxa"/>
-              <w:left w:w="0" w:type="dxa"/>
-              <w:right w:w="0" w:type="dxa"/>
-            </w:tcMar>
-            <w:vAlign w:val="top"/>
-          </w:tcPr>
-          <w:p>
-            <w:pPr>
-              <w:pStyle w:val="Normal"/>
-              <w:jc w:val="center"/>
-              <w:pBdr>
-                <w:bottom w:val="none" w:sz="0" w:space="0" w:color="000000"/>
-                <w:top w:val="none" w:sz="0" w:space="0" w:color="000000"/>
-                <w:left w:val="none" w:sz="0" w:space="0" w:color="000000"/>
-                <w:right w:val="none" w:sz="0" w:space="0" w:color="000000"/>
-              </w:pBdr>
-              <w:spacing w:after="100" w:before="100" w:line="240"/>
-              <w:ind w:left="100" w:right="100" w:firstLine="0" w:firstLineChars="0"/>
-              <w:rPr>
-                <w:rFonts w:ascii="Helvetica" w:hAnsi="Helvetica" w:eastAsia="Helvetica" w:cs="Helvetica"/>
-                <w:i w:val="false"/>
-                <w:b w:val="false"/>
-                <w:u w:val="none"/>
-                <w:sz w:val="22"/>
-                <w:szCs w:val="22"/>
-                <w:color w:val="000000"/>
-              </w:rPr>
-            </w:pPr>
-            <w:r>
-              <w:rPr>
-                <w:rFonts w:ascii="Helvetica" w:hAnsi="Helvetica" w:eastAsia="Helvetica" w:cs="Helvetica"/>
-                <w:i w:val="false"/>
-                <w:b w:val="false"/>
-                <w:u w:val="none"/>
-                <w:sz w:val="22"/>
-                <w:szCs w:val="22"/>
-                <w:color w:val="000000"/>
-              </w:rPr>
-              <w:t xml:space="preserve">0.38</w:t>
-            </w:r>
-          </w:p>
-        </w:tc>
-        <w:tc>
-          <w:tcPr>
-            <w:tcBorders>
-              <w:bottom w:val="none" w:sz="0" w:space="0" w:color="000000"/>
-              <w:top w:val="none" w:sz="0" w:space="0" w:color="000000"/>
-              <w:left w:val="none" w:sz="0" w:space="0" w:color="000000"/>
-              <w:right w:val="none" w:sz="0" w:space="0" w:color="000000"/>
-            </w:tcBorders>
-            <w:shd w:val="clear" w:color="auto" w:fill="FFFFFF"/>
-            <w:tcMar>
-              <w:top w:w="0" w:type="dxa"/>
-              <w:bottom w:w="0" w:type="dxa"/>
-              <w:left w:w="0" w:type="dxa"/>
-              <w:right w:w="0" w:type="dxa"/>
-            </w:tcMar>
-            <w:vAlign w:val="top"/>
-          </w:tcPr>
-          <w:p>
-            <w:pPr>
-              <w:pStyle w:val="Normal"/>
-              <w:jc w:val="center"/>
-              <w:pBdr>
-                <w:bottom w:val="none" w:sz="0" w:space="0" w:color="000000"/>
-                <w:top w:val="none" w:sz="0" w:space="0" w:color="000000"/>
-                <w:left w:val="none" w:sz="0" w:space="0" w:color="000000"/>
-                <w:right w:val="none" w:sz="0" w:space="0" w:color="000000"/>
-              </w:pBdr>
-              <w:spacing w:after="100" w:before="100" w:line="240"/>
-              <w:ind w:left="100" w:right="100" w:firstLine="0" w:firstLineChars="0"/>
-              <w:rPr>
-                <w:rFonts w:ascii="Helvetica" w:hAnsi="Helvetica" w:eastAsia="Helvetica" w:cs="Helvetica"/>
-                <w:i w:val="false"/>
-                <w:b w:val="false"/>
-                <w:u w:val="none"/>
-                <w:sz w:val="22"/>
-                <w:szCs w:val="22"/>
-                <w:color w:val="000000"/>
-              </w:rPr>
-            </w:pPr>
-            <w:r>
-              <w:rPr>
-                <w:rFonts w:ascii="Helvetica" w:hAnsi="Helvetica" w:eastAsia="Helvetica" w:cs="Helvetica"/>
-                <w:i w:val="false"/>
-                <w:b w:val="false"/>
-                <w:u w:val="none"/>
-                <w:sz w:val="22"/>
-                <w:szCs w:val="22"/>
-                <w:color w:val="000000"/>
-              </w:rPr>
-              <w:t xml:space="preserve">0.07, 2.14</w:t>
-            </w:r>
-          </w:p>
-        </w:tc>
-        <w:tc>
-          <w:tcPr>
-            <w:tcBorders>
-              <w:bottom w:val="none" w:sz="0" w:space="0" w:color="000000"/>
-              <w:top w:val="none" w:sz="0" w:space="0" w:color="000000"/>
-              <w:left w:val="none" w:sz="0" w:space="0" w:color="000000"/>
-              <w:right w:val="none" w:sz="0" w:space="0" w:color="000000"/>
-            </w:tcBorders>
-            <w:shd w:val="clear" w:color="auto" w:fill="FFFFFF"/>
-            <w:tcMar>
-              <w:top w:w="0" w:type="dxa"/>
-              <w:bottom w:w="0" w:type="dxa"/>
-              <w:left w:w="0" w:type="dxa"/>
-              <w:right w:w="0" w:type="dxa"/>
-            </w:tcMar>
-            <w:vAlign w:val="top"/>
-          </w:tcPr>
-          <w:p>
-            <w:pPr>
-              <w:pStyle w:val="Normal"/>
-              <w:jc w:val="center"/>
-              <w:pBdr>
-                <w:bottom w:val="none" w:sz="0" w:space="0" w:color="000000"/>
-                <w:top w:val="none" w:sz="0" w:space="0" w:color="000000"/>
-                <w:left w:val="none" w:sz="0" w:space="0" w:color="000000"/>
-                <w:right w:val="none" w:sz="0" w:space="0" w:color="000000"/>
-              </w:pBdr>
-              <w:spacing w:after="100" w:before="100" w:line="240"/>
-              <w:ind w:left="100" w:right="100" w:firstLine="0" w:firstLineChars="0"/>
-              <w:rPr>
-                <w:rFonts w:ascii="Helvetica" w:hAnsi="Helvetica" w:eastAsia="Helvetica" w:cs="Helvetica"/>
-                <w:i w:val="false"/>
-                <w:b w:val="false"/>
-                <w:u w:val="none"/>
-                <w:sz w:val="22"/>
-                <w:szCs w:val="22"/>
-                <w:color w:val="000000"/>
-              </w:rPr>
-            </w:pPr>
-            <w:r>
-              <w:rPr>
-                <w:rFonts w:ascii="Helvetica" w:hAnsi="Helvetica" w:eastAsia="Helvetica" w:cs="Helvetica"/>
-                <w:i w:val="false"/>
-                <w:b w:val="false"/>
-                <w:u w:val="none"/>
-                <w:sz w:val="22"/>
-                <w:szCs w:val="22"/>
-                <w:color w:val="000000"/>
-              </w:rPr>
-              <w:t xml:space="preserve">0.270</w:t>
+              <w:t xml:space="preserve">322</w:t>
+            </w:r>
+          </w:p>
+        </w:tc>
+        <w:tc>
+          <w:tcPr>
+            <w:tcBorders>
+              <w:bottom w:val="none" w:sz="0" w:space="0" w:color="000000"/>
+              <w:top w:val="none" w:sz="0" w:space="0" w:color="000000"/>
+              <w:left w:val="none" w:sz="0" w:space="0" w:color="000000"/>
+              <w:right w:val="none" w:sz="0" w:space="0" w:color="000000"/>
+            </w:tcBorders>
+            <w:shd w:val="clear" w:color="auto" w:fill="FFFFFF"/>
+            <w:tcMar>
+              <w:top w:w="0" w:type="dxa"/>
+              <w:bottom w:w="0" w:type="dxa"/>
+              <w:left w:w="0" w:type="dxa"/>
+              <w:right w:w="0" w:type="dxa"/>
+            </w:tcMar>
+            <w:vAlign w:val="top"/>
+          </w:tcPr>
+          <w:p>
+            <w:pPr>
+              <w:pStyle w:val="Normal"/>
+              <w:jc w:val="center"/>
+              <w:pBdr>
+                <w:bottom w:val="none" w:sz="0" w:space="0" w:color="000000"/>
+                <w:top w:val="none" w:sz="0" w:space="0" w:color="000000"/>
+                <w:left w:val="none" w:sz="0" w:space="0" w:color="000000"/>
+                <w:right w:val="none" w:sz="0" w:space="0" w:color="000000"/>
+              </w:pBdr>
+              <w:spacing w:after="100" w:before="100" w:line="240"/>
+              <w:ind w:left="100" w:right="100" w:firstLine="0" w:firstLineChars="0"/>
+              <w:rPr>
+                <w:rFonts w:ascii="Helvetica" w:hAnsi="Helvetica" w:eastAsia="Helvetica" w:cs="Helvetica"/>
+                <w:i w:val="false"/>
+                <w:b w:val="false"/>
+                <w:u w:val="none"/>
+                <w:sz w:val="22"/>
+                <w:szCs w:val="22"/>
+                <w:color w:val="000000"/>
+              </w:rPr>
+            </w:pPr>
+            <w:r>
+              <w:rPr>
+                <w:rFonts w:ascii="Helvetica" w:hAnsi="Helvetica" w:eastAsia="Helvetica" w:cs="Helvetica"/>
+                <w:i w:val="false"/>
+                <w:b w:val="false"/>
+                <w:u w:val="none"/>
+                <w:sz w:val="22"/>
+                <w:szCs w:val="22"/>
+                <w:color w:val="000000"/>
+              </w:rPr>
+              <w:t xml:space="preserve">0.39</w:t>
+            </w:r>
+          </w:p>
+        </w:tc>
+        <w:tc>
+          <w:tcPr>
+            <w:tcBorders>
+              <w:bottom w:val="none" w:sz="0" w:space="0" w:color="000000"/>
+              <w:top w:val="none" w:sz="0" w:space="0" w:color="000000"/>
+              <w:left w:val="none" w:sz="0" w:space="0" w:color="000000"/>
+              <w:right w:val="none" w:sz="0" w:space="0" w:color="000000"/>
+            </w:tcBorders>
+            <w:shd w:val="clear" w:color="auto" w:fill="FFFFFF"/>
+            <w:tcMar>
+              <w:top w:w="0" w:type="dxa"/>
+              <w:bottom w:w="0" w:type="dxa"/>
+              <w:left w:w="0" w:type="dxa"/>
+              <w:right w:w="0" w:type="dxa"/>
+            </w:tcMar>
+            <w:vAlign w:val="top"/>
+          </w:tcPr>
+          <w:p>
+            <w:pPr>
+              <w:pStyle w:val="Normal"/>
+              <w:jc w:val="center"/>
+              <w:pBdr>
+                <w:bottom w:val="none" w:sz="0" w:space="0" w:color="000000"/>
+                <w:top w:val="none" w:sz="0" w:space="0" w:color="000000"/>
+                <w:left w:val="none" w:sz="0" w:space="0" w:color="000000"/>
+                <w:right w:val="none" w:sz="0" w:space="0" w:color="000000"/>
+              </w:pBdr>
+              <w:spacing w:after="100" w:before="100" w:line="240"/>
+              <w:ind w:left="100" w:right="100" w:firstLine="0" w:firstLineChars="0"/>
+              <w:rPr>
+                <w:rFonts w:ascii="Helvetica" w:hAnsi="Helvetica" w:eastAsia="Helvetica" w:cs="Helvetica"/>
+                <w:i w:val="false"/>
+                <w:b w:val="false"/>
+                <w:u w:val="none"/>
+                <w:sz w:val="22"/>
+                <w:szCs w:val="22"/>
+                <w:color w:val="000000"/>
+              </w:rPr>
+            </w:pPr>
+            <w:r>
+              <w:rPr>
+                <w:rFonts w:ascii="Helvetica" w:hAnsi="Helvetica" w:eastAsia="Helvetica" w:cs="Helvetica"/>
+                <w:i w:val="false"/>
+                <w:b w:val="false"/>
+                <w:u w:val="none"/>
+                <w:sz w:val="22"/>
+                <w:szCs w:val="22"/>
+                <w:color w:val="000000"/>
+              </w:rPr>
+              <w:t xml:space="preserve">0.07, 2.19</w:t>
+            </w:r>
+          </w:p>
+        </w:tc>
+        <w:tc>
+          <w:tcPr>
+            <w:tcBorders>
+              <w:bottom w:val="none" w:sz="0" w:space="0" w:color="000000"/>
+              <w:top w:val="none" w:sz="0" w:space="0" w:color="000000"/>
+              <w:left w:val="none" w:sz="0" w:space="0" w:color="000000"/>
+              <w:right w:val="none" w:sz="0" w:space="0" w:color="000000"/>
+            </w:tcBorders>
+            <w:shd w:val="clear" w:color="auto" w:fill="FFFFFF"/>
+            <w:tcMar>
+              <w:top w:w="0" w:type="dxa"/>
+              <w:bottom w:w="0" w:type="dxa"/>
+              <w:left w:w="0" w:type="dxa"/>
+              <w:right w:w="0" w:type="dxa"/>
+            </w:tcMar>
+            <w:vAlign w:val="top"/>
+          </w:tcPr>
+          <w:p>
+            <w:pPr>
+              <w:pStyle w:val="Normal"/>
+              <w:jc w:val="center"/>
+              <w:pBdr>
+                <w:bottom w:val="none" w:sz="0" w:space="0" w:color="000000"/>
+                <w:top w:val="none" w:sz="0" w:space="0" w:color="000000"/>
+                <w:left w:val="none" w:sz="0" w:space="0" w:color="000000"/>
+                <w:right w:val="none" w:sz="0" w:space="0" w:color="000000"/>
+              </w:pBdr>
+              <w:spacing w:after="100" w:before="100" w:line="240"/>
+              <w:ind w:left="100" w:right="100" w:firstLine="0" w:firstLineChars="0"/>
+              <w:rPr>
+                <w:rFonts w:ascii="Helvetica" w:hAnsi="Helvetica" w:eastAsia="Helvetica" w:cs="Helvetica"/>
+                <w:i w:val="false"/>
+                <w:b w:val="false"/>
+                <w:u w:val="none"/>
+                <w:sz w:val="22"/>
+                <w:szCs w:val="22"/>
+                <w:color w:val="000000"/>
+              </w:rPr>
+            </w:pPr>
+            <w:r>
+              <w:rPr>
+                <w:rFonts w:ascii="Helvetica" w:hAnsi="Helvetica" w:eastAsia="Helvetica" w:cs="Helvetica"/>
+                <w:i w:val="false"/>
+                <w:b w:val="false"/>
+                <w:u w:val="none"/>
+                <w:sz w:val="22"/>
+                <w:szCs w:val="22"/>
+                <w:color w:val="000000"/>
+              </w:rPr>
+              <w:t xml:space="preserve">0.280</w:t>
             </w:r>
           </w:p>
         </w:tc>
@@ -13396,7 +13396,7 @@
                 <w:szCs w:val="22"/>
                 <w:color w:val="000000"/>
               </w:rPr>
-              <w:t xml:space="preserve">323</w:t>
+              <w:t xml:space="preserve">322</w:t>
             </w:r>
           </w:p>
         </w:tc>
@@ -13502,219 +13502,219 @@
                 <w:szCs w:val="22"/>
                 <w:color w:val="000000"/>
               </w:rPr>
-              <w:t xml:space="preserve">0.31, 2.36</w:t>
-            </w:r>
-          </w:p>
-        </w:tc>
-        <w:tc>
-          <w:tcPr>
-            <w:tcBorders>
-              <w:bottom w:val="none" w:sz="0" w:space="0" w:color="000000"/>
-              <w:top w:val="none" w:sz="0" w:space="0" w:color="000000"/>
-              <w:left w:val="none" w:sz="0" w:space="0" w:color="000000"/>
-              <w:right w:val="none" w:sz="0" w:space="0" w:color="000000"/>
-            </w:tcBorders>
-            <w:shd w:val="clear" w:color="auto" w:fill="FFFFFF"/>
-            <w:tcMar>
-              <w:top w:w="0" w:type="dxa"/>
-              <w:bottom w:w="0" w:type="dxa"/>
-              <w:left w:w="0" w:type="dxa"/>
-              <w:right w:w="0" w:type="dxa"/>
-            </w:tcMar>
-            <w:vAlign w:val="top"/>
-          </w:tcPr>
-          <w:p>
-            <w:pPr>
-              <w:pStyle w:val="Normal"/>
-              <w:jc w:val="center"/>
-              <w:pBdr>
-                <w:bottom w:val="none" w:sz="0" w:space="0" w:color="000000"/>
-                <w:top w:val="none" w:sz="0" w:space="0" w:color="000000"/>
-                <w:left w:val="none" w:sz="0" w:space="0" w:color="000000"/>
-                <w:right w:val="none" w:sz="0" w:space="0" w:color="000000"/>
-              </w:pBdr>
-              <w:spacing w:after="100" w:before="100" w:line="240"/>
-              <w:ind w:left="100" w:right="100" w:firstLine="0" w:firstLineChars="0"/>
-              <w:rPr>
-                <w:rFonts w:ascii="Helvetica" w:hAnsi="Helvetica" w:eastAsia="Helvetica" w:cs="Helvetica"/>
-                <w:i w:val="false"/>
-                <w:b w:val="false"/>
-                <w:u w:val="none"/>
-                <w:sz w:val="22"/>
-                <w:szCs w:val="22"/>
-                <w:color w:val="000000"/>
-              </w:rPr>
-            </w:pPr>
-            <w:r>
-              <w:rPr>
-                <w:rFonts w:ascii="Helvetica" w:hAnsi="Helvetica" w:eastAsia="Helvetica" w:cs="Helvetica"/>
-                <w:i w:val="false"/>
-                <w:b w:val="false"/>
-                <w:u w:val="none"/>
-                <w:sz w:val="22"/>
-                <w:szCs w:val="22"/>
-                <w:color w:val="000000"/>
-              </w:rPr>
-              <w:t xml:space="preserve">0.750</w:t>
-            </w:r>
-          </w:p>
-        </w:tc>
-        <w:tc>
-          <w:tcPr>
-            <w:tcBorders>
-              <w:bottom w:val="none" w:sz="0" w:space="0" w:color="000000"/>
-              <w:top w:val="none" w:sz="0" w:space="0" w:color="000000"/>
-              <w:left w:val="none" w:sz="0" w:space="0" w:color="000000"/>
-              <w:right w:val="none" w:sz="0" w:space="0" w:color="000000"/>
-            </w:tcBorders>
-            <w:shd w:val="clear" w:color="auto" w:fill="FFFFFF"/>
-            <w:tcMar>
-              <w:top w:w="0" w:type="dxa"/>
-              <w:bottom w:w="0" w:type="dxa"/>
-              <w:left w:w="0" w:type="dxa"/>
-              <w:right w:w="0" w:type="dxa"/>
-            </w:tcMar>
-            <w:vAlign w:val="top"/>
-          </w:tcPr>
-          <w:p>
-            <w:pPr>
-              <w:pStyle w:val="Normal"/>
-              <w:jc w:val="center"/>
-              <w:pBdr>
-                <w:bottom w:val="none" w:sz="0" w:space="0" w:color="000000"/>
-                <w:top w:val="none" w:sz="0" w:space="0" w:color="000000"/>
-                <w:left w:val="none" w:sz="0" w:space="0" w:color="000000"/>
-                <w:right w:val="none" w:sz="0" w:space="0" w:color="000000"/>
-              </w:pBdr>
-              <w:spacing w:after="100" w:before="100" w:line="240"/>
-              <w:ind w:left="100" w:right="100" w:firstLine="0" w:firstLineChars="0"/>
-              <w:rPr>
-                <w:rFonts w:ascii="Helvetica" w:hAnsi="Helvetica" w:eastAsia="Helvetica" w:cs="Helvetica"/>
-                <w:i w:val="false"/>
-                <w:b w:val="false"/>
-                <w:u w:val="none"/>
-                <w:sz w:val="22"/>
-                <w:szCs w:val="22"/>
-                <w:color w:val="000000"/>
-              </w:rPr>
-            </w:pPr>
-            <w:r>
-              <w:rPr>
-                <w:rFonts w:ascii="Helvetica" w:hAnsi="Helvetica" w:eastAsia="Helvetica" w:cs="Helvetica"/>
-                <w:i w:val="false"/>
-                <w:b w:val="false"/>
-                <w:u w:val="none"/>
-                <w:sz w:val="22"/>
-                <w:szCs w:val="22"/>
-                <w:color w:val="000000"/>
-              </w:rPr>
-              <w:t xml:space="preserve">323</w:t>
-            </w:r>
-          </w:p>
-        </w:tc>
-        <w:tc>
-          <w:tcPr>
-            <w:tcBorders>
-              <w:bottom w:val="none" w:sz="0" w:space="0" w:color="000000"/>
-              <w:top w:val="none" w:sz="0" w:space="0" w:color="000000"/>
-              <w:left w:val="none" w:sz="0" w:space="0" w:color="000000"/>
-              <w:right w:val="none" w:sz="0" w:space="0" w:color="000000"/>
-            </w:tcBorders>
-            <w:shd w:val="clear" w:color="auto" w:fill="FFFFFF"/>
-            <w:tcMar>
-              <w:top w:w="0" w:type="dxa"/>
-              <w:bottom w:w="0" w:type="dxa"/>
-              <w:left w:w="0" w:type="dxa"/>
-              <w:right w:w="0" w:type="dxa"/>
-            </w:tcMar>
-            <w:vAlign w:val="top"/>
-          </w:tcPr>
-          <w:p>
-            <w:pPr>
-              <w:pStyle w:val="Normal"/>
-              <w:jc w:val="center"/>
-              <w:pBdr>
-                <w:bottom w:val="none" w:sz="0" w:space="0" w:color="000000"/>
-                <w:top w:val="none" w:sz="0" w:space="0" w:color="000000"/>
-                <w:left w:val="none" w:sz="0" w:space="0" w:color="000000"/>
-                <w:right w:val="none" w:sz="0" w:space="0" w:color="000000"/>
-              </w:pBdr>
-              <w:spacing w:after="100" w:before="100" w:line="240"/>
-              <w:ind w:left="100" w:right="100" w:firstLine="0" w:firstLineChars="0"/>
-              <w:rPr>
-                <w:rFonts w:ascii="Helvetica" w:hAnsi="Helvetica" w:eastAsia="Helvetica" w:cs="Helvetica"/>
-                <w:i w:val="false"/>
-                <w:b w:val="false"/>
-                <w:u w:val="none"/>
-                <w:sz w:val="22"/>
-                <w:szCs w:val="22"/>
-                <w:color w:val="000000"/>
-              </w:rPr>
-            </w:pPr>
-            <w:r>
-              <w:rPr>
-                <w:rFonts w:ascii="Helvetica" w:hAnsi="Helvetica" w:eastAsia="Helvetica" w:cs="Helvetica"/>
-                <w:i w:val="false"/>
-                <w:b w:val="false"/>
-                <w:u w:val="none"/>
-                <w:sz w:val="22"/>
-                <w:szCs w:val="22"/>
-                <w:color w:val="000000"/>
-              </w:rPr>
-              <w:t xml:space="preserve">0.57</w:t>
-            </w:r>
-          </w:p>
-        </w:tc>
-        <w:tc>
-          <w:tcPr>
-            <w:tcBorders>
-              <w:bottom w:val="none" w:sz="0" w:space="0" w:color="000000"/>
-              <w:top w:val="none" w:sz="0" w:space="0" w:color="000000"/>
-              <w:left w:val="none" w:sz="0" w:space="0" w:color="000000"/>
-              <w:right w:val="none" w:sz="0" w:space="0" w:color="000000"/>
-            </w:tcBorders>
-            <w:shd w:val="clear" w:color="auto" w:fill="FFFFFF"/>
-            <w:tcMar>
-              <w:top w:w="0" w:type="dxa"/>
-              <w:bottom w:w="0" w:type="dxa"/>
-              <w:left w:w="0" w:type="dxa"/>
-              <w:right w:w="0" w:type="dxa"/>
-            </w:tcMar>
-            <w:vAlign w:val="top"/>
-          </w:tcPr>
-          <w:p>
-            <w:pPr>
-              <w:pStyle w:val="Normal"/>
-              <w:jc w:val="center"/>
-              <w:pBdr>
-                <w:bottom w:val="none" w:sz="0" w:space="0" w:color="000000"/>
-                <w:top w:val="none" w:sz="0" w:space="0" w:color="000000"/>
-                <w:left w:val="none" w:sz="0" w:space="0" w:color="000000"/>
-                <w:right w:val="none" w:sz="0" w:space="0" w:color="000000"/>
-              </w:pBdr>
-              <w:spacing w:after="100" w:before="100" w:line="240"/>
-              <w:ind w:left="100" w:right="100" w:firstLine="0" w:firstLineChars="0"/>
-              <w:rPr>
-                <w:rFonts w:ascii="Helvetica" w:hAnsi="Helvetica" w:eastAsia="Helvetica" w:cs="Helvetica"/>
-                <w:i w:val="false"/>
-                <w:b w:val="false"/>
-                <w:u w:val="none"/>
-                <w:sz w:val="22"/>
-                <w:szCs w:val="22"/>
-                <w:color w:val="000000"/>
-              </w:rPr>
-            </w:pPr>
-            <w:r>
-              <w:rPr>
-                <w:rFonts w:ascii="Helvetica" w:hAnsi="Helvetica" w:eastAsia="Helvetica" w:cs="Helvetica"/>
-                <w:i w:val="false"/>
-                <w:b w:val="false"/>
-                <w:u w:val="none"/>
-                <w:sz w:val="22"/>
-                <w:szCs w:val="22"/>
-                <w:color w:val="000000"/>
-              </w:rPr>
-              <w:t xml:space="preserve">0.14, 2.27</w:t>
+              <w:t xml:space="preserve">0.31, 2.37</w:t>
+            </w:r>
+          </w:p>
+        </w:tc>
+        <w:tc>
+          <w:tcPr>
+            <w:tcBorders>
+              <w:bottom w:val="none" w:sz="0" w:space="0" w:color="000000"/>
+              <w:top w:val="none" w:sz="0" w:space="0" w:color="000000"/>
+              <w:left w:val="none" w:sz="0" w:space="0" w:color="000000"/>
+              <w:right w:val="none" w:sz="0" w:space="0" w:color="000000"/>
+            </w:tcBorders>
+            <w:shd w:val="clear" w:color="auto" w:fill="FFFFFF"/>
+            <w:tcMar>
+              <w:top w:w="0" w:type="dxa"/>
+              <w:bottom w:w="0" w:type="dxa"/>
+              <w:left w:w="0" w:type="dxa"/>
+              <w:right w:w="0" w:type="dxa"/>
+            </w:tcMar>
+            <w:vAlign w:val="top"/>
+          </w:tcPr>
+          <w:p>
+            <w:pPr>
+              <w:pStyle w:val="Normal"/>
+              <w:jc w:val="center"/>
+              <w:pBdr>
+                <w:bottom w:val="none" w:sz="0" w:space="0" w:color="000000"/>
+                <w:top w:val="none" w:sz="0" w:space="0" w:color="000000"/>
+                <w:left w:val="none" w:sz="0" w:space="0" w:color="000000"/>
+                <w:right w:val="none" w:sz="0" w:space="0" w:color="000000"/>
+              </w:pBdr>
+              <w:spacing w:after="100" w:before="100" w:line="240"/>
+              <w:ind w:left="100" w:right="100" w:firstLine="0" w:firstLineChars="0"/>
+              <w:rPr>
+                <w:rFonts w:ascii="Helvetica" w:hAnsi="Helvetica" w:eastAsia="Helvetica" w:cs="Helvetica"/>
+                <w:i w:val="false"/>
+                <w:b w:val="false"/>
+                <w:u w:val="none"/>
+                <w:sz w:val="22"/>
+                <w:szCs w:val="22"/>
+                <w:color w:val="000000"/>
+              </w:rPr>
+            </w:pPr>
+            <w:r>
+              <w:rPr>
+                <w:rFonts w:ascii="Helvetica" w:hAnsi="Helvetica" w:eastAsia="Helvetica" w:cs="Helvetica"/>
+                <w:i w:val="false"/>
+                <w:b w:val="false"/>
+                <w:u w:val="none"/>
+                <w:sz w:val="22"/>
+                <w:szCs w:val="22"/>
+                <w:color w:val="000000"/>
+              </w:rPr>
+              <w:t xml:space="preserve">0.760</w:t>
+            </w:r>
+          </w:p>
+        </w:tc>
+        <w:tc>
+          <w:tcPr>
+            <w:tcBorders>
+              <w:bottom w:val="none" w:sz="0" w:space="0" w:color="000000"/>
+              <w:top w:val="none" w:sz="0" w:space="0" w:color="000000"/>
+              <w:left w:val="none" w:sz="0" w:space="0" w:color="000000"/>
+              <w:right w:val="none" w:sz="0" w:space="0" w:color="000000"/>
+            </w:tcBorders>
+            <w:shd w:val="clear" w:color="auto" w:fill="FFFFFF"/>
+            <w:tcMar>
+              <w:top w:w="0" w:type="dxa"/>
+              <w:bottom w:w="0" w:type="dxa"/>
+              <w:left w:w="0" w:type="dxa"/>
+              <w:right w:w="0" w:type="dxa"/>
+            </w:tcMar>
+            <w:vAlign w:val="top"/>
+          </w:tcPr>
+          <w:p>
+            <w:pPr>
+              <w:pStyle w:val="Normal"/>
+              <w:jc w:val="center"/>
+              <w:pBdr>
+                <w:bottom w:val="none" w:sz="0" w:space="0" w:color="000000"/>
+                <w:top w:val="none" w:sz="0" w:space="0" w:color="000000"/>
+                <w:left w:val="none" w:sz="0" w:space="0" w:color="000000"/>
+                <w:right w:val="none" w:sz="0" w:space="0" w:color="000000"/>
+              </w:pBdr>
+              <w:spacing w:after="100" w:before="100" w:line="240"/>
+              <w:ind w:left="100" w:right="100" w:firstLine="0" w:firstLineChars="0"/>
+              <w:rPr>
+                <w:rFonts w:ascii="Helvetica" w:hAnsi="Helvetica" w:eastAsia="Helvetica" w:cs="Helvetica"/>
+                <w:i w:val="false"/>
+                <w:b w:val="false"/>
+                <w:u w:val="none"/>
+                <w:sz w:val="22"/>
+                <w:szCs w:val="22"/>
+                <w:color w:val="000000"/>
+              </w:rPr>
+            </w:pPr>
+            <w:r>
+              <w:rPr>
+                <w:rFonts w:ascii="Helvetica" w:hAnsi="Helvetica" w:eastAsia="Helvetica" w:cs="Helvetica"/>
+                <w:i w:val="false"/>
+                <w:b w:val="false"/>
+                <w:u w:val="none"/>
+                <w:sz w:val="22"/>
+                <w:szCs w:val="22"/>
+                <w:color w:val="000000"/>
+              </w:rPr>
+              <w:t xml:space="preserve">322</w:t>
+            </w:r>
+          </w:p>
+        </w:tc>
+        <w:tc>
+          <w:tcPr>
+            <w:tcBorders>
+              <w:bottom w:val="none" w:sz="0" w:space="0" w:color="000000"/>
+              <w:top w:val="none" w:sz="0" w:space="0" w:color="000000"/>
+              <w:left w:val="none" w:sz="0" w:space="0" w:color="000000"/>
+              <w:right w:val="none" w:sz="0" w:space="0" w:color="000000"/>
+            </w:tcBorders>
+            <w:shd w:val="clear" w:color="auto" w:fill="FFFFFF"/>
+            <w:tcMar>
+              <w:top w:w="0" w:type="dxa"/>
+              <w:bottom w:w="0" w:type="dxa"/>
+              <w:left w:w="0" w:type="dxa"/>
+              <w:right w:w="0" w:type="dxa"/>
+            </w:tcMar>
+            <w:vAlign w:val="top"/>
+          </w:tcPr>
+          <w:p>
+            <w:pPr>
+              <w:pStyle w:val="Normal"/>
+              <w:jc w:val="center"/>
+              <w:pBdr>
+                <w:bottom w:val="none" w:sz="0" w:space="0" w:color="000000"/>
+                <w:top w:val="none" w:sz="0" w:space="0" w:color="000000"/>
+                <w:left w:val="none" w:sz="0" w:space="0" w:color="000000"/>
+                <w:right w:val="none" w:sz="0" w:space="0" w:color="000000"/>
+              </w:pBdr>
+              <w:spacing w:after="100" w:before="100" w:line="240"/>
+              <w:ind w:left="100" w:right="100" w:firstLine="0" w:firstLineChars="0"/>
+              <w:rPr>
+                <w:rFonts w:ascii="Helvetica" w:hAnsi="Helvetica" w:eastAsia="Helvetica" w:cs="Helvetica"/>
+                <w:i w:val="false"/>
+                <w:b w:val="false"/>
+                <w:u w:val="none"/>
+                <w:sz w:val="22"/>
+                <w:szCs w:val="22"/>
+                <w:color w:val="000000"/>
+              </w:rPr>
+            </w:pPr>
+            <w:r>
+              <w:rPr>
+                <w:rFonts w:ascii="Helvetica" w:hAnsi="Helvetica" w:eastAsia="Helvetica" w:cs="Helvetica"/>
+                <w:i w:val="false"/>
+                <w:b w:val="false"/>
+                <w:u w:val="none"/>
+                <w:sz w:val="22"/>
+                <w:szCs w:val="22"/>
+                <w:color w:val="000000"/>
+              </w:rPr>
+              <w:t xml:space="preserve">0.59</w:t>
+            </w:r>
+          </w:p>
+        </w:tc>
+        <w:tc>
+          <w:tcPr>
+            <w:tcBorders>
+              <w:bottom w:val="none" w:sz="0" w:space="0" w:color="000000"/>
+              <w:top w:val="none" w:sz="0" w:space="0" w:color="000000"/>
+              <w:left w:val="none" w:sz="0" w:space="0" w:color="000000"/>
+              <w:right w:val="none" w:sz="0" w:space="0" w:color="000000"/>
+            </w:tcBorders>
+            <w:shd w:val="clear" w:color="auto" w:fill="FFFFFF"/>
+            <w:tcMar>
+              <w:top w:w="0" w:type="dxa"/>
+              <w:bottom w:w="0" w:type="dxa"/>
+              <w:left w:w="0" w:type="dxa"/>
+              <w:right w:w="0" w:type="dxa"/>
+            </w:tcMar>
+            <w:vAlign w:val="top"/>
+          </w:tcPr>
+          <w:p>
+            <w:pPr>
+              <w:pStyle w:val="Normal"/>
+              <w:jc w:val="center"/>
+              <w:pBdr>
+                <w:bottom w:val="none" w:sz="0" w:space="0" w:color="000000"/>
+                <w:top w:val="none" w:sz="0" w:space="0" w:color="000000"/>
+                <w:left w:val="none" w:sz="0" w:space="0" w:color="000000"/>
+                <w:right w:val="none" w:sz="0" w:space="0" w:color="000000"/>
+              </w:pBdr>
+              <w:spacing w:after="100" w:before="100" w:line="240"/>
+              <w:ind w:left="100" w:right="100" w:firstLine="0" w:firstLineChars="0"/>
+              <w:rPr>
+                <w:rFonts w:ascii="Helvetica" w:hAnsi="Helvetica" w:eastAsia="Helvetica" w:cs="Helvetica"/>
+                <w:i w:val="false"/>
+                <w:b w:val="false"/>
+                <w:u w:val="none"/>
+                <w:sz w:val="22"/>
+                <w:szCs w:val="22"/>
+                <w:color w:val="000000"/>
+              </w:rPr>
+            </w:pPr>
+            <w:r>
+              <w:rPr>
+                <w:rFonts w:ascii="Helvetica" w:hAnsi="Helvetica" w:eastAsia="Helvetica" w:cs="Helvetica"/>
+                <w:i w:val="false"/>
+                <w:b w:val="false"/>
+                <w:u w:val="none"/>
+                <w:sz w:val="22"/>
+                <w:szCs w:val="22"/>
+                <w:color w:val="000000"/>
+              </w:rPr>
+              <w:t xml:space="preserve">0.16, 2.22</w:t>
             </w:r>
           </w:p>
         </w:tc>
@@ -13879,7 +13879,7 @@
                 <w:szCs w:val="22"/>
                 <w:color w:val="000000"/>
               </w:rPr>
-              <w:t xml:space="preserve">323</w:t>
+              <w:t xml:space="preserve">322</w:t>
             </w:r>
           </w:p>
         </w:tc>
@@ -13985,113 +13985,113 @@
                 <w:szCs w:val="22"/>
                 <w:color w:val="000000"/>
               </w:rPr>
-              <w:t xml:space="preserve">0.95, 1.05</w:t>
-            </w:r>
-          </w:p>
-        </w:tc>
-        <w:tc>
-          <w:tcPr>
-            <w:tcBorders>
-              <w:bottom w:val="none" w:sz="0" w:space="0" w:color="000000"/>
-              <w:top w:val="none" w:sz="0" w:space="0" w:color="000000"/>
-              <w:left w:val="none" w:sz="0" w:space="0" w:color="000000"/>
-              <w:right w:val="none" w:sz="0" w:space="0" w:color="000000"/>
-            </w:tcBorders>
-            <w:shd w:val="clear" w:color="auto" w:fill="FFFFFF"/>
-            <w:tcMar>
-              <w:top w:w="0" w:type="dxa"/>
-              <w:bottom w:w="0" w:type="dxa"/>
-              <w:left w:w="0" w:type="dxa"/>
-              <w:right w:w="0" w:type="dxa"/>
-            </w:tcMar>
-            <w:vAlign w:val="top"/>
-          </w:tcPr>
-          <w:p>
-            <w:pPr>
-              <w:pStyle w:val="Normal"/>
-              <w:jc w:val="center"/>
-              <w:pBdr>
-                <w:bottom w:val="none" w:sz="0" w:space="0" w:color="000000"/>
-                <w:top w:val="none" w:sz="0" w:space="0" w:color="000000"/>
-                <w:left w:val="none" w:sz="0" w:space="0" w:color="000000"/>
-                <w:right w:val="none" w:sz="0" w:space="0" w:color="000000"/>
-              </w:pBdr>
-              <w:spacing w:after="100" w:before="100" w:line="240"/>
-              <w:ind w:left="100" w:right="100" w:firstLine="0" w:firstLineChars="0"/>
-              <w:rPr>
-                <w:rFonts w:ascii="Helvetica" w:hAnsi="Helvetica" w:eastAsia="Helvetica" w:cs="Helvetica"/>
-                <w:i w:val="false"/>
-                <w:b w:val="false"/>
-                <w:u w:val="none"/>
-                <w:sz w:val="22"/>
-                <w:szCs w:val="22"/>
-                <w:color w:val="000000"/>
-              </w:rPr>
-            </w:pPr>
-            <w:r>
-              <w:rPr>
-                <w:rFonts w:ascii="Helvetica" w:hAnsi="Helvetica" w:eastAsia="Helvetica" w:cs="Helvetica"/>
-                <w:i w:val="false"/>
-                <w:b w:val="false"/>
-                <w:u w:val="none"/>
-                <w:sz w:val="22"/>
-                <w:szCs w:val="22"/>
-                <w:color w:val="000000"/>
-              </w:rPr>
-              <w:t xml:space="preserve">0.990</w:t>
-            </w:r>
-          </w:p>
-        </w:tc>
-        <w:tc>
-          <w:tcPr>
-            <w:tcBorders>
-              <w:bottom w:val="none" w:sz="0" w:space="0" w:color="000000"/>
-              <w:top w:val="none" w:sz="0" w:space="0" w:color="000000"/>
-              <w:left w:val="none" w:sz="0" w:space="0" w:color="000000"/>
-              <w:right w:val="none" w:sz="0" w:space="0" w:color="000000"/>
-            </w:tcBorders>
-            <w:shd w:val="clear" w:color="auto" w:fill="FFFFFF"/>
-            <w:tcMar>
-              <w:top w:w="0" w:type="dxa"/>
-              <w:bottom w:w="0" w:type="dxa"/>
-              <w:left w:w="0" w:type="dxa"/>
-              <w:right w:w="0" w:type="dxa"/>
-            </w:tcMar>
-            <w:vAlign w:val="top"/>
-          </w:tcPr>
-          <w:p>
-            <w:pPr>
-              <w:pStyle w:val="Normal"/>
-              <w:jc w:val="center"/>
-              <w:pBdr>
-                <w:bottom w:val="none" w:sz="0" w:space="0" w:color="000000"/>
-                <w:top w:val="none" w:sz="0" w:space="0" w:color="000000"/>
-                <w:left w:val="none" w:sz="0" w:space="0" w:color="000000"/>
-                <w:right w:val="none" w:sz="0" w:space="0" w:color="000000"/>
-              </w:pBdr>
-              <w:spacing w:after="100" w:before="100" w:line="240"/>
-              <w:ind w:left="100" w:right="100" w:firstLine="0" w:firstLineChars="0"/>
-              <w:rPr>
-                <w:rFonts w:ascii="Helvetica" w:hAnsi="Helvetica" w:eastAsia="Helvetica" w:cs="Helvetica"/>
-                <w:i w:val="false"/>
-                <w:b w:val="false"/>
-                <w:u w:val="none"/>
-                <w:sz w:val="22"/>
-                <w:szCs w:val="22"/>
-                <w:color w:val="000000"/>
-              </w:rPr>
-            </w:pPr>
-            <w:r>
-              <w:rPr>
-                <w:rFonts w:ascii="Helvetica" w:hAnsi="Helvetica" w:eastAsia="Helvetica" w:cs="Helvetica"/>
-                <w:i w:val="false"/>
-                <w:b w:val="false"/>
-                <w:u w:val="none"/>
-                <w:sz w:val="22"/>
-                <w:szCs w:val="22"/>
-                <w:color w:val="000000"/>
-              </w:rPr>
-              <w:t xml:space="preserve">323</w:t>
+              <w:t xml:space="preserve">0.96, 1.05</w:t>
+            </w:r>
+          </w:p>
+        </w:tc>
+        <w:tc>
+          <w:tcPr>
+            <w:tcBorders>
+              <w:bottom w:val="none" w:sz="0" w:space="0" w:color="000000"/>
+              <w:top w:val="none" w:sz="0" w:space="0" w:color="000000"/>
+              <w:left w:val="none" w:sz="0" w:space="0" w:color="000000"/>
+              <w:right w:val="none" w:sz="0" w:space="0" w:color="000000"/>
+            </w:tcBorders>
+            <w:shd w:val="clear" w:color="auto" w:fill="FFFFFF"/>
+            <w:tcMar>
+              <w:top w:w="0" w:type="dxa"/>
+              <w:bottom w:w="0" w:type="dxa"/>
+              <w:left w:w="0" w:type="dxa"/>
+              <w:right w:w="0" w:type="dxa"/>
+            </w:tcMar>
+            <w:vAlign w:val="top"/>
+          </w:tcPr>
+          <w:p>
+            <w:pPr>
+              <w:pStyle w:val="Normal"/>
+              <w:jc w:val="center"/>
+              <w:pBdr>
+                <w:bottom w:val="none" w:sz="0" w:space="0" w:color="000000"/>
+                <w:top w:val="none" w:sz="0" w:space="0" w:color="000000"/>
+                <w:left w:val="none" w:sz="0" w:space="0" w:color="000000"/>
+                <w:right w:val="none" w:sz="0" w:space="0" w:color="000000"/>
+              </w:pBdr>
+              <w:spacing w:after="100" w:before="100" w:line="240"/>
+              <w:ind w:left="100" w:right="100" w:firstLine="0" w:firstLineChars="0"/>
+              <w:rPr>
+                <w:rFonts w:ascii="Helvetica" w:hAnsi="Helvetica" w:eastAsia="Helvetica" w:cs="Helvetica"/>
+                <w:i w:val="false"/>
+                <w:b w:val="false"/>
+                <w:u w:val="none"/>
+                <w:sz w:val="22"/>
+                <w:szCs w:val="22"/>
+                <w:color w:val="000000"/>
+              </w:rPr>
+            </w:pPr>
+            <w:r>
+              <w:rPr>
+                <w:rFonts w:ascii="Helvetica" w:hAnsi="Helvetica" w:eastAsia="Helvetica" w:cs="Helvetica"/>
+                <w:i w:val="false"/>
+                <w:b w:val="false"/>
+                <w:u w:val="none"/>
+                <w:sz w:val="22"/>
+                <w:szCs w:val="22"/>
+                <w:color w:val="000000"/>
+              </w:rPr>
+              <w:t xml:space="preserve">0.960</w:t>
+            </w:r>
+          </w:p>
+        </w:tc>
+        <w:tc>
+          <w:tcPr>
+            <w:tcBorders>
+              <w:bottom w:val="none" w:sz="0" w:space="0" w:color="000000"/>
+              <w:top w:val="none" w:sz="0" w:space="0" w:color="000000"/>
+              <w:left w:val="none" w:sz="0" w:space="0" w:color="000000"/>
+              <w:right w:val="none" w:sz="0" w:space="0" w:color="000000"/>
+            </w:tcBorders>
+            <w:shd w:val="clear" w:color="auto" w:fill="FFFFFF"/>
+            <w:tcMar>
+              <w:top w:w="0" w:type="dxa"/>
+              <w:bottom w:w="0" w:type="dxa"/>
+              <w:left w:w="0" w:type="dxa"/>
+              <w:right w:w="0" w:type="dxa"/>
+            </w:tcMar>
+            <w:vAlign w:val="top"/>
+          </w:tcPr>
+          <w:p>
+            <w:pPr>
+              <w:pStyle w:val="Normal"/>
+              <w:jc w:val="center"/>
+              <w:pBdr>
+                <w:bottom w:val="none" w:sz="0" w:space="0" w:color="000000"/>
+                <w:top w:val="none" w:sz="0" w:space="0" w:color="000000"/>
+                <w:left w:val="none" w:sz="0" w:space="0" w:color="000000"/>
+                <w:right w:val="none" w:sz="0" w:space="0" w:color="000000"/>
+              </w:pBdr>
+              <w:spacing w:after="100" w:before="100" w:line="240"/>
+              <w:ind w:left="100" w:right="100" w:firstLine="0" w:firstLineChars="0"/>
+              <w:rPr>
+                <w:rFonts w:ascii="Helvetica" w:hAnsi="Helvetica" w:eastAsia="Helvetica" w:cs="Helvetica"/>
+                <w:i w:val="false"/>
+                <w:b w:val="false"/>
+                <w:u w:val="none"/>
+                <w:sz w:val="22"/>
+                <w:szCs w:val="22"/>
+                <w:color w:val="000000"/>
+              </w:rPr>
+            </w:pPr>
+            <w:r>
+              <w:rPr>
+                <w:rFonts w:ascii="Helvetica" w:hAnsi="Helvetica" w:eastAsia="Helvetica" w:cs="Helvetica"/>
+                <w:i w:val="false"/>
+                <w:b w:val="false"/>
+                <w:u w:val="none"/>
+                <w:sz w:val="22"/>
+                <w:szCs w:val="22"/>
+                <w:color w:val="000000"/>
+              </w:rPr>
+              <w:t xml:space="preserve">322</w:t>
             </w:r>
           </w:p>
         </w:tc>
@@ -14197,60 +14197,60 @@
                 <w:szCs w:val="22"/>
                 <w:color w:val="000000"/>
               </w:rPr>
-              <w:t xml:space="preserve">0.83, 0.98</w:t>
-            </w:r>
-          </w:p>
-        </w:tc>
-        <w:tc>
-          <w:tcPr>
-            <w:tcBorders>
-              <w:bottom w:val="none" w:sz="0" w:space="0" w:color="000000"/>
-              <w:top w:val="none" w:sz="0" w:space="0" w:color="000000"/>
-              <w:left w:val="none" w:sz="0" w:space="0" w:color="000000"/>
-              <w:right w:val="none" w:sz="0" w:space="0" w:color="000000"/>
-            </w:tcBorders>
-            <w:shd w:val="clear" w:color="auto" w:fill="FFFFFF"/>
-            <w:tcMar>
-              <w:top w:w="0" w:type="dxa"/>
-              <w:bottom w:w="0" w:type="dxa"/>
-              <w:left w:w="0" w:type="dxa"/>
-              <w:right w:w="0" w:type="dxa"/>
-            </w:tcMar>
-            <w:vAlign w:val="top"/>
-          </w:tcPr>
-          <w:p>
-            <w:pPr>
-              <w:pStyle w:val="Normal"/>
-              <w:jc w:val="center"/>
-              <w:pBdr>
-                <w:bottom w:val="none" w:sz="0" w:space="0" w:color="000000"/>
-                <w:top w:val="none" w:sz="0" w:space="0" w:color="000000"/>
-                <w:left w:val="none" w:sz="0" w:space="0" w:color="000000"/>
-                <w:right w:val="none" w:sz="0" w:space="0" w:color="000000"/>
-              </w:pBdr>
-              <w:spacing w:after="100" w:before="100" w:line="240"/>
-              <w:ind w:left="100" w:right="100" w:firstLine="0" w:firstLineChars="0"/>
-              <w:rPr>
-                <w:rFonts w:ascii="Helvetica" w:hAnsi="Helvetica" w:eastAsia="Helvetica" w:cs="Helvetica"/>
-                <w:i w:val="false"/>
-                <w:b w:val="false"/>
-                <w:u w:val="none"/>
-                <w:sz w:val="22"/>
-                <w:szCs w:val="22"/>
-                <w:color w:val="000000"/>
-              </w:rPr>
-            </w:pPr>
-            <w:r>
-              <w:rPr>
-                <w:rFonts w:ascii="Helvetica" w:hAnsi="Helvetica" w:eastAsia="Helvetica" w:cs="Helvetica"/>
-                <w:i w:val="false"/>
-                <w:b w:val="false"/>
-                <w:u w:val="none"/>
-                <w:sz w:val="22"/>
-                <w:szCs w:val="22"/>
-                <w:color w:val="000000"/>
-              </w:rPr>
-              <w:t xml:space="preserve">0.018</w:t>
+              <w:t xml:space="preserve">0.84, 0.99</w:t>
+            </w:r>
+          </w:p>
+        </w:tc>
+        <w:tc>
+          <w:tcPr>
+            <w:tcBorders>
+              <w:bottom w:val="none" w:sz="0" w:space="0" w:color="000000"/>
+              <w:top w:val="none" w:sz="0" w:space="0" w:color="000000"/>
+              <w:left w:val="none" w:sz="0" w:space="0" w:color="000000"/>
+              <w:right w:val="none" w:sz="0" w:space="0" w:color="000000"/>
+            </w:tcBorders>
+            <w:shd w:val="clear" w:color="auto" w:fill="FFFFFF"/>
+            <w:tcMar>
+              <w:top w:w="0" w:type="dxa"/>
+              <w:bottom w:w="0" w:type="dxa"/>
+              <w:left w:w="0" w:type="dxa"/>
+              <w:right w:w="0" w:type="dxa"/>
+            </w:tcMar>
+            <w:vAlign w:val="top"/>
+          </w:tcPr>
+          <w:p>
+            <w:pPr>
+              <w:pStyle w:val="Normal"/>
+              <w:jc w:val="center"/>
+              <w:pBdr>
+                <w:bottom w:val="none" w:sz="0" w:space="0" w:color="000000"/>
+                <w:top w:val="none" w:sz="0" w:space="0" w:color="000000"/>
+                <w:left w:val="none" w:sz="0" w:space="0" w:color="000000"/>
+                <w:right w:val="none" w:sz="0" w:space="0" w:color="000000"/>
+              </w:pBdr>
+              <w:spacing w:after="100" w:before="100" w:line="240"/>
+              <w:ind w:left="100" w:right="100" w:firstLine="0" w:firstLineChars="0"/>
+              <w:rPr>
+                <w:rFonts w:ascii="Helvetica" w:hAnsi="Helvetica" w:eastAsia="Helvetica" w:cs="Helvetica"/>
+                <w:i w:val="false"/>
+                <w:b w:val="false"/>
+                <w:u w:val="none"/>
+                <w:sz w:val="22"/>
+                <w:szCs w:val="22"/>
+                <w:color w:val="000000"/>
+              </w:rPr>
+            </w:pPr>
+            <w:r>
+              <w:rPr>
+                <w:rFonts w:ascii="Helvetica" w:hAnsi="Helvetica" w:eastAsia="Helvetica" w:cs="Helvetica"/>
+                <w:i w:val="false"/>
+                <w:b w:val="false"/>
+                <w:u w:val="none"/>
+                <w:sz w:val="22"/>
+                <w:szCs w:val="22"/>
+                <w:color w:val="000000"/>
+              </w:rPr>
+              <w:t xml:space="preserve">0.022</w:t>
             </w:r>
           </w:p>
         </w:tc>
@@ -14362,7 +14362,7 @@
                 <w:szCs w:val="22"/>
                 <w:color w:val="000000"/>
               </w:rPr>
-              <w:t xml:space="preserve">323</w:t>
+              <w:t xml:space="preserve">322</w:t>
             </w:r>
           </w:p>
         </w:tc>
@@ -14468,279 +14468,279 @@
                 <w:szCs w:val="22"/>
                 <w:color w:val="000000"/>
               </w:rPr>
-              <w:t xml:space="preserve">0.38, 1.39</w:t>
-            </w:r>
-          </w:p>
-        </w:tc>
-        <w:tc>
-          <w:tcPr>
-            <w:tcBorders>
-              <w:bottom w:val="none" w:sz="0" w:space="0" w:color="000000"/>
-              <w:top w:val="none" w:sz="0" w:space="0" w:color="000000"/>
-              <w:left w:val="none" w:sz="0" w:space="0" w:color="000000"/>
-              <w:right w:val="none" w:sz="0" w:space="0" w:color="000000"/>
-            </w:tcBorders>
-            <w:shd w:val="clear" w:color="auto" w:fill="FFFFFF"/>
-            <w:tcMar>
-              <w:top w:w="0" w:type="dxa"/>
-              <w:bottom w:w="0" w:type="dxa"/>
-              <w:left w:w="0" w:type="dxa"/>
-              <w:right w:w="0" w:type="dxa"/>
-            </w:tcMar>
-            <w:vAlign w:val="top"/>
-          </w:tcPr>
-          <w:p>
-            <w:pPr>
-              <w:pStyle w:val="Normal"/>
-              <w:jc w:val="center"/>
-              <w:pBdr>
-                <w:bottom w:val="none" w:sz="0" w:space="0" w:color="000000"/>
-                <w:top w:val="none" w:sz="0" w:space="0" w:color="000000"/>
-                <w:left w:val="none" w:sz="0" w:space="0" w:color="000000"/>
-                <w:right w:val="none" w:sz="0" w:space="0" w:color="000000"/>
-              </w:pBdr>
-              <w:spacing w:after="100" w:before="100" w:line="240"/>
-              <w:ind w:left="100" w:right="100" w:firstLine="0" w:firstLineChars="0"/>
-              <w:rPr>
-                <w:rFonts w:ascii="Helvetica" w:hAnsi="Helvetica" w:eastAsia="Helvetica" w:cs="Helvetica"/>
-                <w:i w:val="false"/>
-                <w:b w:val="false"/>
-                <w:u w:val="none"/>
-                <w:sz w:val="22"/>
-                <w:szCs w:val="22"/>
-                <w:color w:val="000000"/>
-              </w:rPr>
-            </w:pPr>
-            <w:r>
-              <w:rPr>
-                <w:rFonts w:ascii="Helvetica" w:hAnsi="Helvetica" w:eastAsia="Helvetica" w:cs="Helvetica"/>
-                <w:i w:val="false"/>
-                <w:b w:val="false"/>
-                <w:u w:val="none"/>
-                <w:sz w:val="22"/>
-                <w:szCs w:val="22"/>
-                <w:color w:val="000000"/>
-              </w:rPr>
-              <w:t xml:space="preserve">0.330</w:t>
-            </w:r>
-          </w:p>
-        </w:tc>
-        <w:tc>
-          <w:tcPr>
-            <w:tcBorders>
-              <w:bottom w:val="none" w:sz="0" w:space="0" w:color="000000"/>
-              <w:top w:val="none" w:sz="0" w:space="0" w:color="000000"/>
-              <w:left w:val="none" w:sz="0" w:space="0" w:color="000000"/>
-              <w:right w:val="none" w:sz="0" w:space="0" w:color="000000"/>
-            </w:tcBorders>
-            <w:shd w:val="clear" w:color="auto" w:fill="FFFFFF"/>
-            <w:tcMar>
-              <w:top w:w="0" w:type="dxa"/>
-              <w:bottom w:w="0" w:type="dxa"/>
-              <w:left w:w="0" w:type="dxa"/>
-              <w:right w:w="0" w:type="dxa"/>
-            </w:tcMar>
-            <w:vAlign w:val="top"/>
-          </w:tcPr>
-          <w:p>
-            <w:pPr>
-              <w:pStyle w:val="Normal"/>
-              <w:jc w:val="center"/>
-              <w:pBdr>
-                <w:bottom w:val="none" w:sz="0" w:space="0" w:color="000000"/>
-                <w:top w:val="none" w:sz="0" w:space="0" w:color="000000"/>
-                <w:left w:val="none" w:sz="0" w:space="0" w:color="000000"/>
-                <w:right w:val="none" w:sz="0" w:space="0" w:color="000000"/>
-              </w:pBdr>
-              <w:spacing w:after="100" w:before="100" w:line="240"/>
-              <w:ind w:left="100" w:right="100" w:firstLine="0" w:firstLineChars="0"/>
-              <w:rPr>
-                <w:rFonts w:ascii="Helvetica" w:hAnsi="Helvetica" w:eastAsia="Helvetica" w:cs="Helvetica"/>
-                <w:i w:val="false"/>
-                <w:b w:val="false"/>
-                <w:u w:val="none"/>
-                <w:sz w:val="22"/>
-                <w:szCs w:val="22"/>
-                <w:color w:val="000000"/>
-              </w:rPr>
-            </w:pPr>
-            <w:r>
-              <w:rPr>
-                <w:rFonts w:ascii="Helvetica" w:hAnsi="Helvetica" w:eastAsia="Helvetica" w:cs="Helvetica"/>
-                <w:i w:val="false"/>
-                <w:b w:val="false"/>
-                <w:u w:val="none"/>
-                <w:sz w:val="22"/>
-                <w:szCs w:val="22"/>
-                <w:color w:val="000000"/>
-              </w:rPr>
-              <w:t xml:space="preserve">323</w:t>
-            </w:r>
-          </w:p>
-        </w:tc>
-        <w:tc>
-          <w:tcPr>
-            <w:tcBorders>
-              <w:bottom w:val="none" w:sz="0" w:space="0" w:color="000000"/>
-              <w:top w:val="none" w:sz="0" w:space="0" w:color="000000"/>
-              <w:left w:val="none" w:sz="0" w:space="0" w:color="000000"/>
-              <w:right w:val="none" w:sz="0" w:space="0" w:color="000000"/>
-            </w:tcBorders>
-            <w:shd w:val="clear" w:color="auto" w:fill="FFFFFF"/>
-            <w:tcMar>
-              <w:top w:w="0" w:type="dxa"/>
-              <w:bottom w:w="0" w:type="dxa"/>
-              <w:left w:w="0" w:type="dxa"/>
-              <w:right w:w="0" w:type="dxa"/>
-            </w:tcMar>
-            <w:vAlign w:val="top"/>
-          </w:tcPr>
-          <w:p>
-            <w:pPr>
-              <w:pStyle w:val="Normal"/>
-              <w:jc w:val="center"/>
-              <w:pBdr>
-                <w:bottom w:val="none" w:sz="0" w:space="0" w:color="000000"/>
-                <w:top w:val="none" w:sz="0" w:space="0" w:color="000000"/>
-                <w:left w:val="none" w:sz="0" w:space="0" w:color="000000"/>
-                <w:right w:val="none" w:sz="0" w:space="0" w:color="000000"/>
-              </w:pBdr>
-              <w:spacing w:after="100" w:before="100" w:line="240"/>
-              <w:ind w:left="100" w:right="100" w:firstLine="0" w:firstLineChars="0"/>
-              <w:rPr>
-                <w:rFonts w:ascii="Helvetica" w:hAnsi="Helvetica" w:eastAsia="Helvetica" w:cs="Helvetica"/>
-                <w:i w:val="false"/>
-                <w:b w:val="false"/>
-                <w:u w:val="none"/>
-                <w:sz w:val="22"/>
-                <w:szCs w:val="22"/>
-                <w:color w:val="000000"/>
-              </w:rPr>
-            </w:pPr>
-            <w:r>
-              <w:rPr>
-                <w:rFonts w:ascii="Helvetica" w:hAnsi="Helvetica" w:eastAsia="Helvetica" w:cs="Helvetica"/>
-                <w:i w:val="false"/>
-                <w:b w:val="false"/>
-                <w:u w:val="none"/>
-                <w:sz w:val="22"/>
-                <w:szCs w:val="22"/>
-                <w:color w:val="000000"/>
-              </w:rPr>
-              <w:t xml:space="preserve">0.78</w:t>
-            </w:r>
-          </w:p>
-        </w:tc>
-        <w:tc>
-          <w:tcPr>
-            <w:tcBorders>
-              <w:bottom w:val="none" w:sz="0" w:space="0" w:color="000000"/>
-              <w:top w:val="none" w:sz="0" w:space="0" w:color="000000"/>
-              <w:left w:val="none" w:sz="0" w:space="0" w:color="000000"/>
-              <w:right w:val="none" w:sz="0" w:space="0" w:color="000000"/>
-            </w:tcBorders>
-            <w:shd w:val="clear" w:color="auto" w:fill="FFFFFF"/>
-            <w:tcMar>
-              <w:top w:w="0" w:type="dxa"/>
-              <w:bottom w:w="0" w:type="dxa"/>
-              <w:left w:w="0" w:type="dxa"/>
-              <w:right w:w="0" w:type="dxa"/>
-            </w:tcMar>
-            <w:vAlign w:val="top"/>
-          </w:tcPr>
-          <w:p>
-            <w:pPr>
-              <w:pStyle w:val="Normal"/>
-              <w:jc w:val="center"/>
-              <w:pBdr>
-                <w:bottom w:val="none" w:sz="0" w:space="0" w:color="000000"/>
-                <w:top w:val="none" w:sz="0" w:space="0" w:color="000000"/>
-                <w:left w:val="none" w:sz="0" w:space="0" w:color="000000"/>
-                <w:right w:val="none" w:sz="0" w:space="0" w:color="000000"/>
-              </w:pBdr>
-              <w:spacing w:after="100" w:before="100" w:line="240"/>
-              <w:ind w:left="100" w:right="100" w:firstLine="0" w:firstLineChars="0"/>
-              <w:rPr>
-                <w:rFonts w:ascii="Helvetica" w:hAnsi="Helvetica" w:eastAsia="Helvetica" w:cs="Helvetica"/>
-                <w:i w:val="false"/>
-                <w:b w:val="false"/>
-                <w:u w:val="none"/>
-                <w:sz w:val="22"/>
-                <w:szCs w:val="22"/>
-                <w:color w:val="000000"/>
-              </w:rPr>
-            </w:pPr>
-            <w:r>
-              <w:rPr>
-                <w:rFonts w:ascii="Helvetica" w:hAnsi="Helvetica" w:eastAsia="Helvetica" w:cs="Helvetica"/>
-                <w:i w:val="false"/>
-                <w:b w:val="false"/>
-                <w:u w:val="none"/>
-                <w:sz w:val="22"/>
-                <w:szCs w:val="22"/>
-                <w:color w:val="000000"/>
-              </w:rPr>
-              <w:t xml:space="preserve">0.34, 1.79</w:t>
-            </w:r>
-          </w:p>
-        </w:tc>
-        <w:tc>
-          <w:tcPr>
-            <w:tcBorders>
-              <w:bottom w:val="none" w:sz="0" w:space="0" w:color="000000"/>
-              <w:top w:val="none" w:sz="0" w:space="0" w:color="000000"/>
-              <w:left w:val="none" w:sz="0" w:space="0" w:color="000000"/>
-              <w:right w:val="none" w:sz="0" w:space="0" w:color="000000"/>
-            </w:tcBorders>
-            <w:shd w:val="clear" w:color="auto" w:fill="FFFFFF"/>
-            <w:tcMar>
-              <w:top w:w="0" w:type="dxa"/>
-              <w:bottom w:w="0" w:type="dxa"/>
-              <w:left w:w="0" w:type="dxa"/>
-              <w:right w:w="0" w:type="dxa"/>
-            </w:tcMar>
-            <w:vAlign w:val="top"/>
-          </w:tcPr>
-          <w:p>
-            <w:pPr>
-              <w:pStyle w:val="Normal"/>
-              <w:jc w:val="center"/>
-              <w:pBdr>
-                <w:bottom w:val="none" w:sz="0" w:space="0" w:color="000000"/>
-                <w:top w:val="none" w:sz="0" w:space="0" w:color="000000"/>
-                <w:left w:val="none" w:sz="0" w:space="0" w:color="000000"/>
-                <w:right w:val="none" w:sz="0" w:space="0" w:color="000000"/>
-              </w:pBdr>
-              <w:spacing w:after="100" w:before="100" w:line="240"/>
-              <w:ind w:left="100" w:right="100" w:firstLine="0" w:firstLineChars="0"/>
-              <w:rPr>
-                <w:rFonts w:ascii="Helvetica" w:hAnsi="Helvetica" w:eastAsia="Helvetica" w:cs="Helvetica"/>
-                <w:i w:val="false"/>
-                <w:b w:val="false"/>
-                <w:u w:val="none"/>
-                <w:sz w:val="22"/>
-                <w:szCs w:val="22"/>
-                <w:color w:val="000000"/>
-              </w:rPr>
-            </w:pPr>
-            <w:r>
-              <w:rPr>
-                <w:rFonts w:ascii="Helvetica" w:hAnsi="Helvetica" w:eastAsia="Helvetica" w:cs="Helvetica"/>
-                <w:i w:val="false"/>
-                <w:b w:val="false"/>
-                <w:u w:val="none"/>
-                <w:sz w:val="22"/>
-                <w:szCs w:val="22"/>
-                <w:color w:val="000000"/>
-              </w:rPr>
-              <w:t xml:space="preserve">0.560</w:t>
+              <w:t xml:space="preserve">0.38, 1.40</w:t>
+            </w:r>
+          </w:p>
+        </w:tc>
+        <w:tc>
+          <w:tcPr>
+            <w:tcBorders>
+              <w:bottom w:val="none" w:sz="0" w:space="0" w:color="000000"/>
+              <w:top w:val="none" w:sz="0" w:space="0" w:color="000000"/>
+              <w:left w:val="none" w:sz="0" w:space="0" w:color="000000"/>
+              <w:right w:val="none" w:sz="0" w:space="0" w:color="000000"/>
+            </w:tcBorders>
+            <w:shd w:val="clear" w:color="auto" w:fill="FFFFFF"/>
+            <w:tcMar>
+              <w:top w:w="0" w:type="dxa"/>
+              <w:bottom w:w="0" w:type="dxa"/>
+              <w:left w:w="0" w:type="dxa"/>
+              <w:right w:w="0" w:type="dxa"/>
+            </w:tcMar>
+            <w:vAlign w:val="top"/>
+          </w:tcPr>
+          <w:p>
+            <w:pPr>
+              <w:pStyle w:val="Normal"/>
+              <w:jc w:val="center"/>
+              <w:pBdr>
+                <w:bottom w:val="none" w:sz="0" w:space="0" w:color="000000"/>
+                <w:top w:val="none" w:sz="0" w:space="0" w:color="000000"/>
+                <w:left w:val="none" w:sz="0" w:space="0" w:color="000000"/>
+                <w:right w:val="none" w:sz="0" w:space="0" w:color="000000"/>
+              </w:pBdr>
+              <w:spacing w:after="100" w:before="100" w:line="240"/>
+              <w:ind w:left="100" w:right="100" w:firstLine="0" w:firstLineChars="0"/>
+              <w:rPr>
+                <w:rFonts w:ascii="Helvetica" w:hAnsi="Helvetica" w:eastAsia="Helvetica" w:cs="Helvetica"/>
+                <w:i w:val="false"/>
+                <w:b w:val="false"/>
+                <w:u w:val="none"/>
+                <w:sz w:val="22"/>
+                <w:szCs w:val="22"/>
+                <w:color w:val="000000"/>
+              </w:rPr>
+            </w:pPr>
+            <w:r>
+              <w:rPr>
+                <w:rFonts w:ascii="Helvetica" w:hAnsi="Helvetica" w:eastAsia="Helvetica" w:cs="Helvetica"/>
+                <w:i w:val="false"/>
+                <w:b w:val="false"/>
+                <w:u w:val="none"/>
+                <w:sz w:val="22"/>
+                <w:szCs w:val="22"/>
+                <w:color w:val="000000"/>
+              </w:rPr>
+              <w:t xml:space="preserve">0.340</w:t>
+            </w:r>
+          </w:p>
+        </w:tc>
+        <w:tc>
+          <w:tcPr>
+            <w:tcBorders>
+              <w:bottom w:val="none" w:sz="0" w:space="0" w:color="000000"/>
+              <w:top w:val="none" w:sz="0" w:space="0" w:color="000000"/>
+              <w:left w:val="none" w:sz="0" w:space="0" w:color="000000"/>
+              <w:right w:val="none" w:sz="0" w:space="0" w:color="000000"/>
+            </w:tcBorders>
+            <w:shd w:val="clear" w:color="auto" w:fill="FFFFFF"/>
+            <w:tcMar>
+              <w:top w:w="0" w:type="dxa"/>
+              <w:bottom w:w="0" w:type="dxa"/>
+              <w:left w:w="0" w:type="dxa"/>
+              <w:right w:w="0" w:type="dxa"/>
+            </w:tcMar>
+            <w:vAlign w:val="top"/>
+          </w:tcPr>
+          <w:p>
+            <w:pPr>
+              <w:pStyle w:val="Normal"/>
+              <w:jc w:val="center"/>
+              <w:pBdr>
+                <w:bottom w:val="none" w:sz="0" w:space="0" w:color="000000"/>
+                <w:top w:val="none" w:sz="0" w:space="0" w:color="000000"/>
+                <w:left w:val="none" w:sz="0" w:space="0" w:color="000000"/>
+                <w:right w:val="none" w:sz="0" w:space="0" w:color="000000"/>
+              </w:pBdr>
+              <w:spacing w:after="100" w:before="100" w:line="240"/>
+              <w:ind w:left="100" w:right="100" w:firstLine="0" w:firstLineChars="0"/>
+              <w:rPr>
+                <w:rFonts w:ascii="Helvetica" w:hAnsi="Helvetica" w:eastAsia="Helvetica" w:cs="Helvetica"/>
+                <w:i w:val="false"/>
+                <w:b w:val="false"/>
+                <w:u w:val="none"/>
+                <w:sz w:val="22"/>
+                <w:szCs w:val="22"/>
+                <w:color w:val="000000"/>
+              </w:rPr>
+            </w:pPr>
+            <w:r>
+              <w:rPr>
+                <w:rFonts w:ascii="Helvetica" w:hAnsi="Helvetica" w:eastAsia="Helvetica" w:cs="Helvetica"/>
+                <w:i w:val="false"/>
+                <w:b w:val="false"/>
+                <w:u w:val="none"/>
+                <w:sz w:val="22"/>
+                <w:szCs w:val="22"/>
+                <w:color w:val="000000"/>
+              </w:rPr>
+              <w:t xml:space="preserve">322</w:t>
+            </w:r>
+          </w:p>
+        </w:tc>
+        <w:tc>
+          <w:tcPr>
+            <w:tcBorders>
+              <w:bottom w:val="none" w:sz="0" w:space="0" w:color="000000"/>
+              <w:top w:val="none" w:sz="0" w:space="0" w:color="000000"/>
+              <w:left w:val="none" w:sz="0" w:space="0" w:color="000000"/>
+              <w:right w:val="none" w:sz="0" w:space="0" w:color="000000"/>
+            </w:tcBorders>
+            <w:shd w:val="clear" w:color="auto" w:fill="FFFFFF"/>
+            <w:tcMar>
+              <w:top w:w="0" w:type="dxa"/>
+              <w:bottom w:w="0" w:type="dxa"/>
+              <w:left w:w="0" w:type="dxa"/>
+              <w:right w:w="0" w:type="dxa"/>
+            </w:tcMar>
+            <w:vAlign w:val="top"/>
+          </w:tcPr>
+          <w:p>
+            <w:pPr>
+              <w:pStyle w:val="Normal"/>
+              <w:jc w:val="center"/>
+              <w:pBdr>
+                <w:bottom w:val="none" w:sz="0" w:space="0" w:color="000000"/>
+                <w:top w:val="none" w:sz="0" w:space="0" w:color="000000"/>
+                <w:left w:val="none" w:sz="0" w:space="0" w:color="000000"/>
+                <w:right w:val="none" w:sz="0" w:space="0" w:color="000000"/>
+              </w:pBdr>
+              <w:spacing w:after="100" w:before="100" w:line="240"/>
+              <w:ind w:left="100" w:right="100" w:firstLine="0" w:firstLineChars="0"/>
+              <w:rPr>
+                <w:rFonts w:ascii="Helvetica" w:hAnsi="Helvetica" w:eastAsia="Helvetica" w:cs="Helvetica"/>
+                <w:i w:val="false"/>
+                <w:b w:val="false"/>
+                <w:u w:val="none"/>
+                <w:sz w:val="22"/>
+                <w:szCs w:val="22"/>
+                <w:color w:val="000000"/>
+              </w:rPr>
+            </w:pPr>
+            <w:r>
+              <w:rPr>
+                <w:rFonts w:ascii="Helvetica" w:hAnsi="Helvetica" w:eastAsia="Helvetica" w:cs="Helvetica"/>
+                <w:i w:val="false"/>
+                <w:b w:val="false"/>
+                <w:u w:val="none"/>
+                <w:sz w:val="22"/>
+                <w:szCs w:val="22"/>
+                <w:color w:val="000000"/>
+              </w:rPr>
+              <w:t xml:space="preserve">0.76</w:t>
+            </w:r>
+          </w:p>
+        </w:tc>
+        <w:tc>
+          <w:tcPr>
+            <w:tcBorders>
+              <w:bottom w:val="none" w:sz="0" w:space="0" w:color="000000"/>
+              <w:top w:val="none" w:sz="0" w:space="0" w:color="000000"/>
+              <w:left w:val="none" w:sz="0" w:space="0" w:color="000000"/>
+              <w:right w:val="none" w:sz="0" w:space="0" w:color="000000"/>
+            </w:tcBorders>
+            <w:shd w:val="clear" w:color="auto" w:fill="FFFFFF"/>
+            <w:tcMar>
+              <w:top w:w="0" w:type="dxa"/>
+              <w:bottom w:w="0" w:type="dxa"/>
+              <w:left w:w="0" w:type="dxa"/>
+              <w:right w:w="0" w:type="dxa"/>
+            </w:tcMar>
+            <w:vAlign w:val="top"/>
+          </w:tcPr>
+          <w:p>
+            <w:pPr>
+              <w:pStyle w:val="Normal"/>
+              <w:jc w:val="center"/>
+              <w:pBdr>
+                <w:bottom w:val="none" w:sz="0" w:space="0" w:color="000000"/>
+                <w:top w:val="none" w:sz="0" w:space="0" w:color="000000"/>
+                <w:left w:val="none" w:sz="0" w:space="0" w:color="000000"/>
+                <w:right w:val="none" w:sz="0" w:space="0" w:color="000000"/>
+              </w:pBdr>
+              <w:spacing w:after="100" w:before="100" w:line="240"/>
+              <w:ind w:left="100" w:right="100" w:firstLine="0" w:firstLineChars="0"/>
+              <w:rPr>
+                <w:rFonts w:ascii="Helvetica" w:hAnsi="Helvetica" w:eastAsia="Helvetica" w:cs="Helvetica"/>
+                <w:i w:val="false"/>
+                <w:b w:val="false"/>
+                <w:u w:val="none"/>
+                <w:sz w:val="22"/>
+                <w:szCs w:val="22"/>
+                <w:color w:val="000000"/>
+              </w:rPr>
+            </w:pPr>
+            <w:r>
+              <w:rPr>
+                <w:rFonts w:ascii="Helvetica" w:hAnsi="Helvetica" w:eastAsia="Helvetica" w:cs="Helvetica"/>
+                <w:i w:val="false"/>
+                <w:b w:val="false"/>
+                <w:u w:val="none"/>
+                <w:sz w:val="22"/>
+                <w:szCs w:val="22"/>
+                <w:color w:val="000000"/>
+              </w:rPr>
+              <w:t xml:space="preserve">0.33, 1.77</w:t>
+            </w:r>
+          </w:p>
+        </w:tc>
+        <w:tc>
+          <w:tcPr>
+            <w:tcBorders>
+              <w:bottom w:val="none" w:sz="0" w:space="0" w:color="000000"/>
+              <w:top w:val="none" w:sz="0" w:space="0" w:color="000000"/>
+              <w:left w:val="none" w:sz="0" w:space="0" w:color="000000"/>
+              <w:right w:val="none" w:sz="0" w:space="0" w:color="000000"/>
+            </w:tcBorders>
+            <w:shd w:val="clear" w:color="auto" w:fill="FFFFFF"/>
+            <w:tcMar>
+              <w:top w:w="0" w:type="dxa"/>
+              <w:bottom w:w="0" w:type="dxa"/>
+              <w:left w:w="0" w:type="dxa"/>
+              <w:right w:w="0" w:type="dxa"/>
+            </w:tcMar>
+            <w:vAlign w:val="top"/>
+          </w:tcPr>
+          <w:p>
+            <w:pPr>
+              <w:pStyle w:val="Normal"/>
+              <w:jc w:val="center"/>
+              <w:pBdr>
+                <w:bottom w:val="none" w:sz="0" w:space="0" w:color="000000"/>
+                <w:top w:val="none" w:sz="0" w:space="0" w:color="000000"/>
+                <w:left w:val="none" w:sz="0" w:space="0" w:color="000000"/>
+                <w:right w:val="none" w:sz="0" w:space="0" w:color="000000"/>
+              </w:pBdr>
+              <w:spacing w:after="100" w:before="100" w:line="240"/>
+              <w:ind w:left="100" w:right="100" w:firstLine="0" w:firstLineChars="0"/>
+              <w:rPr>
+                <w:rFonts w:ascii="Helvetica" w:hAnsi="Helvetica" w:eastAsia="Helvetica" w:cs="Helvetica"/>
+                <w:i w:val="false"/>
+                <w:b w:val="false"/>
+                <w:u w:val="none"/>
+                <w:sz w:val="22"/>
+                <w:szCs w:val="22"/>
+                <w:color w:val="000000"/>
+              </w:rPr>
+            </w:pPr>
+            <w:r>
+              <w:rPr>
+                <w:rFonts w:ascii="Helvetica" w:hAnsi="Helvetica" w:eastAsia="Helvetica" w:cs="Helvetica"/>
+                <w:i w:val="false"/>
+                <w:b w:val="false"/>
+                <w:u w:val="none"/>
+                <w:sz w:val="22"/>
+                <w:szCs w:val="22"/>
+                <w:color w:val="000000"/>
+              </w:rPr>
+              <w:t xml:space="preserve">0.520</w:t>
             </w:r>
           </w:p>
         </w:tc>
       </w:tr>
       <w:tr>
         <w:trPr>
-          <w:trHeight w:val="597" w:hRule="auto"/>
+          <w:trHeight w:val="598" w:hRule="auto"/>
         </w:trPr>
         body30
         <w:tc>
@@ -14845,7 +14845,7 @@
                 <w:szCs w:val="22"/>
                 <w:color w:val="000000"/>
               </w:rPr>
-              <w:t xml:space="preserve">323</w:t>
+              <w:t xml:space="preserve">322</w:t>
             </w:r>
           </w:p>
         </w:tc>
@@ -14951,7 +14951,7 @@
                 <w:szCs w:val="22"/>
                 <w:color w:val="000000"/>
               </w:rPr>
-              <w:t xml:space="preserve">0.11, 1.70</w:t>
+              <w:t xml:space="preserve">0.11, 1.69</w:t>
             </w:r>
           </w:p>
         </w:tc>
@@ -15057,166 +15057,166 @@
                 <w:szCs w:val="22"/>
                 <w:color w:val="000000"/>
               </w:rPr>
-              <w:t xml:space="preserve">323</w:t>
-            </w:r>
-          </w:p>
-        </w:tc>
-        <w:tc>
-          <w:tcPr>
-            <w:tcBorders>
-              <w:bottom w:val="none" w:sz="0" w:space="0" w:color="000000"/>
-              <w:top w:val="none" w:sz="0" w:space="0" w:color="000000"/>
-              <w:left w:val="none" w:sz="0" w:space="0" w:color="000000"/>
-              <w:right w:val="none" w:sz="0" w:space="0" w:color="000000"/>
-            </w:tcBorders>
-            <w:shd w:val="clear" w:color="auto" w:fill="FFFFFF"/>
-            <w:tcMar>
-              <w:top w:w="0" w:type="dxa"/>
-              <w:bottom w:w="0" w:type="dxa"/>
-              <w:left w:w="0" w:type="dxa"/>
-              <w:right w:w="0" w:type="dxa"/>
-            </w:tcMar>
-            <w:vAlign w:val="top"/>
-          </w:tcPr>
-          <w:p>
-            <w:pPr>
-              <w:pStyle w:val="Normal"/>
-              <w:jc w:val="center"/>
-              <w:pBdr>
-                <w:bottom w:val="none" w:sz="0" w:space="0" w:color="000000"/>
-                <w:top w:val="none" w:sz="0" w:space="0" w:color="000000"/>
-                <w:left w:val="none" w:sz="0" w:space="0" w:color="000000"/>
-                <w:right w:val="none" w:sz="0" w:space="0" w:color="000000"/>
-              </w:pBdr>
-              <w:spacing w:after="100" w:before="100" w:line="240"/>
-              <w:ind w:left="100" w:right="100" w:firstLine="0" w:firstLineChars="0"/>
-              <w:rPr>
-                <w:rFonts w:ascii="Helvetica" w:hAnsi="Helvetica" w:eastAsia="Helvetica" w:cs="Helvetica"/>
-                <w:i w:val="false"/>
-                <w:b w:val="false"/>
-                <w:u w:val="none"/>
-                <w:sz w:val="22"/>
-                <w:szCs w:val="22"/>
-                <w:color w:val="000000"/>
-              </w:rPr>
-            </w:pPr>
-            <w:r>
-              <w:rPr>
-                <w:rFonts w:ascii="Helvetica" w:hAnsi="Helvetica" w:eastAsia="Helvetica" w:cs="Helvetica"/>
-                <w:i w:val="false"/>
-                <w:b w:val="false"/>
-                <w:u w:val="none"/>
-                <w:sz w:val="22"/>
-                <w:szCs w:val="22"/>
-                <w:color w:val="000000"/>
-              </w:rPr>
-              <w:t xml:space="preserve">0.31</w:t>
-            </w:r>
-          </w:p>
-        </w:tc>
-        <w:tc>
-          <w:tcPr>
-            <w:tcBorders>
-              <w:bottom w:val="none" w:sz="0" w:space="0" w:color="000000"/>
-              <w:top w:val="none" w:sz="0" w:space="0" w:color="000000"/>
-              <w:left w:val="none" w:sz="0" w:space="0" w:color="000000"/>
-              <w:right w:val="none" w:sz="0" w:space="0" w:color="000000"/>
-            </w:tcBorders>
-            <w:shd w:val="clear" w:color="auto" w:fill="FFFFFF"/>
-            <w:tcMar>
-              <w:top w:w="0" w:type="dxa"/>
-              <w:bottom w:w="0" w:type="dxa"/>
-              <w:left w:w="0" w:type="dxa"/>
-              <w:right w:w="0" w:type="dxa"/>
-            </w:tcMar>
-            <w:vAlign w:val="top"/>
-          </w:tcPr>
-          <w:p>
-            <w:pPr>
-              <w:pStyle w:val="Normal"/>
-              <w:jc w:val="center"/>
-              <w:pBdr>
-                <w:bottom w:val="none" w:sz="0" w:space="0" w:color="000000"/>
-                <w:top w:val="none" w:sz="0" w:space="0" w:color="000000"/>
-                <w:left w:val="none" w:sz="0" w:space="0" w:color="000000"/>
-                <w:right w:val="none" w:sz="0" w:space="0" w:color="000000"/>
-              </w:pBdr>
-              <w:spacing w:after="100" w:before="100" w:line="240"/>
-              <w:ind w:left="100" w:right="100" w:firstLine="0" w:firstLineChars="0"/>
-              <w:rPr>
-                <w:rFonts w:ascii="Helvetica" w:hAnsi="Helvetica" w:eastAsia="Helvetica" w:cs="Helvetica"/>
-                <w:i w:val="false"/>
-                <w:b w:val="false"/>
-                <w:u w:val="none"/>
-                <w:sz w:val="22"/>
-                <w:szCs w:val="22"/>
-                <w:color w:val="000000"/>
-              </w:rPr>
-            </w:pPr>
-            <w:r>
-              <w:rPr>
-                <w:rFonts w:ascii="Helvetica" w:hAnsi="Helvetica" w:eastAsia="Helvetica" w:cs="Helvetica"/>
-                <w:i w:val="false"/>
-                <w:b w:val="false"/>
-                <w:u w:val="none"/>
-                <w:sz w:val="22"/>
-                <w:szCs w:val="22"/>
-                <w:color w:val="000000"/>
-              </w:rPr>
-              <w:t xml:space="preserve">0.07, 1.35</w:t>
-            </w:r>
-          </w:p>
-        </w:tc>
-        <w:tc>
-          <w:tcPr>
-            <w:tcBorders>
-              <w:bottom w:val="none" w:sz="0" w:space="0" w:color="000000"/>
-              <w:top w:val="none" w:sz="0" w:space="0" w:color="000000"/>
-              <w:left w:val="none" w:sz="0" w:space="0" w:color="000000"/>
-              <w:right w:val="none" w:sz="0" w:space="0" w:color="000000"/>
-            </w:tcBorders>
-            <w:shd w:val="clear" w:color="auto" w:fill="FFFFFF"/>
-            <w:tcMar>
-              <w:top w:w="0" w:type="dxa"/>
-              <w:bottom w:w="0" w:type="dxa"/>
-              <w:left w:w="0" w:type="dxa"/>
-              <w:right w:w="0" w:type="dxa"/>
-            </w:tcMar>
-            <w:vAlign w:val="top"/>
-          </w:tcPr>
-          <w:p>
-            <w:pPr>
-              <w:pStyle w:val="Normal"/>
-              <w:jc w:val="center"/>
-              <w:pBdr>
-                <w:bottom w:val="none" w:sz="0" w:space="0" w:color="000000"/>
-                <w:top w:val="none" w:sz="0" w:space="0" w:color="000000"/>
-                <w:left w:val="none" w:sz="0" w:space="0" w:color="000000"/>
-                <w:right w:val="none" w:sz="0" w:space="0" w:color="000000"/>
-              </w:pBdr>
-              <w:spacing w:after="100" w:before="100" w:line="240"/>
-              <w:ind w:left="100" w:right="100" w:firstLine="0" w:firstLineChars="0"/>
-              <w:rPr>
-                <w:rFonts w:ascii="Helvetica" w:hAnsi="Helvetica" w:eastAsia="Helvetica" w:cs="Helvetica"/>
-                <w:i w:val="false"/>
-                <w:b w:val="false"/>
-                <w:u w:val="none"/>
-                <w:sz w:val="22"/>
-                <w:szCs w:val="22"/>
-                <w:color w:val="000000"/>
-              </w:rPr>
-            </w:pPr>
-            <w:r>
-              <w:rPr>
-                <w:rFonts w:ascii="Helvetica" w:hAnsi="Helvetica" w:eastAsia="Helvetica" w:cs="Helvetica"/>
-                <w:i w:val="false"/>
-                <w:b w:val="false"/>
-                <w:u w:val="none"/>
-                <w:sz w:val="22"/>
-                <w:szCs w:val="22"/>
-                <w:color w:val="000000"/>
-              </w:rPr>
-              <w:t xml:space="preserve">0.120</w:t>
+              <w:t xml:space="preserve">322</w:t>
+            </w:r>
+          </w:p>
+        </w:tc>
+        <w:tc>
+          <w:tcPr>
+            <w:tcBorders>
+              <w:bottom w:val="none" w:sz="0" w:space="0" w:color="000000"/>
+              <w:top w:val="none" w:sz="0" w:space="0" w:color="000000"/>
+              <w:left w:val="none" w:sz="0" w:space="0" w:color="000000"/>
+              <w:right w:val="none" w:sz="0" w:space="0" w:color="000000"/>
+            </w:tcBorders>
+            <w:shd w:val="clear" w:color="auto" w:fill="FFFFFF"/>
+            <w:tcMar>
+              <w:top w:w="0" w:type="dxa"/>
+              <w:bottom w:w="0" w:type="dxa"/>
+              <w:left w:w="0" w:type="dxa"/>
+              <w:right w:w="0" w:type="dxa"/>
+            </w:tcMar>
+            <w:vAlign w:val="top"/>
+          </w:tcPr>
+          <w:p>
+            <w:pPr>
+              <w:pStyle w:val="Normal"/>
+              <w:jc w:val="center"/>
+              <w:pBdr>
+                <w:bottom w:val="none" w:sz="0" w:space="0" w:color="000000"/>
+                <w:top w:val="none" w:sz="0" w:space="0" w:color="000000"/>
+                <w:left w:val="none" w:sz="0" w:space="0" w:color="000000"/>
+                <w:right w:val="none" w:sz="0" w:space="0" w:color="000000"/>
+              </w:pBdr>
+              <w:spacing w:after="100" w:before="100" w:line="240"/>
+              <w:ind w:left="100" w:right="100" w:firstLine="0" w:firstLineChars="0"/>
+              <w:rPr>
+                <w:rFonts w:ascii="Helvetica" w:hAnsi="Helvetica" w:eastAsia="Helvetica" w:cs="Helvetica"/>
+                <w:i w:val="false"/>
+                <w:b w:val="false"/>
+                <w:u w:val="none"/>
+                <w:sz w:val="22"/>
+                <w:szCs w:val="22"/>
+                <w:color w:val="000000"/>
+              </w:rPr>
+            </w:pPr>
+            <w:r>
+              <w:rPr>
+                <w:rFonts w:ascii="Helvetica" w:hAnsi="Helvetica" w:eastAsia="Helvetica" w:cs="Helvetica"/>
+                <w:i w:val="false"/>
+                <w:b w:val="false"/>
+                <w:u w:val="none"/>
+                <w:sz w:val="22"/>
+                <w:szCs w:val="22"/>
+                <w:color w:val="000000"/>
+              </w:rPr>
+              <w:t xml:space="preserve">0.29</w:t>
+            </w:r>
+          </w:p>
+        </w:tc>
+        <w:tc>
+          <w:tcPr>
+            <w:tcBorders>
+              <w:bottom w:val="none" w:sz="0" w:space="0" w:color="000000"/>
+              <w:top w:val="none" w:sz="0" w:space="0" w:color="000000"/>
+              <w:left w:val="none" w:sz="0" w:space="0" w:color="000000"/>
+              <w:right w:val="none" w:sz="0" w:space="0" w:color="000000"/>
+            </w:tcBorders>
+            <w:shd w:val="clear" w:color="auto" w:fill="FFFFFF"/>
+            <w:tcMar>
+              <w:top w:w="0" w:type="dxa"/>
+              <w:bottom w:w="0" w:type="dxa"/>
+              <w:left w:w="0" w:type="dxa"/>
+              <w:right w:w="0" w:type="dxa"/>
+            </w:tcMar>
+            <w:vAlign w:val="top"/>
+          </w:tcPr>
+          <w:p>
+            <w:pPr>
+              <w:pStyle w:val="Normal"/>
+              <w:jc w:val="center"/>
+              <w:pBdr>
+                <w:bottom w:val="none" w:sz="0" w:space="0" w:color="000000"/>
+                <w:top w:val="none" w:sz="0" w:space="0" w:color="000000"/>
+                <w:left w:val="none" w:sz="0" w:space="0" w:color="000000"/>
+                <w:right w:val="none" w:sz="0" w:space="0" w:color="000000"/>
+              </w:pBdr>
+              <w:spacing w:after="100" w:before="100" w:line="240"/>
+              <w:ind w:left="100" w:right="100" w:firstLine="0" w:firstLineChars="0"/>
+              <w:rPr>
+                <w:rFonts w:ascii="Helvetica" w:hAnsi="Helvetica" w:eastAsia="Helvetica" w:cs="Helvetica"/>
+                <w:i w:val="false"/>
+                <w:b w:val="false"/>
+                <w:u w:val="none"/>
+                <w:sz w:val="22"/>
+                <w:szCs w:val="22"/>
+                <w:color w:val="000000"/>
+              </w:rPr>
+            </w:pPr>
+            <w:r>
+              <w:rPr>
+                <w:rFonts w:ascii="Helvetica" w:hAnsi="Helvetica" w:eastAsia="Helvetica" w:cs="Helvetica"/>
+                <w:i w:val="false"/>
+                <w:b w:val="false"/>
+                <w:u w:val="none"/>
+                <w:sz w:val="22"/>
+                <w:szCs w:val="22"/>
+                <w:color w:val="000000"/>
+              </w:rPr>
+              <w:t xml:space="preserve">0.07, 1.21</w:t>
+            </w:r>
+          </w:p>
+        </w:tc>
+        <w:tc>
+          <w:tcPr>
+            <w:tcBorders>
+              <w:bottom w:val="none" w:sz="0" w:space="0" w:color="000000"/>
+              <w:top w:val="none" w:sz="0" w:space="0" w:color="000000"/>
+              <w:left w:val="none" w:sz="0" w:space="0" w:color="000000"/>
+              <w:right w:val="none" w:sz="0" w:space="0" w:color="000000"/>
+            </w:tcBorders>
+            <w:shd w:val="clear" w:color="auto" w:fill="FFFFFF"/>
+            <w:tcMar>
+              <w:top w:w="0" w:type="dxa"/>
+              <w:bottom w:w="0" w:type="dxa"/>
+              <w:left w:w="0" w:type="dxa"/>
+              <w:right w:w="0" w:type="dxa"/>
+            </w:tcMar>
+            <w:vAlign w:val="top"/>
+          </w:tcPr>
+          <w:p>
+            <w:pPr>
+              <w:pStyle w:val="Normal"/>
+              <w:jc w:val="center"/>
+              <w:pBdr>
+                <w:bottom w:val="none" w:sz="0" w:space="0" w:color="000000"/>
+                <w:top w:val="none" w:sz="0" w:space="0" w:color="000000"/>
+                <w:left w:val="none" w:sz="0" w:space="0" w:color="000000"/>
+                <w:right w:val="none" w:sz="0" w:space="0" w:color="000000"/>
+              </w:pBdr>
+              <w:spacing w:after="100" w:before="100" w:line="240"/>
+              <w:ind w:left="100" w:right="100" w:firstLine="0" w:firstLineChars="0"/>
+              <w:rPr>
+                <w:rFonts w:ascii="Helvetica" w:hAnsi="Helvetica" w:eastAsia="Helvetica" w:cs="Helvetica"/>
+                <w:i w:val="false"/>
+                <w:b w:val="false"/>
+                <w:u w:val="none"/>
+                <w:sz w:val="22"/>
+                <w:szCs w:val="22"/>
+                <w:color w:val="000000"/>
+              </w:rPr>
+            </w:pPr>
+            <w:r>
+              <w:rPr>
+                <w:rFonts w:ascii="Helvetica" w:hAnsi="Helvetica" w:eastAsia="Helvetica" w:cs="Helvetica"/>
+                <w:i w:val="false"/>
+                <w:b w:val="false"/>
+                <w:u w:val="none"/>
+                <w:sz w:val="22"/>
+                <w:szCs w:val="22"/>
+                <w:color w:val="000000"/>
+              </w:rPr>
+              <w:t xml:space="preserve">0.089</w:t>
             </w:r>
           </w:p>
         </w:tc>
@@ -15328,7 +15328,7 @@
                 <w:szCs w:val="22"/>
                 <w:color w:val="000000"/>
               </w:rPr>
-              <w:t xml:space="preserve">323</w:t>
+              <w:t xml:space="preserve">322</w:t>
             </w:r>
           </w:p>
         </w:tc>
@@ -15434,272 +15434,272 @@
                 <w:szCs w:val="22"/>
                 <w:color w:val="000000"/>
               </w:rPr>
-              <w:t xml:space="preserve">0.72, 2.97</w:t>
-            </w:r>
-          </w:p>
-        </w:tc>
-        <w:tc>
-          <w:tcPr>
-            <w:tcBorders>
-              <w:bottom w:val="none" w:sz="0" w:space="0" w:color="000000"/>
-              <w:top w:val="none" w:sz="0" w:space="0" w:color="000000"/>
-              <w:left w:val="none" w:sz="0" w:space="0" w:color="000000"/>
-              <w:right w:val="none" w:sz="0" w:space="0" w:color="000000"/>
-            </w:tcBorders>
-            <w:shd w:val="clear" w:color="auto" w:fill="FFFFFF"/>
-            <w:tcMar>
-              <w:top w:w="0" w:type="dxa"/>
-              <w:bottom w:w="0" w:type="dxa"/>
-              <w:left w:w="0" w:type="dxa"/>
-              <w:right w:w="0" w:type="dxa"/>
-            </w:tcMar>
-            <w:vAlign w:val="top"/>
-          </w:tcPr>
-          <w:p>
-            <w:pPr>
-              <w:pStyle w:val="Normal"/>
-              <w:jc w:val="center"/>
-              <w:pBdr>
-                <w:bottom w:val="none" w:sz="0" w:space="0" w:color="000000"/>
-                <w:top w:val="none" w:sz="0" w:space="0" w:color="000000"/>
-                <w:left w:val="none" w:sz="0" w:space="0" w:color="000000"/>
-                <w:right w:val="none" w:sz="0" w:space="0" w:color="000000"/>
-              </w:pBdr>
-              <w:spacing w:after="100" w:before="100" w:line="240"/>
-              <w:ind w:left="100" w:right="100" w:firstLine="0" w:firstLineChars="0"/>
-              <w:rPr>
-                <w:rFonts w:ascii="Helvetica" w:hAnsi="Helvetica" w:eastAsia="Helvetica" w:cs="Helvetica"/>
-                <w:i w:val="false"/>
-                <w:b w:val="false"/>
-                <w:u w:val="none"/>
-                <w:sz w:val="22"/>
-                <w:szCs w:val="22"/>
-                <w:color w:val="000000"/>
-              </w:rPr>
-            </w:pPr>
-            <w:r>
-              <w:rPr>
-                <w:rFonts w:ascii="Helvetica" w:hAnsi="Helvetica" w:eastAsia="Helvetica" w:cs="Helvetica"/>
-                <w:i w:val="false"/>
-                <w:b w:val="false"/>
-                <w:u w:val="none"/>
-                <w:sz w:val="22"/>
-                <w:szCs w:val="22"/>
-                <w:color w:val="000000"/>
-              </w:rPr>
-              <w:t xml:space="preserve">0.300</w:t>
-            </w:r>
-          </w:p>
-        </w:tc>
-        <w:tc>
-          <w:tcPr>
-            <w:tcBorders>
-              <w:bottom w:val="none" w:sz="0" w:space="0" w:color="000000"/>
-              <w:top w:val="none" w:sz="0" w:space="0" w:color="000000"/>
-              <w:left w:val="none" w:sz="0" w:space="0" w:color="000000"/>
-              <w:right w:val="none" w:sz="0" w:space="0" w:color="000000"/>
-            </w:tcBorders>
-            <w:shd w:val="clear" w:color="auto" w:fill="FFFFFF"/>
-            <w:tcMar>
-              <w:top w:w="0" w:type="dxa"/>
-              <w:bottom w:w="0" w:type="dxa"/>
-              <w:left w:w="0" w:type="dxa"/>
-              <w:right w:w="0" w:type="dxa"/>
-            </w:tcMar>
-            <w:vAlign w:val="top"/>
-          </w:tcPr>
-          <w:p>
-            <w:pPr>
-              <w:pStyle w:val="Normal"/>
-              <w:jc w:val="center"/>
-              <w:pBdr>
-                <w:bottom w:val="none" w:sz="0" w:space="0" w:color="000000"/>
-                <w:top w:val="none" w:sz="0" w:space="0" w:color="000000"/>
-                <w:left w:val="none" w:sz="0" w:space="0" w:color="000000"/>
-                <w:right w:val="none" w:sz="0" w:space="0" w:color="000000"/>
-              </w:pBdr>
-              <w:spacing w:after="100" w:before="100" w:line="240"/>
-              <w:ind w:left="100" w:right="100" w:firstLine="0" w:firstLineChars="0"/>
-              <w:rPr>
-                <w:rFonts w:ascii="Helvetica" w:hAnsi="Helvetica" w:eastAsia="Helvetica" w:cs="Helvetica"/>
-                <w:i w:val="false"/>
-                <w:b w:val="false"/>
-                <w:u w:val="none"/>
-                <w:sz w:val="22"/>
-                <w:szCs w:val="22"/>
-                <w:color w:val="000000"/>
-              </w:rPr>
-            </w:pPr>
-            <w:r>
-              <w:rPr>
-                <w:rFonts w:ascii="Helvetica" w:hAnsi="Helvetica" w:eastAsia="Helvetica" w:cs="Helvetica"/>
-                <w:i w:val="false"/>
-                <w:b w:val="false"/>
-                <w:u w:val="none"/>
-                <w:sz w:val="22"/>
-                <w:szCs w:val="22"/>
-                <w:color w:val="000000"/>
-              </w:rPr>
-              <w:t xml:space="preserve">323</w:t>
-            </w:r>
-          </w:p>
-        </w:tc>
-        <w:tc>
-          <w:tcPr>
-            <w:tcBorders>
-              <w:bottom w:val="none" w:sz="0" w:space="0" w:color="000000"/>
-              <w:top w:val="none" w:sz="0" w:space="0" w:color="000000"/>
-              <w:left w:val="none" w:sz="0" w:space="0" w:color="000000"/>
-              <w:right w:val="none" w:sz="0" w:space="0" w:color="000000"/>
-            </w:tcBorders>
-            <w:shd w:val="clear" w:color="auto" w:fill="FFFFFF"/>
-            <w:tcMar>
-              <w:top w:w="0" w:type="dxa"/>
-              <w:bottom w:w="0" w:type="dxa"/>
-              <w:left w:w="0" w:type="dxa"/>
-              <w:right w:w="0" w:type="dxa"/>
-            </w:tcMar>
-            <w:vAlign w:val="top"/>
-          </w:tcPr>
-          <w:p>
-            <w:pPr>
-              <w:pStyle w:val="Normal"/>
-              <w:jc w:val="center"/>
-              <w:pBdr>
-                <w:bottom w:val="none" w:sz="0" w:space="0" w:color="000000"/>
-                <w:top w:val="none" w:sz="0" w:space="0" w:color="000000"/>
-                <w:left w:val="none" w:sz="0" w:space="0" w:color="000000"/>
-                <w:right w:val="none" w:sz="0" w:space="0" w:color="000000"/>
-              </w:pBdr>
-              <w:spacing w:after="100" w:before="100" w:line="240"/>
-              <w:ind w:left="100" w:right="100" w:firstLine="0" w:firstLineChars="0"/>
-              <w:rPr>
-                <w:rFonts w:ascii="Helvetica" w:hAnsi="Helvetica" w:eastAsia="Helvetica" w:cs="Helvetica"/>
-                <w:i w:val="false"/>
-                <w:b w:val="false"/>
-                <w:u w:val="none"/>
-                <w:sz w:val="22"/>
-                <w:szCs w:val="22"/>
-                <w:color w:val="000000"/>
-              </w:rPr>
-            </w:pPr>
-            <w:r>
-              <w:rPr>
-                <w:rFonts w:ascii="Helvetica" w:hAnsi="Helvetica" w:eastAsia="Helvetica" w:cs="Helvetica"/>
-                <w:i w:val="false"/>
-                <w:b w:val="false"/>
-                <w:u w:val="none"/>
-                <w:sz w:val="22"/>
-                <w:szCs w:val="22"/>
-                <w:color w:val="000000"/>
-              </w:rPr>
-              <w:t xml:space="preserve">2.39</w:t>
-            </w:r>
-          </w:p>
-        </w:tc>
-        <w:tc>
-          <w:tcPr>
-            <w:tcBorders>
-              <w:bottom w:val="none" w:sz="0" w:space="0" w:color="000000"/>
-              <w:top w:val="none" w:sz="0" w:space="0" w:color="000000"/>
-              <w:left w:val="none" w:sz="0" w:space="0" w:color="000000"/>
-              <w:right w:val="none" w:sz="0" w:space="0" w:color="000000"/>
-            </w:tcBorders>
-            <w:shd w:val="clear" w:color="auto" w:fill="FFFFFF"/>
-            <w:tcMar>
-              <w:top w:w="0" w:type="dxa"/>
-              <w:bottom w:w="0" w:type="dxa"/>
-              <w:left w:w="0" w:type="dxa"/>
-              <w:right w:w="0" w:type="dxa"/>
-            </w:tcMar>
-            <w:vAlign w:val="top"/>
-          </w:tcPr>
-          <w:p>
-            <w:pPr>
-              <w:pStyle w:val="Normal"/>
-              <w:jc w:val="center"/>
-              <w:pBdr>
-                <w:bottom w:val="none" w:sz="0" w:space="0" w:color="000000"/>
-                <w:top w:val="none" w:sz="0" w:space="0" w:color="000000"/>
-                <w:left w:val="none" w:sz="0" w:space="0" w:color="000000"/>
-                <w:right w:val="none" w:sz="0" w:space="0" w:color="000000"/>
-              </w:pBdr>
-              <w:spacing w:after="100" w:before="100" w:line="240"/>
-              <w:ind w:left="100" w:right="100" w:firstLine="0" w:firstLineChars="0"/>
-              <w:rPr>
-                <w:rFonts w:ascii="Helvetica" w:hAnsi="Helvetica" w:eastAsia="Helvetica" w:cs="Helvetica"/>
-                <w:i w:val="false"/>
-                <w:b w:val="false"/>
-                <w:u w:val="none"/>
-                <w:sz w:val="22"/>
-                <w:szCs w:val="22"/>
-                <w:color w:val="000000"/>
-              </w:rPr>
-            </w:pPr>
-            <w:r>
-              <w:rPr>
-                <w:rFonts w:ascii="Helvetica" w:hAnsi="Helvetica" w:eastAsia="Helvetica" w:cs="Helvetica"/>
-                <w:i w:val="false"/>
-                <w:b w:val="false"/>
-                <w:u w:val="none"/>
-                <w:sz w:val="22"/>
-                <w:szCs w:val="22"/>
-                <w:color w:val="000000"/>
-              </w:rPr>
-              <w:t xml:space="preserve">1.01, 5.67</w:t>
-            </w:r>
-          </w:p>
-        </w:tc>
-        <w:tc>
-          <w:tcPr>
-            <w:tcBorders>
-              <w:bottom w:val="none" w:sz="0" w:space="0" w:color="000000"/>
-              <w:top w:val="none" w:sz="0" w:space="0" w:color="000000"/>
-              <w:left w:val="none" w:sz="0" w:space="0" w:color="000000"/>
-              <w:right w:val="none" w:sz="0" w:space="0" w:color="000000"/>
-            </w:tcBorders>
-            <w:shd w:val="clear" w:color="auto" w:fill="FFFFFF"/>
-            <w:tcMar>
-              <w:top w:w="0" w:type="dxa"/>
-              <w:bottom w:w="0" w:type="dxa"/>
-              <w:left w:w="0" w:type="dxa"/>
-              <w:right w:w="0" w:type="dxa"/>
-            </w:tcMar>
-            <w:vAlign w:val="top"/>
-          </w:tcPr>
-          <w:p>
-            <w:pPr>
-              <w:pStyle w:val="Normal"/>
-              <w:jc w:val="center"/>
-              <w:pBdr>
-                <w:bottom w:val="none" w:sz="0" w:space="0" w:color="000000"/>
-                <w:top w:val="none" w:sz="0" w:space="0" w:color="000000"/>
-                <w:left w:val="none" w:sz="0" w:space="0" w:color="000000"/>
-                <w:right w:val="none" w:sz="0" w:space="0" w:color="000000"/>
-              </w:pBdr>
-              <w:spacing w:after="100" w:before="100" w:line="240"/>
-              <w:ind w:left="100" w:right="100" w:firstLine="0" w:firstLineChars="0"/>
-              <w:rPr>
-                <w:rFonts w:ascii="Helvetica" w:hAnsi="Helvetica" w:eastAsia="Helvetica" w:cs="Helvetica"/>
-                <w:i w:val="false"/>
-                <w:b w:val="false"/>
-                <w:u w:val="none"/>
-                <w:sz w:val="22"/>
-                <w:szCs w:val="22"/>
-                <w:color w:val="000000"/>
-              </w:rPr>
-            </w:pPr>
-            <w:r>
-              <w:rPr>
-                <w:rFonts w:ascii="Helvetica" w:hAnsi="Helvetica" w:eastAsia="Helvetica" w:cs="Helvetica"/>
-                <w:i w:val="false"/>
-                <w:b w:val="false"/>
-                <w:u w:val="none"/>
-                <w:sz w:val="22"/>
-                <w:szCs w:val="22"/>
-                <w:color w:val="000000"/>
-              </w:rPr>
-              <w:t xml:space="preserve">0.048</w:t>
+              <w:t xml:space="preserve">0.72, 2.98</w:t>
+            </w:r>
+          </w:p>
+        </w:tc>
+        <w:tc>
+          <w:tcPr>
+            <w:tcBorders>
+              <w:bottom w:val="none" w:sz="0" w:space="0" w:color="000000"/>
+              <w:top w:val="none" w:sz="0" w:space="0" w:color="000000"/>
+              <w:left w:val="none" w:sz="0" w:space="0" w:color="000000"/>
+              <w:right w:val="none" w:sz="0" w:space="0" w:color="000000"/>
+            </w:tcBorders>
+            <w:shd w:val="clear" w:color="auto" w:fill="FFFFFF"/>
+            <w:tcMar>
+              <w:top w:w="0" w:type="dxa"/>
+              <w:bottom w:w="0" w:type="dxa"/>
+              <w:left w:w="0" w:type="dxa"/>
+              <w:right w:w="0" w:type="dxa"/>
+            </w:tcMar>
+            <w:vAlign w:val="top"/>
+          </w:tcPr>
+          <w:p>
+            <w:pPr>
+              <w:pStyle w:val="Normal"/>
+              <w:jc w:val="center"/>
+              <w:pBdr>
+                <w:bottom w:val="none" w:sz="0" w:space="0" w:color="000000"/>
+                <w:top w:val="none" w:sz="0" w:space="0" w:color="000000"/>
+                <w:left w:val="none" w:sz="0" w:space="0" w:color="000000"/>
+                <w:right w:val="none" w:sz="0" w:space="0" w:color="000000"/>
+              </w:pBdr>
+              <w:spacing w:after="100" w:before="100" w:line="240"/>
+              <w:ind w:left="100" w:right="100" w:firstLine="0" w:firstLineChars="0"/>
+              <w:rPr>
+                <w:rFonts w:ascii="Helvetica" w:hAnsi="Helvetica" w:eastAsia="Helvetica" w:cs="Helvetica"/>
+                <w:i w:val="false"/>
+                <w:b w:val="false"/>
+                <w:u w:val="none"/>
+                <w:sz w:val="22"/>
+                <w:szCs w:val="22"/>
+                <w:color w:val="000000"/>
+              </w:rPr>
+            </w:pPr>
+            <w:r>
+              <w:rPr>
+                <w:rFonts w:ascii="Helvetica" w:hAnsi="Helvetica" w:eastAsia="Helvetica" w:cs="Helvetica"/>
+                <w:i w:val="false"/>
+                <w:b w:val="false"/>
+                <w:u w:val="none"/>
+                <w:sz w:val="22"/>
+                <w:szCs w:val="22"/>
+                <w:color w:val="000000"/>
+              </w:rPr>
+              <w:t xml:space="preserve">0.290</w:t>
+            </w:r>
+          </w:p>
+        </w:tc>
+        <w:tc>
+          <w:tcPr>
+            <w:tcBorders>
+              <w:bottom w:val="none" w:sz="0" w:space="0" w:color="000000"/>
+              <w:top w:val="none" w:sz="0" w:space="0" w:color="000000"/>
+              <w:left w:val="none" w:sz="0" w:space="0" w:color="000000"/>
+              <w:right w:val="none" w:sz="0" w:space="0" w:color="000000"/>
+            </w:tcBorders>
+            <w:shd w:val="clear" w:color="auto" w:fill="FFFFFF"/>
+            <w:tcMar>
+              <w:top w:w="0" w:type="dxa"/>
+              <w:bottom w:w="0" w:type="dxa"/>
+              <w:left w:w="0" w:type="dxa"/>
+              <w:right w:w="0" w:type="dxa"/>
+            </w:tcMar>
+            <w:vAlign w:val="top"/>
+          </w:tcPr>
+          <w:p>
+            <w:pPr>
+              <w:pStyle w:val="Normal"/>
+              <w:jc w:val="center"/>
+              <w:pBdr>
+                <w:bottom w:val="none" w:sz="0" w:space="0" w:color="000000"/>
+                <w:top w:val="none" w:sz="0" w:space="0" w:color="000000"/>
+                <w:left w:val="none" w:sz="0" w:space="0" w:color="000000"/>
+                <w:right w:val="none" w:sz="0" w:space="0" w:color="000000"/>
+              </w:pBdr>
+              <w:spacing w:after="100" w:before="100" w:line="240"/>
+              <w:ind w:left="100" w:right="100" w:firstLine="0" w:firstLineChars="0"/>
+              <w:rPr>
+                <w:rFonts w:ascii="Helvetica" w:hAnsi="Helvetica" w:eastAsia="Helvetica" w:cs="Helvetica"/>
+                <w:i w:val="false"/>
+                <w:b w:val="false"/>
+                <w:u w:val="none"/>
+                <w:sz w:val="22"/>
+                <w:szCs w:val="22"/>
+                <w:color w:val="000000"/>
+              </w:rPr>
+            </w:pPr>
+            <w:r>
+              <w:rPr>
+                <w:rFonts w:ascii="Helvetica" w:hAnsi="Helvetica" w:eastAsia="Helvetica" w:cs="Helvetica"/>
+                <w:i w:val="false"/>
+                <w:b w:val="false"/>
+                <w:u w:val="none"/>
+                <w:sz w:val="22"/>
+                <w:szCs w:val="22"/>
+                <w:color w:val="000000"/>
+              </w:rPr>
+              <w:t xml:space="preserve">322</w:t>
+            </w:r>
+          </w:p>
+        </w:tc>
+        <w:tc>
+          <w:tcPr>
+            <w:tcBorders>
+              <w:bottom w:val="none" w:sz="0" w:space="0" w:color="000000"/>
+              <w:top w:val="none" w:sz="0" w:space="0" w:color="000000"/>
+              <w:left w:val="none" w:sz="0" w:space="0" w:color="000000"/>
+              <w:right w:val="none" w:sz="0" w:space="0" w:color="000000"/>
+            </w:tcBorders>
+            <w:shd w:val="clear" w:color="auto" w:fill="FFFFFF"/>
+            <w:tcMar>
+              <w:top w:w="0" w:type="dxa"/>
+              <w:bottom w:w="0" w:type="dxa"/>
+              <w:left w:w="0" w:type="dxa"/>
+              <w:right w:w="0" w:type="dxa"/>
+            </w:tcMar>
+            <w:vAlign w:val="top"/>
+          </w:tcPr>
+          <w:p>
+            <w:pPr>
+              <w:pStyle w:val="Normal"/>
+              <w:jc w:val="center"/>
+              <w:pBdr>
+                <w:bottom w:val="none" w:sz="0" w:space="0" w:color="000000"/>
+                <w:top w:val="none" w:sz="0" w:space="0" w:color="000000"/>
+                <w:left w:val="none" w:sz="0" w:space="0" w:color="000000"/>
+                <w:right w:val="none" w:sz="0" w:space="0" w:color="000000"/>
+              </w:pBdr>
+              <w:spacing w:after="100" w:before="100" w:line="240"/>
+              <w:ind w:left="100" w:right="100" w:firstLine="0" w:firstLineChars="0"/>
+              <w:rPr>
+                <w:rFonts w:ascii="Helvetica" w:hAnsi="Helvetica" w:eastAsia="Helvetica" w:cs="Helvetica"/>
+                <w:i w:val="false"/>
+                <w:b w:val="false"/>
+                <w:u w:val="none"/>
+                <w:sz w:val="22"/>
+                <w:szCs w:val="22"/>
+                <w:color w:val="000000"/>
+              </w:rPr>
+            </w:pPr>
+            <w:r>
+              <w:rPr>
+                <w:rFonts w:ascii="Helvetica" w:hAnsi="Helvetica" w:eastAsia="Helvetica" w:cs="Helvetica"/>
+                <w:i w:val="false"/>
+                <w:b w:val="false"/>
+                <w:u w:val="none"/>
+                <w:sz w:val="22"/>
+                <w:szCs w:val="22"/>
+                <w:color w:val="000000"/>
+              </w:rPr>
+              <w:t xml:space="preserve">2.34</w:t>
+            </w:r>
+          </w:p>
+        </w:tc>
+        <w:tc>
+          <w:tcPr>
+            <w:tcBorders>
+              <w:bottom w:val="none" w:sz="0" w:space="0" w:color="000000"/>
+              <w:top w:val="none" w:sz="0" w:space="0" w:color="000000"/>
+              <w:left w:val="none" w:sz="0" w:space="0" w:color="000000"/>
+              <w:right w:val="none" w:sz="0" w:space="0" w:color="000000"/>
+            </w:tcBorders>
+            <w:shd w:val="clear" w:color="auto" w:fill="FFFFFF"/>
+            <w:tcMar>
+              <w:top w:w="0" w:type="dxa"/>
+              <w:bottom w:w="0" w:type="dxa"/>
+              <w:left w:w="0" w:type="dxa"/>
+              <w:right w:w="0" w:type="dxa"/>
+            </w:tcMar>
+            <w:vAlign w:val="top"/>
+          </w:tcPr>
+          <w:p>
+            <w:pPr>
+              <w:pStyle w:val="Normal"/>
+              <w:jc w:val="center"/>
+              <w:pBdr>
+                <w:bottom w:val="none" w:sz="0" w:space="0" w:color="000000"/>
+                <w:top w:val="none" w:sz="0" w:space="0" w:color="000000"/>
+                <w:left w:val="none" w:sz="0" w:space="0" w:color="000000"/>
+                <w:right w:val="none" w:sz="0" w:space="0" w:color="000000"/>
+              </w:pBdr>
+              <w:spacing w:after="100" w:before="100" w:line="240"/>
+              <w:ind w:left="100" w:right="100" w:firstLine="0" w:firstLineChars="0"/>
+              <w:rPr>
+                <w:rFonts w:ascii="Helvetica" w:hAnsi="Helvetica" w:eastAsia="Helvetica" w:cs="Helvetica"/>
+                <w:i w:val="false"/>
+                <w:b w:val="false"/>
+                <w:u w:val="none"/>
+                <w:sz w:val="22"/>
+                <w:szCs w:val="22"/>
+                <w:color w:val="000000"/>
+              </w:rPr>
+            </w:pPr>
+            <w:r>
+              <w:rPr>
+                <w:rFonts w:ascii="Helvetica" w:hAnsi="Helvetica" w:eastAsia="Helvetica" w:cs="Helvetica"/>
+                <w:i w:val="false"/>
+                <w:b w:val="false"/>
+                <w:u w:val="none"/>
+                <w:sz w:val="22"/>
+                <w:szCs w:val="22"/>
+                <w:color w:val="000000"/>
+              </w:rPr>
+              <w:t xml:space="preserve">0.99, 5.54</w:t>
+            </w:r>
+          </w:p>
+        </w:tc>
+        <w:tc>
+          <w:tcPr>
+            <w:tcBorders>
+              <w:bottom w:val="none" w:sz="0" w:space="0" w:color="000000"/>
+              <w:top w:val="none" w:sz="0" w:space="0" w:color="000000"/>
+              <w:left w:val="none" w:sz="0" w:space="0" w:color="000000"/>
+              <w:right w:val="none" w:sz="0" w:space="0" w:color="000000"/>
+            </w:tcBorders>
+            <w:shd w:val="clear" w:color="auto" w:fill="FFFFFF"/>
+            <w:tcMar>
+              <w:top w:w="0" w:type="dxa"/>
+              <w:bottom w:w="0" w:type="dxa"/>
+              <w:left w:w="0" w:type="dxa"/>
+              <w:right w:w="0" w:type="dxa"/>
+            </w:tcMar>
+            <w:vAlign w:val="top"/>
+          </w:tcPr>
+          <w:p>
+            <w:pPr>
+              <w:pStyle w:val="Normal"/>
+              <w:jc w:val="center"/>
+              <w:pBdr>
+                <w:bottom w:val="none" w:sz="0" w:space="0" w:color="000000"/>
+                <w:top w:val="none" w:sz="0" w:space="0" w:color="000000"/>
+                <w:left w:val="none" w:sz="0" w:space="0" w:color="000000"/>
+                <w:right w:val="none" w:sz="0" w:space="0" w:color="000000"/>
+              </w:pBdr>
+              <w:spacing w:after="100" w:before="100" w:line="240"/>
+              <w:ind w:left="100" w:right="100" w:firstLine="0" w:firstLineChars="0"/>
+              <w:rPr>
+                <w:rFonts w:ascii="Helvetica" w:hAnsi="Helvetica" w:eastAsia="Helvetica" w:cs="Helvetica"/>
+                <w:i w:val="false"/>
+                <w:b w:val="false"/>
+                <w:u w:val="none"/>
+                <w:sz w:val="22"/>
+                <w:szCs w:val="22"/>
+                <w:color w:val="000000"/>
+              </w:rPr>
+            </w:pPr>
+            <w:r>
+              <w:rPr>
+                <w:rFonts w:ascii="Helvetica" w:hAnsi="Helvetica" w:eastAsia="Helvetica" w:cs="Helvetica"/>
+                <w:i w:val="false"/>
+                <w:b w:val="false"/>
+                <w:u w:val="none"/>
+                <w:sz w:val="22"/>
+                <w:szCs w:val="22"/>
+                <w:color w:val="000000"/>
+              </w:rPr>
+              <w:t xml:space="preserve">0.053</w:t>
             </w:r>
           </w:p>
         </w:tc>
@@ -15811,7 +15811,7 @@
                 <w:szCs w:val="22"/>
                 <w:color w:val="000000"/>
               </w:rPr>
-              <w:t xml:space="preserve">323</w:t>
+              <w:t xml:space="preserve">322</w:t>
             </w:r>
           </w:p>
         </w:tc>
@@ -15970,7 +15970,7 @@
                 <w:szCs w:val="22"/>
                 <w:color w:val="000000"/>
               </w:rPr>
-              <w:t xml:space="preserve">0.660</w:t>
+              <w:t xml:space="preserve">0.700</w:t>
             </w:r>
           </w:p>
         </w:tc>
@@ -16023,7 +16023,7 @@
                 <w:szCs w:val="22"/>
                 <w:color w:val="000000"/>
               </w:rPr>
-              <w:t xml:space="preserve">323</w:t>
+              <w:t xml:space="preserve">322</w:t>
             </w:r>
           </w:p>
         </w:tc>
